--- a/01_プロダクト壁打ち/04_ワークシート/AI_Builders_Camp_KickOff_ワークシート_team-i.docx
+++ b/01_プロダクト壁打ち/04_ワークシート/AI_Builders_Camp_KickOff_ワークシート_team-i.docx
@@ -525,7 +525,7 @@
                 <w:rFonts w:ascii="Gungsuh" w:cs="Gungsuh" w:eastAsia="Gungsuh" w:hAnsi="Gungsuh"/>
                 <w:rtl w:val="0"/>
               </w:rPr>
-              <w:t xml:space="preserve">【記入】</w:t>
+              <w:t xml:space="preserve">プログラミングサークル Horizon</w:t>
             </w:r>
           </w:p>
         </w:tc>
@@ -2267,7 +2267,7 @@
                 <w:rFonts w:ascii="Gungsuh" w:cs="Gungsuh" w:eastAsia="Gungsuh" w:hAnsi="Gungsuh"/>
                 <w:rtl w:val="0"/>
               </w:rPr>
-              <w:t xml:space="preserve">新歓と4月最初の授業で、その場のノリでInstagramやLINEを交換したのに、数日後には「この人、どこで会った誰だっけ」となり、そのまま一度も連絡しないまま終わっている。</w:t>
+              <w:t xml:space="preserve">新歓でHorizonに入会した1年生が、週1の対面もくもく会に数回来たあと来なくなる。</w:t>
             </w:r>
           </w:p>
           <w:p>
@@ -2279,7 +2279,19 @@
                 <w:rFonts w:ascii="Gungsuh" w:cs="Gungsuh" w:eastAsia="Gungsuh" w:hAnsi="Gungsuh"/>
                 <w:rtl w:val="0"/>
               </w:rPr>
-              <w:t xml:space="preserve">スマホに残っているのは知らないアイコンとIDの一覧だけで、顔・名前・会った場面・話した内容がどれも結びつかない。もう一度話したい相手がいても、連絡する口実がない。</w:t>
+              <w:t xml:space="preserve">初参加の日に「今日何を作るか」が決まっていないので、入門記事の検索と環境構築で2時間が終わり、動くものを何ひとつ持ち帰れないまま帰っていく。詰まっても誰に聞けばいいか分からず、既存メンバーは各自の作業に入っているので話しかけるタイミングもない。</w:t>
+            </w:r>
+          </w:p>
+          <w:p>
+            <w:pPr>
+              <w:rPr/>
+            </w:pPr>
+            <w:r>
+              <w:rPr>
+                <w:rFonts w:ascii="Gungsuh" w:cs="Gungsuh" w:eastAsia="Gungsuh" w:hAnsi="Gungsuh"/>
+                <w:rtl w:val="0"/>
+              </w:rPr>
+              <w:t xml:space="preserve">その回が2〜3回続くと、次の週から来なくなる。</w:t>
             </w:r>
           </w:p>
         </w:tc>
@@ -2370,7 +2382,7 @@
                 <w:rFonts w:ascii="Gungsuh" w:cs="Gungsuh" w:eastAsia="Gungsuh" w:hAnsi="Gungsuh"/>
                 <w:rtl w:val="0"/>
               </w:rPr>
-              <w:t xml:space="preserve">入学直後の大学1年生（新歓期に短期間で大量に連絡先を交換する側）。</w:t>
+              <w:t xml:space="preserve">入会したばかりの1年生。特にプログラミング未経験・初心者で、もくもく会に来ても手応えがなく、来る理由を失っていく側。</w:t>
             </w:r>
           </w:p>
           <w:p>
@@ -2382,7 +2394,7 @@
                 <w:rFonts w:ascii="Gungsuh" w:cs="Gungsuh" w:eastAsia="Gungsuh" w:hAnsi="Gungsuh"/>
                 <w:rtl w:val="0"/>
               </w:rPr>
-              <w:t xml:space="preserve">新歓で新入生を迎えるサークル側も、交換した新入生がその後来ないという形で同じ問題に当たっている。</w:t>
+              <w:t xml:space="preserve">Horizonの運営メンバーも、誰が離脱しかけているのか分からないまま人数が減っていく、という形で同じ問題を抱えている。</w:t>
             </w:r>
           </w:p>
         </w:tc>
@@ -2473,7 +2485,7 @@
                 <w:rFonts w:ascii="Gungsuh" w:cs="Gungsuh" w:eastAsia="Gungsuh" w:hAnsi="Gungsuh"/>
                 <w:rtl w:val="0"/>
               </w:rPr>
-              <w:t xml:space="preserve">・新歓ブースや授業の席で、自分のQRを表示して相手に読み取ってもらう／相手のQRを読む。</w:t>
+              <w:t xml:space="preserve">・もくもく会に来て席に座り、とりあえずPCを開く。</w:t>
             </w:r>
           </w:p>
           <w:p>
@@ -2485,7 +2497,7 @@
                 <w:rFonts w:ascii="Gungsuh" w:cs="Gungsuh" w:eastAsia="Gungsuh" w:hAnsi="Gungsuh"/>
                 <w:rtl w:val="0"/>
               </w:rPr>
-              <w:t xml:space="preserve">・交換直後は次の人が待っているので、メモは一切取らずに次へ進む。</w:t>
+              <w:t xml:space="preserve">・やることが決まっていないので、まず入門記事やチュートリアルを検索するところから始める。</w:t>
             </w:r>
           </w:p>
           <w:p>
@@ -2497,7 +2509,7 @@
                 <w:rFonts w:ascii="Gungsuh" w:cs="Gungsuh" w:eastAsia="Gungsuh" w:hAnsi="Gungsuh"/>
                 <w:rtl w:val="0"/>
               </w:rPr>
-              <w:t xml:space="preserve">・後日、フォロー一覧を上から遡って、アイコンの顔から誰なのかを思い出そうとする。</w:t>
+              <w:t xml:space="preserve">・環境構築やインストールでつまずき、エラー文をひたすら検索し続ける。</w:t>
             </w:r>
           </w:p>
           <w:p>
@@ -2509,7 +2521,19 @@
                 <w:rFonts w:ascii="Gungsuh" w:cs="Gungsuh" w:eastAsia="Gungsuh" w:hAnsi="Gungsuh"/>
                 <w:rtl w:val="0"/>
               </w:rPr>
-              <w:t xml:space="preserve">・思い出せない、または送る口実がないので、結局DMを送らずに放置する。</w:t>
+              <w:t xml:space="preserve">・周りは自分の作業に入っているので、声をかけるタイミングが分からず黙っている。</w:t>
+            </w:r>
+          </w:p>
+          <w:p>
+            <w:pPr>
+              <w:rPr/>
+            </w:pPr>
+            <w:r>
+              <w:rPr>
+                <w:rFonts w:ascii="Gungsuh" w:cs="Gungsuh" w:eastAsia="Gungsuh" w:hAnsi="Gungsuh"/>
+                <w:rtl w:val="0"/>
+              </w:rPr>
+              <w:t xml:space="preserve">・2時間経って、動くものは何もできないまま片付けて帰る。次の週、来ない。</w:t>
             </w:r>
           </w:p>
         </w:tc>
@@ -2590,7 +2614,7 @@
                 <w:rFonts w:ascii="Gungsuh" w:cs="Gungsuh" w:eastAsia="Gungsuh" w:hAnsi="Gungsuh"/>
                 <w:rtl w:val="0"/>
               </w:rPr>
-              <w:t xml:space="preserve">4月の新歓期間に集中して発生。1日に複数団体を回るため、1日で数人〜十数人分たまる。</w:t>
+              <w:t xml:space="preserve">週1回のもくもく会のたび。特に入会1〜3回目に集中している。</w:t>
             </w:r>
           </w:p>
           <w:p>
@@ -2602,7 +2626,7 @@
                 <w:rFonts w:ascii="Gungsuh" w:cs="Gungsuh" w:eastAsia="Gungsuh" w:hAnsi="Gungsuh"/>
                 <w:rtl w:val="0"/>
               </w:rPr>
-              <w:t xml:space="preserve">【当日実測】各自のInstagram/LINEで「4月に追加した人数」と「その後に個別のやりとりをした人数」を数えて、実数をここに記入する。</w:t>
+              <w:t xml:space="preserve">【当日実測】新歓の入会者数／今も来ている人数／過去3回のもくもく会の出席者名を書き出し、新歓入会者のうち誰がいつから来ていないかを数えて、実数をここに記入する。</w:t>
             </w:r>
           </w:p>
         </w:tc>
@@ -2683,7 +2707,7 @@
                 <w:rFonts w:ascii="Gungsuh" w:cs="Gungsuh" w:eastAsia="Gungsuh" w:hAnsi="Gungsuh"/>
                 <w:rtl w:val="0"/>
               </w:rPr>
-              <w:t xml:space="preserve">【当日ヒアリングして転記】チームメンバーと、周囲の1年生3〜5人に同じ質問をして、実際に出た発言をそのまま書く。</w:t>
+              <w:t xml:space="preserve">【当日ヒアリングして転記】来なくなった1年生と、今も来ている1年生の両方に直接聞いて、実際に出た言葉をそのまま書く。</w:t>
             </w:r>
           </w:p>
           <w:p>
@@ -2695,7 +2719,7 @@
                 <w:rFonts w:ascii="Gungsuh" w:cs="Gungsuh" w:eastAsia="Gungsuh" w:hAnsi="Gungsuh"/>
                 <w:rtl w:val="0"/>
               </w:rPr>
-              <w:t xml:space="preserve">聞くこと：①4月に何人と交換したか　②今も個別に連絡を取っているのは何人か　③名前を見て「どこで会ったか」を言えるのは何人か　④連絡しなかった理由は何か。</w:t>
+              <w:t xml:space="preserve">聞くこと：①最後に来たのはいつか　②その日は何をしたか　③何かできた実感はあったか　④誰かと話したか　⑤来なくなった理由は何か。</w:t>
             </w:r>
           </w:p>
         </w:tc>
@@ -2786,7 +2810,7 @@
                 <w:rFonts w:ascii="Gungsuh" w:cs="Gungsuh" w:eastAsia="Gungsuh" w:hAnsi="Gungsuh"/>
                 <w:rtl w:val="0"/>
               </w:rPr>
-              <w:t xml:space="preserve">【当日そろえる】・4月に追加したSNSアカウント一覧のスクリーンショット</w:t>
+              <w:t xml:space="preserve">【当日そろえる】・新歓のときの入会者リスト（人数が分かるもの）</w:t>
             </w:r>
           </w:p>
           <w:p>
@@ -2798,7 +2822,7 @@
                 <w:rFonts w:ascii="Gungsuh" w:cs="Gungsuh" w:eastAsia="Gungsuh" w:hAnsi="Gungsuh"/>
                 <w:rtl w:val="0"/>
               </w:rPr>
-              <w:t xml:space="preserve">・新歓ブースに掲示されていたQRコードの写真／新歓のLINEグループの画面</w:t>
+              <w:t xml:space="preserve">・Discordの参加表明と、実際に来た人の差が分かる履歴／もくもく会の告知投稿</w:t>
             </w:r>
           </w:p>
           <w:p>
@@ -2810,7 +2834,7 @@
                 <w:rFonts w:ascii="Gungsuh" w:cs="Gungsuh" w:eastAsia="Gungsuh" w:hAnsi="Gungsuh"/>
                 <w:rtl w:val="0"/>
               </w:rPr>
-              <w:t xml:space="preserve">・自分の時間割アプリの画面（共通授業が後から判明した例）</w:t>
+              <w:t xml:space="preserve">・過去のもくもく会の写真（席の埋まり方の変化）</w:t>
             </w:r>
           </w:p>
         </w:tc>
@@ -3130,7 +3154,7 @@
                 <w:rFonts w:ascii="Gungsuh" w:cs="Gungsuh" w:eastAsia="Gungsuh" w:hAnsi="Gungsuh"/>
                 <w:rtl w:val="0"/>
               </w:rPr>
-              <w:t xml:space="preserve">※記入者①と違う場面を1つ。Step2の候補比較で並べるので、「いつ・どこで・何ができなかったか」まで書く。</w:t>
+              <w:t xml:space="preserve">※記入者①と違う場面を1つ。Horizonの活動の中で実際に起きたことに限る。Step2の候補比較で並べるので、「いつ・どこで・何ができなかったか」まで書く。</w:t>
             </w:r>
           </w:p>
         </w:tc>
@@ -3935,7 +3959,7 @@
                 <w:rFonts w:ascii="Gungsuh" w:cs="Gungsuh" w:eastAsia="Gungsuh" w:hAnsi="Gungsuh"/>
                 <w:rtl w:val="0"/>
               </w:rPr>
-              <w:t xml:space="preserve">※記入者①と違う場面を1つ。Step2の候補比較で並べるので、「いつ・どこで・何ができなかったか」まで書く。</w:t>
+              <w:t xml:space="preserve">※記入者①と違う場面を1つ。Horizonの活動の中で実際に起きたことに限る。Step2の候補比較で並べるので、「いつ・どこで・何ができなかったか」まで書く。</w:t>
             </w:r>
           </w:p>
         </w:tc>
@@ -4740,7 +4764,7 @@
                 <w:rFonts w:ascii="Gungsuh" w:cs="Gungsuh" w:eastAsia="Gungsuh" w:hAnsi="Gungsuh"/>
                 <w:rtl w:val="0"/>
               </w:rPr>
-              <w:t xml:space="preserve">※記入者①と違う場面を1つ。Step2の候補比較で並べるので、「いつ・どこで・何ができなかったか」まで書く。</w:t>
+              <w:t xml:space="preserve">※記入者①と違う場面を1つ。Horizonの活動の中で実際に起きたことに限る。Step2の候補比較で並べるので、「いつ・どこで・何ができなかったか」まで書く。</w:t>
             </w:r>
           </w:p>
         </w:tc>
@@ -5545,7 +5569,7 @@
                 <w:rFonts w:ascii="Gungsuh" w:cs="Gungsuh" w:eastAsia="Gungsuh" w:hAnsi="Gungsuh"/>
                 <w:rtl w:val="0"/>
               </w:rPr>
-              <w:t xml:space="preserve">※記入者①と違う場面を1つ。Step2の候補比較で並べるので、「いつ・どこで・何ができなかったか」まで書く。</w:t>
+              <w:t xml:space="preserve">※記入者①と違う場面を1つ。Horizonの活動の中で実際に起きたことに限る。Step2の候補比較で並べるので、「いつ・どこで・何ができなかったか」まで書く。</w:t>
             </w:r>
           </w:p>
         </w:tc>
@@ -6350,7 +6374,7 @@
                 <w:rFonts w:ascii="Gungsuh" w:cs="Gungsuh" w:eastAsia="Gungsuh" w:hAnsi="Gungsuh"/>
                 <w:rtl w:val="0"/>
               </w:rPr>
-              <w:t xml:space="preserve">※記入者①と違う場面を1つ。Step2の候補比較で並べるので、「いつ・どこで・何ができなかったか」まで書く。</w:t>
+              <w:t xml:space="preserve">※記入者①と違う場面を1つ。Horizonの活動の中で実際に起きたことに限る。Step2の候補比較で並べるので、「いつ・どこで・何ができなかったか」まで書く。</w:t>
             </w:r>
           </w:p>
         </w:tc>
@@ -7205,7 +7229,7 @@
                 <w:rFonts w:ascii="Gungsuh" w:cs="Gungsuh" w:eastAsia="Gungsuh" w:hAnsi="Gungsuh"/>
                 <w:rtl w:val="0"/>
               </w:rPr>
-              <w:t xml:space="preserve">新歓・初回授業で交換した相手を思い出せず、2回目の接点が生まれない（1年生）</w:t>
+              <w:t xml:space="preserve">新歓で入会した1年生が、もくもく会で手応えを得られないまま数回で来なくなる（幽霊部員化）</w:t>
             </w:r>
           </w:p>
         </w:tc>
@@ -7227,7 +7251,7 @@
                 <w:rFonts w:ascii="Gungsuh" w:cs="Gungsuh" w:eastAsia="Gungsuh" w:hAnsi="Gungsuh"/>
                 <w:rtl w:val="0"/>
               </w:rPr>
-              <w:t xml:space="preserve">4月に集中。新歓期は毎日</w:t>
+              <w:t xml:space="preserve">毎週。特に入会1〜3回目</w:t>
             </w:r>
           </w:p>
         </w:tc>
@@ -7249,7 +7273,7 @@
                 <w:rFonts w:ascii="Gungsuh" w:cs="Gungsuh" w:eastAsia="Gungsuh" w:hAnsi="Gungsuh"/>
                 <w:rtl w:val="0"/>
               </w:rPr>
-              <w:t xml:space="preserve">学部1年生のほぼ全員＋新歓する上級生</w:t>
+              <w:t xml:space="preserve">今年の新歓入会者ほぼ全員＋運営メンバー</w:t>
             </w:r>
           </w:p>
         </w:tc>
@@ -7271,7 +7295,7 @@
                 <w:rFonts w:ascii="Gungsuh" w:cs="Gungsuh" w:eastAsia="Gungsuh" w:hAnsi="Gungsuh"/>
                 <w:rtl w:val="0"/>
               </w:rPr>
-              <w:t xml:space="preserve">○ チーム全員が今年の当事者。SNSの追加履歴とスクショが今この場で出せる</w:t>
+              <w:t xml:space="preserve">○ 出席の記録と、来なくなった本人への聞き取りが今日この場でできる</w:t>
             </w:r>
           </w:p>
         </w:tc>
@@ -7293,7 +7317,7 @@
                 <w:rFonts w:ascii="Gungsuh" w:cs="Gungsuh" w:eastAsia="Gungsuh" w:hAnsi="Gungsuh"/>
                 <w:rtl w:val="0"/>
               </w:rPr>
-              <w:t xml:space="preserve">○ 出会った文脈と共通点を自動で残せば解ける</w:t>
+              <w:t xml:space="preserve">○ 「持ち帰れる成果」と「聞ける相手」を作る仕組みで解ける</w:t>
             </w:r>
           </w:p>
         </w:tc>
@@ -7321,7 +7345,7 @@
                 <w:rFonts w:ascii="Gungsuh" w:cs="Gungsuh" w:eastAsia="Gungsuh" w:hAnsi="Gungsuh"/>
                 <w:rtl w:val="0"/>
               </w:rPr>
-              <w:t xml:space="preserve">友達と空きコマや予定を合わせるのが面倒で、LINEの往復で流れる（在学生）</w:t>
+              <w:t xml:space="preserve">詰まったときに、その技術に詳しい人がサークル内の誰なのか分からない</w:t>
             </w:r>
           </w:p>
         </w:tc>
@@ -7343,7 +7367,7 @@
                 <w:rFonts w:ascii="Gungsuh" w:cs="Gungsuh" w:eastAsia="Gungsuh" w:hAnsi="Gungsuh"/>
                 <w:rtl w:val="0"/>
               </w:rPr>
-              <w:t xml:space="preserve">週に数回</w:t>
+              <w:t xml:space="preserve">もくもく会のたび</w:t>
             </w:r>
           </w:p>
         </w:tc>
@@ -7365,7 +7389,7 @@
                 <w:rFonts w:ascii="Gungsuh" w:cs="Gungsuh" w:eastAsia="Gungsuh" w:hAnsi="Gungsuh"/>
                 <w:rtl w:val="0"/>
               </w:rPr>
-              <w:t xml:space="preserve">在学生全般</w:t>
+              <w:t xml:space="preserve">初心者〜中級のメンバー</w:t>
             </w:r>
           </w:p>
         </w:tc>
@@ -7387,7 +7411,7 @@
                 <w:rFonts w:ascii="Gungsuh" w:cs="Gungsuh" w:eastAsia="Gungsuh" w:hAnsi="Gungsuh"/>
                 <w:rtl w:val="0"/>
               </w:rPr>
-              <w:t xml:space="preserve">△ LINEのやりとりは残っているが、件数は数えていない</w:t>
+              <w:t xml:space="preserve">△ 経験としてはあるが、記録が残っていない</w:t>
             </w:r>
           </w:p>
         </w:tc>
@@ -7409,7 +7433,7 @@
                 <w:rFonts w:ascii="Gungsuh" w:cs="Gungsuh" w:eastAsia="Gungsuh" w:hAnsi="Gungsuh"/>
                 <w:rtl w:val="0"/>
               </w:rPr>
-              <w:t xml:space="preserve">△ 既存の日程調整ツールとの差が出しにくい</w:t>
+              <w:t xml:space="preserve">△ 単体では機能が薄い。候補1の一部として扱える</w:t>
             </w:r>
           </w:p>
         </w:tc>
@@ -7437,7 +7461,7 @@
                 <w:rFonts w:ascii="Gungsuh" w:cs="Gungsuh" w:eastAsia="Gungsuh" w:hAnsi="Gungsuh"/>
                 <w:rtl w:val="0"/>
               </w:rPr>
-              <w:t xml:space="preserve">大学のイベントに誰が行くか分からず、一人だと行きづらくて参加を見送る</w:t>
+              <w:t xml:space="preserve">1回休むと、今みんなが何をやっているか分からなくなって復帰しづらい</w:t>
             </w:r>
           </w:p>
         </w:tc>
@@ -7459,7 +7483,7 @@
                 <w:rFonts w:ascii="Gungsuh" w:cs="Gungsuh" w:eastAsia="Gungsuh" w:hAnsi="Gungsuh"/>
                 <w:rtl w:val="0"/>
               </w:rPr>
-              <w:t xml:space="preserve">学期に数回</w:t>
+              <w:t xml:space="preserve">休んだ人ごとに発生</w:t>
             </w:r>
           </w:p>
         </w:tc>
@@ -7481,7 +7505,7 @@
                 <w:rFonts w:ascii="Gungsuh" w:cs="Gungsuh" w:eastAsia="Gungsuh" w:hAnsi="Gungsuh"/>
                 <w:rtl w:val="0"/>
               </w:rPr>
-              <w:t xml:space="preserve">イベント参加を迷う学生</w:t>
+              <w:t xml:space="preserve">不定期参加のメンバー</w:t>
             </w:r>
           </w:p>
         </w:tc>
@@ -7503,7 +7527,7 @@
                 <w:rFonts w:ascii="Gungsuh" w:cs="Gungsuh" w:eastAsia="Gungsuh" w:hAnsi="Gungsuh"/>
                 <w:rtl w:val="0"/>
               </w:rPr>
-              <w:t xml:space="preserve">△ 参加率のデータは大学側にしかなく、手元にない</w:t>
+              <w:t xml:space="preserve">△ 聞けば出てくるが、数字がない</w:t>
             </w:r>
           </w:p>
         </w:tc>
@@ -7525,7 +7549,7 @@
                 <w:rFonts w:ascii="Gungsuh" w:cs="Gungsuh" w:eastAsia="Gungsuh" w:hAnsi="Gungsuh"/>
                 <w:rtl w:val="0"/>
               </w:rPr>
-              <w:t xml:space="preserve">△ これ単体では機能が薄い</w:t>
+              <w:t xml:space="preserve">△ 候補1を解けば副次的に解ける</w:t>
             </w:r>
           </w:p>
         </w:tc>
@@ -7638,7 +7662,7 @@
                 <w:rFonts w:ascii="Gungsuh" w:cs="Gungsuh" w:eastAsia="Gungsuh" w:hAnsi="Gungsuh"/>
                 <w:rtl w:val="0"/>
               </w:rPr>
-              <w:t xml:space="preserve">新歓・4月最初の授業でQRやSNSを交換した1年生が、相手が誰でどこで会ったかを思い出せず、もう一度会う口実も作れないまま、交換した関係がそのまま立ち消えている。</w:t>
+              <w:t xml:space="preserve">新歓でHorizonに入会した1年生が、週1の対面もくもく会で、今日やることも聞ける相手も決まらないまま2時間を終え、持ち帰れる成果がないまま来なくなっている。</w:t>
             </w:r>
           </w:p>
         </w:tc>
@@ -7740,7 +7764,7 @@
                 <w:rFonts w:ascii="Gungsuh" w:cs="Gungsuh" w:eastAsia="Gungsuh" w:hAnsi="Gungsuh"/>
                 <w:rtl w:val="0"/>
               </w:rPr>
-              <w:t xml:space="preserve">・ペインの深さ：4月に一度きりの機会で、放置すると「友達ゼロのまま学期が進む」という取り返しのつかない結果になる。候補2・3は不便だが致命傷ではない。</w:t>
+              <w:t xml:space="preserve">・ペインの深さ：放置するとメンバーが毎年入っては消え、サークルそのものが縮む。1年生側も「自分には向いていなかった」で終わり、本来できたはずの体験を丸ごと失う。</w:t>
             </w:r>
           </w:p>
           <w:p>
@@ -7752,7 +7776,7 @@
                 <w:rFonts w:ascii="Gungsuh" w:cs="Gungsuh" w:eastAsia="Gungsuh" w:hAnsi="Gungsuh"/>
                 <w:rtl w:val="0"/>
               </w:rPr>
-              <w:t xml:space="preserve">・一次情報へのアクセス：チーム全員が今年の当事者で、SNSの追加履歴という証拠が手元にある。会場でも1年生に直接聞ける。候補3は手元にデータがない。</w:t>
+              <w:t xml:space="preserve">・一次情報へのアクセス：出席の記録も、来なくなった本人への聞き取りも、自分たちの団体の中で今日そのまま取れる。候補2・3は数字が残っていない。</w:t>
             </w:r>
           </w:p>
           <w:p>
@@ -7764,7 +7788,7 @@
                 <w:rFonts w:ascii="Gungsuh" w:cs="Gungsuh" w:eastAsia="Gungsuh" w:hAnsi="Gungsuh"/>
                 <w:rtl w:val="0"/>
               </w:rPr>
-              <w:t xml:space="preserve">・プロダクトで解ける見込み：出会った文脈と時間割は「その瞬間にしか取れない情報」で、既存SNSは保存していない。仕組みを作らないと解けない一方、作れば確実に解ける。</w:t>
+              <w:t xml:space="preserve">・プロダクトで解ける見込み：候補2（聞ける人が分からない）と候補3（復帰しづらい）は候補1の原因の一部なので、候補1を解く過程で同時に扱える。</w:t>
             </w:r>
           </w:p>
         </w:tc>
@@ -8024,7 +8048,7 @@
                 <w:rFonts w:ascii="Gungsuh" w:cs="Gungsuh" w:eastAsia="Gungsuh" w:hAnsi="Gungsuh"/>
                 <w:rtl w:val="0"/>
               </w:rPr>
-              <w:t xml:space="preserve">入学直後の大学1年生が、新歓や初回授業でQR・SNSを交換した数日後に、相手が誰でどこで会ったかを思い出せず、2回目に会う口実を作ることができずに困っている。</w:t>
+              <w:t xml:space="preserve">Horizonに新歓で入会した1年生が、週1の対面もくもく会で、今日やることも聞ける相手も決まらないまま2時間を終え、持ち帰れる成果を1つも作ることができずに困っている。</w:t>
             </w:r>
           </w:p>
         </w:tc>
@@ -8226,7 +8250,7 @@
                 <w:rFonts w:ascii="Gungsuh" w:cs="Gungsuh" w:eastAsia="Gungsuh" w:hAnsi="Gungsuh"/>
                 <w:rtl w:val="0"/>
               </w:rPr>
-              <w:t xml:space="preserve">交換1件あたり、思い出そうとして数分。結局連絡しない＝友達になれたはずの相手1人を失う</w:t>
+              <w:t xml:space="preserve">参加者1人あたり2時間がまるごと成果ゼロで消える。あわせて「自分には向いていない」という判断が1回ぶん積み上がる</w:t>
             </w:r>
           </w:p>
         </w:tc>
@@ -8248,7 +8272,7 @@
                 <w:rFonts w:ascii="Gungsuh" w:cs="Gungsuh" w:eastAsia="Gungsuh" w:hAnsi="Gungsuh"/>
                 <w:rtl w:val="0"/>
               </w:rPr>
-              <w:t xml:space="preserve">4月の新歓期に集中。1人あたり【当日実測：例 20〜50件】の交換</w:t>
+              <w:t xml:space="preserve">週1回のもくもく会のたび。入会1〜3回目に集中【当日実測】</w:t>
             </w:r>
           </w:p>
         </w:tc>
@@ -8270,7 +8294,7 @@
                 <w:rFonts w:ascii="Gungsuh" w:cs="Gungsuh" w:eastAsia="Gungsuh" w:hAnsi="Gungsuh"/>
                 <w:rtl w:val="0"/>
               </w:rPr>
-              <w:t xml:space="preserve">4月に交換した相手の大半が2回目なしで消える。1年生1人あたり数十人分の関係が立ち消え</w:t>
+              <w:t xml:space="preserve">新歓入会者【当日実測】名のうち、3か月後に残るのは【当日実測】名。1人の離脱がそのままサークルの活動人数の減少になる</w:t>
             </w:r>
           </w:p>
         </w:tc>
@@ -8372,7 +8396,7 @@
                 <w:rFonts w:ascii="Gungsuh" w:cs="Gungsuh" w:eastAsia="Gungsuh" w:hAnsi="Gungsuh"/>
                 <w:rtl w:val="0"/>
               </w:rPr>
-              <w:t xml:space="preserve">・Instagramの名前欄に「軽音 ミサキ」などと手で追記する→ 交換の瞬間は次の人が待っていて入力できず、後から書こうとしても記憶が薄れていて続かない。</w:t>
+              <w:t xml:space="preserve">・Discordで「今日もくもく会やります」と告知する→ 来るきっかけにはなるが、来た後に何をするかは各自任せのまま。</w:t>
             </w:r>
           </w:p>
           <w:p>
@@ -8384,7 +8408,7 @@
                 <w:rFonts w:ascii="Gungsuh" w:cs="Gungsuh" w:eastAsia="Gungsuh" w:hAnsi="Gungsuh"/>
                 <w:rtl w:val="0"/>
               </w:rPr>
-              <w:t xml:space="preserve">・フォロー一覧やストーリーを遡って思い出す→ 出会った場面の情報はそもそもどこにも保存されていないので、遡っても出てこない。</w:t>
+              <w:t xml:space="preserve">・先輩が気づいたときに声をかける→ 気づいてもらえた人だけが救われ、黙って詰まっている人は最後まで見過ごされる。</w:t>
             </w:r>
           </w:p>
           <w:p>
@@ -8396,7 +8420,7 @@
                 <w:rFonts w:ascii="Gungsuh" w:cs="Gungsuh" w:eastAsia="Gungsuh" w:hAnsi="Gungsuh"/>
                 <w:rtl w:val="0"/>
               </w:rPr>
-              <w:t xml:space="preserve">・新歓のLINEグループに入る→ 全体連絡は届くが、個人との1対1の接点は生まれない。</w:t>
+              <w:t xml:space="preserve">・入門用の資料やおすすめ教材を共有する→ 読むだけで手が動かず、その日の成果にはならない。</w:t>
             </w:r>
           </w:p>
           <w:p>
@@ -8408,7 +8432,7 @@
                 <w:rFonts w:ascii="Gungsuh" w:cs="Gungsuh" w:eastAsia="Gungsuh" w:hAnsi="Gungsuh"/>
                 <w:rtl w:val="0"/>
               </w:rPr>
-              <w:t xml:space="preserve">限界：既存SNSは「投稿を見る・連絡する」ための道具で、出会った文脈（いつ・どこで・何が共通か）を置く場所がなく、次に会う理由も作ってくれない。</w:t>
+              <w:t xml:space="preserve">限界：告知も資料も「会に来るまで」を支えているだけで、「来たあとの2時間の中身」と「持ち帰る成果」には誰も踏み込んでいない。</w:t>
             </w:r>
           </w:p>
         </w:tc>
@@ -8489,7 +8513,7 @@
                 <w:rFonts w:ascii="Gungsuh" w:cs="Gungsuh" w:eastAsia="Gungsuh" w:hAnsi="Gungsuh"/>
                 <w:rtl w:val="0"/>
               </w:rPr>
-              <w:t xml:space="preserve">4月に作れたはずの関係がまとめて立ち消え、5月以降は新しく話しかける機会自体がほとんどなくなる。</w:t>
+              <w:t xml:space="preserve">入会者が毎年入っては消えるサイクルが固定化し、常連だけの内輪の会になる。</w:t>
             </w:r>
           </w:p>
           <w:p>
@@ -8501,7 +8525,7 @@
                 <w:rFonts w:ascii="Gungsuh" w:cs="Gungsuh" w:eastAsia="Gungsuh" w:hAnsi="Gungsuh"/>
                 <w:rtl w:val="0"/>
               </w:rPr>
-              <w:t xml:space="preserve">1年生が学内で居場所を持てないまま孤立し、授業も空きコマも一人で過ごすことが固定化する。</w:t>
+              <w:t xml:space="preserve">人数が減ると次の新歓の説得力も落ちて、さらに人が入らなくなる。</w:t>
             </w:r>
           </w:p>
           <w:p>
@@ -8513,7 +8537,7 @@
                 <w:rFonts w:ascii="Gungsuh" w:cs="Gungsuh" w:eastAsia="Gungsuh" w:hAnsi="Gungsuh"/>
                 <w:rtl w:val="0"/>
               </w:rPr>
-              <w:t xml:space="preserve">サークル側も、新歓で交換した新入生が来ないまま定着率が落ちる。</w:t>
+              <w:t xml:space="preserve">1年生側も「プログラミングは向いていなかった」という結論だけを持って辞めていく。</w:t>
             </w:r>
           </w:p>
         </w:tc>
@@ -8606,7 +8630,7 @@
                 <w:rFonts w:ascii="Gungsuh" w:cs="Gungsuh" w:eastAsia="Gungsuh" w:hAnsi="Gungsuh"/>
                 <w:rtl w:val="0"/>
               </w:rPr>
-              <w:t xml:space="preserve">①チーム内で、4月に交換した件数／今も個別にやりとりする人数／名前だけで出会った場面を言える割合を数える。</w:t>
+              <w:t xml:space="preserve">①過去3回のもくもく会の出席者名を書き出し、新歓入会者のうち誰がいつから来ていないかを数える。</w:t>
             </w:r>
           </w:p>
           <w:p>
@@ -8618,7 +8642,7 @@
                 <w:rFonts w:ascii="Gungsuh" w:cs="Gungsuh" w:eastAsia="Gungsuh" w:hAnsi="Gungsuh"/>
                 <w:rtl w:val="0"/>
               </w:rPr>
-              <w:t xml:space="preserve">②会場にいる他大学の1年生3〜5人に同じ質問をして、数字と発言をそのまま記録する。</w:t>
+              <w:t xml:space="preserve">②来なくなった1年生2〜3人に、最後に来た日に何をしたか・何かできた実感があったかを聞いて、言葉をそのまま記録する。</w:t>
             </w:r>
           </w:p>
         </w:tc>
@@ -8989,7 +9013,7 @@
                 <w:rFonts w:ascii="Gungsuh" w:cs="Gungsuh" w:eastAsia="Gungsuh" w:hAnsi="Gungsuh"/>
                 <w:rtl w:val="0"/>
               </w:rPr>
-              <w:t xml:space="preserve">交換した瞬間に「どこで会ったか」を記録する場所がない。QR/SNSはIDを交換して終わる。</w:t>
+              <w:t xml:space="preserve">来た時点で「今日やること」が決まっていない。決めるところから始まるので、決める前に時間が溶ける。</w:t>
             </w:r>
           </w:p>
         </w:tc>
@@ -9011,7 +9035,7 @@
                 <w:rFonts w:ascii="Gungsuh" w:cs="Gungsuh" w:eastAsia="Gungsuh" w:hAnsi="Gungsuh"/>
                 <w:rtl w:val="0"/>
               </w:rPr>
-              <w:t xml:space="preserve">交換直後は次の人が並んでいて誰もメモを取っていない（Step1の行動事実）。</w:t>
+              <w:t xml:space="preserve">初参加者はまず入門記事の検索から始めている（Step1の行動事実）。</w:t>
             </w:r>
           </w:p>
         </w:tc>
@@ -9061,7 +9085,7 @@
                 <w:rFonts w:ascii="Gungsuh" w:cs="Gungsuh" w:eastAsia="Gungsuh" w:hAnsi="Gungsuh"/>
                 <w:rtl w:val="0"/>
               </w:rPr>
-              <w:t xml:space="preserve">記録が全部手入力なので負担が大きく、続かない。</w:t>
+              <w:t xml:space="preserve">やりたいことのサイズが2時間に対して大きすぎる。「アプリを作る」から始めて環境構築で終わる。</w:t>
             </w:r>
           </w:p>
         </w:tc>
@@ -9083,7 +9107,7 @@
                 <w:rFonts w:ascii="Gungsuh" w:cs="Gungsuh" w:eastAsia="Gungsuh" w:hAnsi="Gungsuh"/>
                 <w:rtl w:val="0"/>
               </w:rPr>
-              <w:t xml:space="preserve">名前欄を編集した人も数人で止め、その後は書いていない（Step1）。</w:t>
+              <w:t xml:space="preserve">2時間で動くものができた回がほとんどない（Step1）。</w:t>
             </w:r>
           </w:p>
         </w:tc>
@@ -9133,7 +9157,7 @@
                 <w:rFonts w:ascii="Gungsuh" w:cs="Gungsuh" w:eastAsia="Gungsuh" w:hAnsi="Gungsuh"/>
                 <w:rtl w:val="0"/>
               </w:rPr>
-              <w:t xml:space="preserve">共通点（同じ授業・重なる空きコマ・同じイベント）が本人同士に見えず、次に会う口実を作れない。</w:t>
+              <w:t xml:space="preserve">誰が何をできるかが見えないので、詰まっても聞けない。話しかける口実がない。</w:t>
             </w:r>
           </w:p>
         </w:tc>
@@ -9155,7 +9179,7 @@
                 <w:rFonts w:ascii="Gungsuh" w:cs="Gungsuh" w:eastAsia="Gungsuh" w:hAnsi="Gungsuh"/>
                 <w:rtl w:val="0"/>
               </w:rPr>
-              <w:t xml:space="preserve">同じ授業を取っていたことに学期の途中で偶然気づいた、という経験（Step3のヒアリングで確認）。</w:t>
+              <w:t xml:space="preserve">既存メンバーは各自の作業に入っていて、声をかけるタイミングが分からない（Step1）。</w:t>
             </w:r>
           </w:p>
         </w:tc>
@@ -9205,7 +9229,7 @@
                 <w:rFonts w:ascii="Gungsuh" w:cs="Gungsuh" w:eastAsia="Gungsuh" w:hAnsi="Gungsuh"/>
                 <w:rtl w:val="0"/>
               </w:rPr>
-              <w:t xml:space="preserve">4月は交換数が一度に多すぎて、記憶が上書きされる。</w:t>
+              <w:t xml:space="preserve">会が終わったときに何も残らない。次に来る理由も、運営が離脱に気づく手がかりも生まれない。</w:t>
             </w:r>
           </w:p>
         </w:tc>
@@ -9227,7 +9251,7 @@
                 <w:rFonts w:ascii="Gungsuh" w:cs="Gungsuh" w:eastAsia="Gungsuh" w:hAnsi="Gungsuh"/>
                 <w:rtl w:val="0"/>
               </w:rPr>
-              <w:t xml:space="preserve">新歓期は1日に複数団体を回り、1日で十数人と交換する（Step1）。</w:t>
+              <w:t xml:space="preserve">帰り際に成果を共有する場面が今はなく、誰がいつから来ていないかを一度も数えたことがない（Step1・Step3）。</w:t>
             </w:r>
           </w:p>
         </w:tc>
@@ -9249,7 +9273,7 @@
                 <w:rFonts w:ascii="Gungsuh" w:cs="Gungsuh" w:eastAsia="Gungsuh" w:hAnsi="Gungsuh"/>
                 <w:rtl w:val="0"/>
               </w:rPr>
-              <w:t xml:space="preserve">4月に強く出る季節要因</w:t>
+              <w:t xml:space="preserve">ずっと続く原因</w:t>
             </w:r>
           </w:p>
         </w:tc>
@@ -9341,7 +9365,7 @@
                 <w:rFonts w:ascii="Gungsuh" w:cs="Gungsuh" w:eastAsia="Gungsuh" w:hAnsi="Gungsuh"/>
                 <w:rtl w:val="0"/>
               </w:rPr>
-              <w:t xml:space="preserve">Instagram・LINEは連絡手段であって、出会った文脈も相手の時間割も持っていないので、共通点を出しようがない。</w:t>
+              <w:t xml:space="preserve">Discordの告知は「来るかどうか」しか扱っていない。来たあとの2時間には何も関与しない。</w:t>
             </w:r>
           </w:p>
           <w:p>
@@ -9353,7 +9377,7 @@
                 <w:rFonts w:ascii="Gungsuh" w:cs="Gungsuh" w:eastAsia="Gungsuh" w:hAnsi="Gungsuh"/>
                 <w:rtl w:val="0"/>
               </w:rPr>
-              <w:t xml:space="preserve">手動メモは「交換の瞬間が一番時間がない」という現実と正面から衝突していて、意識を高くしても構造的に続かない。</w:t>
+              <w:t xml:space="preserve">入門資料は個人が読むもので、その日その場に誰がいて、誰が何を得意としているかを知らない。</w:t>
             </w:r>
           </w:p>
           <w:p>
@@ -9365,7 +9389,7 @@
                 <w:rFonts w:ascii="Gungsuh" w:cs="Gungsuh" w:eastAsia="Gungsuh" w:hAnsi="Gungsuh"/>
                 <w:rtl w:val="0"/>
               </w:rPr>
-              <w:t xml:space="preserve">時間割アプリは自分の予定しか持たず、初対面で交換した相手との共通点や誘い文にはつながらない。</w:t>
+              <w:t xml:space="preserve">先輩の声かけは善意頼みで、詰まっている本人が黙っている限り届かない。気づいてもらえるかどうかが運になっている。</w:t>
             </w:r>
           </w:p>
           <w:p>
@@ -9377,7 +9401,7 @@
                 <w:rFonts w:ascii="Gungsuh" w:cs="Gungsuh" w:eastAsia="Gungsuh" w:hAnsi="Gungsuh"/>
                 <w:rtl w:val="0"/>
               </w:rPr>
-              <w:t xml:space="preserve">つまり「文脈を自動で残す」役と「共通点から口実を作る」役を担う場所が、今どこにも存在しない。</w:t>
+              <w:t xml:space="preserve">つまり「会の最初の5分でその日のゴールを決める」役と、「その場にいる人の中から聞ける相手を指す」役を、今は誰も担っていない。</w:t>
             </w:r>
           </w:p>
         </w:tc>
@@ -9458,7 +9482,7 @@
                 <w:rFonts w:ascii="Gungsuh" w:cs="Gungsuh" w:eastAsia="Gungsuh" w:hAnsi="Gungsuh"/>
                 <w:rtl w:val="0"/>
               </w:rPr>
-              <w:t xml:space="preserve">原因③：交換した相手との共通点と、次に会える機会が本人に見えていないため、2回目に会う口実を自分で作れない。</w:t>
+              <w:t xml:space="preserve">原因①②：もくもく会に来た時点で「今日の2時間で終わるゴール」が決まっておらず、成果ゼロのまま帰ってしまう。</w:t>
             </w:r>
           </w:p>
           <w:p>
@@ -9470,7 +9494,7 @@
                 <w:rFonts w:ascii="Gungsuh" w:cs="Gungsuh" w:eastAsia="Gungsuh" w:hAnsi="Gungsuh"/>
                 <w:rtl w:val="0"/>
               </w:rPr>
-              <w:t xml:space="preserve">（原因①「交換時に文脈が残らない」は、この原因③を解消するための入力条件として同じ画面で同時に扱う）</w:t>
+              <w:t xml:space="preserve">（原因③「聞ける相手が分からない」はゴールを決めるのと同じ画面で相棒を指すことで、原因④「何も残らない」は終了時の1行記録で、それぞれ同時に解消する）</w:t>
             </w:r>
           </w:p>
         </w:tc>
@@ -9561,7 +9585,7 @@
                 <w:rFonts w:ascii="Gungsuh" w:cs="Gungsuh" w:eastAsia="Gungsuh" w:hAnsi="Gungsuh"/>
                 <w:rtl w:val="0"/>
               </w:rPr>
-              <w:t xml:space="preserve">・この原因が消えると「相手が誰か思い出せない」も同時に消える。「同じ心理学概論を取っている、軽音の新歓で会った人」と出れば、思い出す作業そのものが要らなくなる。</w:t>
+              <w:t xml:space="preserve">・1回でも「できた」が残れば、それがそのまま次に来る理由になる。逆にここが埋まらない限り、告知を増やしても声かけを増やしても離脱は止まらない。</w:t>
             </w:r>
           </w:p>
           <w:p>
@@ -9573,7 +9597,7 @@
                 <w:rFonts w:ascii="Gungsuh" w:cs="Gungsuh" w:eastAsia="Gungsuh" w:hAnsi="Gungsuh"/>
                 <w:rtl w:val="0"/>
               </w:rPr>
-              <w:t xml:space="preserve">・原因④（交換数が多い）は季節要因でこちらから動かせない。原因②（入力負担）は、そもそも入力を求めない設計にすれば回避できる。</w:t>
+              <w:t xml:space="preserve">・原因③（聞ける相手がいない）と原因④（何も残らない）は、ゴールを決める同じ画面の中で一緒に解消できるので、1機能で3つに効く。</w:t>
             </w:r>
           </w:p>
           <w:p>
@@ -9585,7 +9609,7 @@
                 <w:rFonts w:ascii="Gungsuh" w:cs="Gungsuh" w:eastAsia="Gungsuh" w:hAnsi="Gungsuh"/>
                 <w:rtl w:val="0"/>
               </w:rPr>
-              <w:t xml:space="preserve">・効果は「交換した相手と実際にもう一度会えた件数」で測れるので、Giving Campaign期間の実利用でも検証できる。</w:t>
+              <w:t xml:space="preserve">・効果は「もくもく会に来て『できた』を1つ持ち帰った人の割合」と「翌週の再参加率」で測れる。来週のもくもく会で、そのまま検証できる。</w:t>
             </w:r>
           </w:p>
         </w:tc>
@@ -10038,7 +10062,7 @@
                 <w:rFonts w:ascii="Gungsuh" w:cs="Gungsuh" w:eastAsia="Gungsuh" w:hAnsi="Gungsuh"/>
                 <w:rtl w:val="0"/>
               </w:rPr>
-              <w:t xml:space="preserve">原因③：共通点と次に会う機会が見えない</w:t>
+              <w:t xml:space="preserve">原因①②：今日のゴールが決まらず、2時間に対して大きすぎる</w:t>
             </w:r>
           </w:p>
         </w:tc>
@@ -10060,7 +10084,7 @@
                 <w:rFonts w:ascii="Gungsuh" w:cs="Gungsuh" w:eastAsia="Gungsuh" w:hAnsi="Gungsuh"/>
                 <w:rtl w:val="0"/>
               </w:rPr>
-              <w:t xml:space="preserve">QR交換した相手ごとに「出会いカード」を自動生成し、共通授業・共通イベント・公開された時間割を根拠に、AIが「一緒にできること」と「そのまま送れる誘い文」を提案する</w:t>
+              <w:t xml:space="preserve">会の冒頭5分で全員が「今日やること」を1行だけ宣言すると、AIが2時間で終わるサイズに刻み直して「今日のゴール」にする</w:t>
             </w:r>
           </w:p>
         </w:tc>
@@ -10082,7 +10106,7 @@
                 <w:rFonts w:ascii="Gungsuh" w:cs="Gungsuh" w:eastAsia="Gungsuh" w:hAnsi="Gungsuh"/>
                 <w:rtl w:val="0"/>
               </w:rPr>
-              <w:t xml:space="preserve">新歓・初回授業で交換した1年生</w:t>
+              <w:t xml:space="preserve">もくもく会に来たメンバー（特に入会3か月以内の1年生）</w:t>
             </w:r>
           </w:p>
         </w:tc>
@@ -10104,7 +10128,7 @@
                 <w:rFonts w:ascii="Gungsuh" w:cs="Gungsuh" w:eastAsia="Gungsuh" w:hAnsi="Gungsuh"/>
                 <w:rtl w:val="0"/>
               </w:rPr>
-              <w:t xml:space="preserve">思い出す作業も文面を考える作業も不要になり、「授業のあと学食どう？」まで1タップで届くので、2回目の口実が自動的に生まれる</w:t>
+              <w:t xml:space="preserve">座った瞬間に「今日はここまで」が決まるので、決めるための時間が消え、2時間で必ず届くサイズになる</w:t>
             </w:r>
           </w:p>
         </w:tc>
@@ -10132,7 +10156,7 @@
                 <w:rFonts w:ascii="Gungsuh" w:cs="Gungsuh" w:eastAsia="Gungsuh" w:hAnsi="Gungsuh"/>
                 <w:rtl w:val="0"/>
               </w:rPr>
-              <w:t xml:space="preserve">原因①：交換時に文脈が残らない</w:t>
+              <w:t xml:space="preserve">原因③：詰まっても誰に聞けばいいか分からない</w:t>
             </w:r>
           </w:p>
         </w:tc>
@@ -10154,7 +10178,7 @@
                 <w:rFonts w:ascii="Gungsuh" w:cs="Gungsuh" w:eastAsia="Gungsuh" w:hAnsi="Gungsuh"/>
                 <w:rtl w:val="0"/>
               </w:rPr>
-              <w:t xml:space="preserve">新歓イベント側が発行したイベントQRを読むと、イベント名・日時・場所が自動でタグ付けされる</w:t>
+              <w:t xml:space="preserve">その日の参加者の宣言と得意分野を突き合わせ、AIが「今日はこの人に聞くといい」相棒と、声のかけ方を1文で出す</w:t>
             </w:r>
           </w:p>
         </w:tc>
@@ -10176,7 +10200,7 @@
                 <w:rFonts w:ascii="Gungsuh" w:cs="Gungsuh" w:eastAsia="Gungsuh" w:hAnsi="Gungsuh"/>
                 <w:rtl w:val="0"/>
               </w:rPr>
-              <w:t xml:space="preserve">新入生と新歓の運営側</w:t>
+              <w:t xml:space="preserve">詰まっている本人と、教えられる既存メンバー</w:t>
             </w:r>
           </w:p>
         </w:tc>
@@ -10198,7 +10222,7 @@
                 <w:rFonts w:ascii="Gungsuh" w:cs="Gungsuh" w:eastAsia="Gungsuh" w:hAnsi="Gungsuh"/>
                 <w:rtl w:val="0"/>
               </w:rPr>
-              <w:t xml:space="preserve">交換の瞬間に入力ゼロのまま「軽音サークル新歓で会った」が残る</w:t>
+              <w:t xml:space="preserve">話しかける口実があらかじめ用意されるので、黙ったまま2時間詰まることがなくなる</w:t>
             </w:r>
           </w:p>
         </w:tc>
@@ -10226,7 +10250,7 @@
                 <w:rFonts w:ascii="Gungsuh" w:cs="Gungsuh" w:eastAsia="Gungsuh" w:hAnsi="Gungsuh"/>
                 <w:rtl w:val="0"/>
               </w:rPr>
-              <w:t xml:space="preserve">原因②：手入力の負担</w:t>
+              <w:t xml:space="preserve">原因④：会が終わっても何も残らない</w:t>
             </w:r>
           </w:p>
         </w:tc>
@@ -10248,7 +10272,7 @@
                 <w:rFonts w:ascii="Gungsuh" w:cs="Gungsuh" w:eastAsia="Gungsuh" w:hAnsi="Gungsuh"/>
                 <w:rtl w:val="0"/>
               </w:rPr>
-              <w:t xml:space="preserve">AIが「同じ学部」「同じ授業」などのタグ候補を先に作り、必要な人だけ1タップで確定する</w:t>
+              <w:t xml:space="preserve">終了5分前に「できたこと」を1行だけ記録し、次回の冒頭に「前回できたこと」として出す</w:t>
             </w:r>
           </w:p>
         </w:tc>
@@ -10270,7 +10294,7 @@
                 <w:rFonts w:ascii="Gungsuh" w:cs="Gungsuh" w:eastAsia="Gungsuh" w:hAnsi="Gungsuh"/>
                 <w:rtl w:val="0"/>
               </w:rPr>
-              <w:t xml:space="preserve">交換した1年生</w:t>
+              <w:t xml:space="preserve">参加メンバー全員と運営</w:t>
             </w:r>
           </w:p>
         </w:tc>
@@ -10292,7 +10316,7 @@
                 <w:rFonts w:ascii="Gungsuh" w:cs="Gungsuh" w:eastAsia="Gungsuh" w:hAnsi="Gungsuh"/>
                 <w:rtl w:val="0"/>
               </w:rPr>
-              <w:t xml:space="preserve">メモが「書く」から「選ぶ」に変わり、負担そのものが消える</w:t>
+              <w:t xml:space="preserve">会が成果で終わり、次に来たときの出発点になる。同時に、誰がいつ来て何が残ったかが運営にも見える</w:t>
             </w:r>
           </w:p>
         </w:tc>
@@ -10384,7 +10408,7 @@
                 <w:rFonts w:ascii="Gungsuh" w:cs="Gungsuh" w:eastAsia="Gungsuh" w:hAnsi="Gungsuh"/>
                 <w:rtl w:val="0"/>
               </w:rPr>
-              <w:t xml:space="preserve">解決策①を採用する（②は①を成立させる入力条件として最小限だけ実装、③は今日はやらない）。</w:t>
+              <w:t xml:space="preserve">①②③を1本の流れにして採用する。</w:t>
             </w:r>
           </w:p>
           <w:p>
@@ -10396,7 +10420,7 @@
                 <w:rFonts w:ascii="Gungsuh" w:cs="Gungsuh" w:eastAsia="Gungsuh" w:hAnsi="Gungsuh"/>
                 <w:rtl w:val="0"/>
               </w:rPr>
-              <w:t xml:space="preserve">QRで交換 → 出会いカードが自動でできる → AIが共通点を根拠に「一緒にできること」と誘い文を出す → そのまま誘って予定が決まる。この一本を作る。</w:t>
+              <w:t xml:space="preserve">参加表明 → 今日やることを1行宣言 → AIが「今日のゴール」「今日の相棒」「声のかけ方」を出す → 終了5分前に「できた」を1行記録 → 次回の冒頭に持ち越す。</w:t>
             </w:r>
           </w:p>
           <w:p>
@@ -10408,7 +10432,7 @@
                 <w:rFonts w:ascii="Gungsuh" w:cs="Gungsuh" w:eastAsia="Gungsuh" w:hAnsi="Gungsuh"/>
                 <w:rtl w:val="0"/>
               </w:rPr>
-              <w:t xml:space="preserve">中心価値は「相手を思い出すこと」ではなく「二回目の行動を作ること」に置く。</w:t>
+              <w:t xml:space="preserve">中心価値は「出席させること」ではなく、「2時間で持ち帰れる『できた』を1つ、必ず作って帰らせること」に置く。</w:t>
             </w:r>
           </w:p>
         </w:tc>
@@ -10491,7 +10515,7 @@
                 <w:rFonts w:ascii="Gungsuh" w:cs="Gungsuh" w:eastAsia="Gungsuh" w:hAnsi="Gungsuh"/>
                 <w:rtl w:val="0"/>
               </w:rPr>
-              <w:t xml:space="preserve">・Instagram / LINE：連絡はできるが、出会った場面も相手の時間割も持っていないので共通点を出せない。名前欄メモは交換の瞬間に入力できず続かない＝原因①②が残ったまま。</w:t>
+              <w:t xml:space="preserve">・Discord / Slack：宣言はできるが流れていくだけ。2時間に収まるサイズに刻む人も、相棒を指す人もいない＝原因①②③がそのまま残る。</w:t>
             </w:r>
           </w:p>
           <w:p>
@@ -10503,7 +10527,7 @@
                 <w:rFonts w:ascii="Gungsuh" w:cs="Gungsuh" w:eastAsia="Gungsuh" w:hAnsi="Gungsuh"/>
                 <w:rtl w:val="0"/>
               </w:rPr>
-              <w:t xml:space="preserve">・ChatGPT：相手の授業・イベント・空きコマというデータを持っていないので、根拠のある提案ができない。自分で全部打ち込ませるなら原因②がそのまま残る。</w:t>
+              <w:t xml:space="preserve">・Notion / スプレッドシートの出席簿：記録はできるが、記録から次の行動が生まれない＝原因④が残る。そもそも入力が続かない。</w:t>
             </w:r>
           </w:p>
           <w:p>
@@ -10515,7 +10539,7 @@
                 <w:rFonts w:ascii="Gungsuh" w:cs="Gungsuh" w:eastAsia="Gungsuh" w:hAnsi="Gungsuh"/>
                 <w:rtl w:val="0"/>
               </w:rPr>
-              <w:t xml:space="preserve">・スプレッドシート / Notion：記録はできるが入力が全部手動で、新歓の現場では開かない。誘い文も出ない。</w:t>
+              <w:t xml:space="preserve">・ChatGPT：今日その場に誰が来ていて、誰が何を得意としているかを知らないので相棒を出せない。ゴールの分解だけならできるが、原因③が丸ごと残る。</w:t>
             </w:r>
           </w:p>
           <w:p>
@@ -10527,7 +10551,7 @@
                 <w:rFonts w:ascii="Gungsuh" w:cs="Gungsuh" w:eastAsia="Gungsuh" w:hAnsi="Gungsuh"/>
                 <w:rtl w:val="0"/>
               </w:rPr>
-              <w:t xml:space="preserve">・既存の時間割共有アプリ：自分の時間割管理が中心で、「初対面で交換した相手」との接続と誘い文の生成がない。</w:t>
+              <w:t xml:space="preserve">・connpass等のもくもく会サービス：告知と出席管理まで。会の2時間の中身には踏み込まない。</w:t>
             </w:r>
           </w:p>
           <w:p>
@@ -10539,7 +10563,7 @@
                 <w:rFonts w:ascii="Gungsuh" w:cs="Gungsuh" w:eastAsia="Gungsuh" w:hAnsi="Gungsuh"/>
                 <w:rtl w:val="0"/>
               </w:rPr>
-              <w:t xml:space="preserve">→ 既存ツールが埋めていないのは「交換の瞬間に自動で残った文脈＋公開された時間割を根拠に、次の行動と誘い文まで生成する」部分。ここだけを作る。</w:t>
+              <w:t xml:space="preserve">→ 既存ツールにないのは「その日その場にいる人の宣言と得意分野を突き合わせて、2時間で終わるゴールと聞ける相手を同時に出す」部分。ここだけを作る。</w:t>
             </w:r>
           </w:p>
           <w:p>
@@ -10768,7 +10792,7 @@
                 <w:rFonts w:ascii="Gungsuh" w:cs="Gungsuh" w:eastAsia="Gungsuh" w:hAnsi="Gungsuh"/>
                 <w:rtl w:val="0"/>
               </w:rPr>
-              <w:t xml:space="preserve">QRで交換した相手の出会いカードから、共通授業・共通イベントを根拠に、AIが「一緒にできること」と「そのまま送れる誘い文」を提案する機能。</w:t>
+              <w:t xml:space="preserve">その日の参加者の「今日やること」宣言から、AIが①2時間で終わるゴール　②今日の相棒　③声のかけ方　を出す機能。</w:t>
             </w:r>
           </w:p>
           <w:p>
@@ -10780,7 +10804,7 @@
                 <w:rFonts w:ascii="Gungsuh" w:cs="Gungsuh" w:eastAsia="Gungsuh" w:hAnsi="Gungsuh"/>
                 <w:rtl w:val="0"/>
               </w:rPr>
-              <w:t xml:space="preserve">（これを削ると、ただのプロフィール交換アプリになり、Step4で選んだ原因が解消されない）</w:t>
+              <w:t xml:space="preserve">（これを削ると、ただの出席管理アプリになり、手応えゼロで帰る問題が何も変わらない）</w:t>
             </w:r>
           </w:p>
         </w:tc>
@@ -10861,7 +10885,7 @@
                 <w:rFonts w:ascii="Gungsuh" w:cs="Gungsuh" w:eastAsia="Gungsuh" w:hAnsi="Gungsuh"/>
                 <w:rtl w:val="0"/>
               </w:rPr>
-              <w:t xml:space="preserve">①ホーム／時間割：自分の授業と大学イベント（未参加はグレー、参加表明すると色が付く）＋QR交換ボタン</w:t>
+              <w:t xml:space="preserve">①今日のもくもく会：参加表明した人の一覧と、各自の「今日やること」。自分の参加表明もここから。</w:t>
             </w:r>
           </w:p>
           <w:p>
@@ -10873,7 +10897,7 @@
                 <w:rFonts w:ascii="Gungsuh" w:cs="Gungsuh" w:eastAsia="Gungsuh" w:hAnsi="Gungsuh"/>
                 <w:rtl w:val="0"/>
               </w:rPr>
-              <w:t xml:space="preserve">②出会いカード：相手のプロフィール、どこで会ったか（例：軽音サークル新歓）、共通点（共通授業：心理学概論）</w:t>
+              <w:t xml:space="preserve">②今日やること入力：1行で書く。あわせて自分のカード（得意／学習中／今つくっているもの）。</w:t>
             </w:r>
           </w:p>
           <w:p>
@@ -10885,7 +10909,7 @@
                 <w:rFonts w:ascii="Gungsuh" w:cs="Gungsuh" w:eastAsia="Gungsuh" w:hAnsi="Gungsuh"/>
                 <w:rtl w:val="0"/>
               </w:rPr>
-              <w:t xml:space="preserve">③AI提案→予定成立：「心理学概論のあと学食へ」＋誘い文と根拠、「誘ってみる」で予定が決まった画面まで</w:t>
+              <w:t xml:space="preserve">③AI提案：今日のゴール（2時間サイズに分解）＋今日の相棒＋声のかけ方。会の終わりに「できた」を1行記録するところまで。</w:t>
             </w:r>
           </w:p>
         </w:tc>
@@ -10976,7 +11000,7 @@
                 <w:rFonts w:ascii="Gungsuh" w:cs="Gungsuh" w:eastAsia="Gungsuh" w:hAnsi="Gungsuh"/>
                 <w:rtl w:val="0"/>
               </w:rPr>
-              <w:t xml:space="preserve">・「この時間は誘われてもよい」の設定、複数人の予定の自動調整</w:t>
+              <w:t xml:space="preserve">・出席の自動検知、GPS、QRでの入退室管理</w:t>
             </w:r>
           </w:p>
           <w:p>
@@ -10988,7 +11012,7 @@
                 <w:rFonts w:ascii="Gungsuh" w:cs="Gungsuh" w:eastAsia="Gungsuh" w:hAnsi="Gungsuh"/>
                 <w:rtl w:val="0"/>
               </w:rPr>
-              <w:t xml:space="preserve">・時間割の細かい公開範囲（全員／つながった人／選んだ人）　※今日は表示ON/OFFのみ</w:t>
+              <w:t xml:space="preserve">・Discord / GitHub連携、コミットの自動取得</w:t>
             </w:r>
           </w:p>
           <w:p>
@@ -11000,7 +11024,7 @@
                 <w:rFonts w:ascii="Gungsuh" w:cs="Gungsuh" w:eastAsia="Gungsuh" w:hAnsi="Gungsuh"/>
                 <w:rtl w:val="0"/>
               </w:rPr>
-              <w:t xml:space="preserve">・大学公式システムとの連携、履修データの自動取り込み</w:t>
+              <w:t xml:space="preserve">・スキルレベルの判定、長期のスキルマップ</w:t>
             </w:r>
           </w:p>
           <w:p>
@@ -11012,7 +11036,7 @@
                 <w:rFonts w:ascii="Gungsuh" w:cs="Gungsuh" w:eastAsia="Gungsuh" w:hAnsi="Gungsuh"/>
                 <w:rtl w:val="0"/>
               </w:rPr>
-              <w:t xml:space="preserve">・本人確認・大学認証　・ブロック／通報（画面に存在だけ示す）</w:t>
+              <w:t xml:space="preserve">・運営向けの離脱アラートダッシュボード（次の段階で作る）</w:t>
             </w:r>
           </w:p>
           <w:p>
@@ -11024,7 +11048,7 @@
                 <w:rFonts w:ascii="Gungsuh" w:cs="Gungsuh" w:eastAsia="Gungsuh" w:hAnsi="Gungsuh"/>
                 <w:rtl w:val="0"/>
               </w:rPr>
-              <w:t xml:space="preserve">・現在地の共有、会話の録音・文字起こし</w:t>
+              <w:t xml:space="preserve">・通知・リマインド</w:t>
             </w:r>
           </w:p>
           <w:p>
@@ -11036,7 +11060,7 @@
                 <w:rFonts w:ascii="Gungsuh" w:cs="Gungsuh" w:eastAsia="Gungsuh" w:hAnsi="Gungsuh"/>
                 <w:rtl w:val="0"/>
               </w:rPr>
-              <w:t xml:space="preserve">・通知頻度の個人最適化、Instagram / LINEへの共有</w:t>
+              <w:t xml:space="preserve">・3人以上のチーム分けの自動最適化</w:t>
             </w:r>
           </w:p>
           <w:p>
@@ -11048,7 +11072,19 @@
                 <w:rFonts w:ascii="Gungsuh" w:cs="Gungsuh" w:eastAsia="Gungsuh" w:hAnsi="Gungsuh"/>
                 <w:rtl w:val="0"/>
               </w:rPr>
-              <w:t xml:space="preserve">・AIによる自動送信（送信前に必ずユーザーの確認を挟む）</w:t>
+              <w:t xml:space="preserve">・AIが本人の確認なしにメッセージを送ること</w:t>
+            </w:r>
+          </w:p>
+          <w:p>
+            <w:pPr>
+              <w:rPr/>
+            </w:pPr>
+            <w:r>
+              <w:rPr>
+                <w:rFonts w:ascii="Gungsuh" w:cs="Gungsuh" w:eastAsia="Gungsuh" w:hAnsi="Gungsuh"/>
+                <w:rtl w:val="0"/>
+              </w:rPr>
+              <w:t xml:space="preserve">・過去の記録の長期集計とグラフ</w:t>
             </w:r>
           </w:p>
         </w:tc>
@@ -11361,7 +11397,7 @@
                 <w:rFonts w:ascii="Gungsuh" w:cs="Gungsuh" w:eastAsia="Gungsuh" w:hAnsi="Gungsuh"/>
                 <w:rtl w:val="0"/>
               </w:rPr>
-              <w:t xml:space="preserve">またね（仮）　※他候補：サイカイ／であいカード。Step7で1つに確定する。</w:t>
+              <w:t xml:space="preserve">できた（Dekita）（仮）　※他候補：もくもくバディ／Horizon Today。Step7で確定する。</w:t>
             </w:r>
           </w:p>
         </w:tc>
@@ -11435,7 +11471,7 @@
                 <w:rFonts w:ascii="Gungsuh" w:cs="Gungsuh" w:eastAsia="Gungsuh" w:hAnsi="Gungsuh"/>
                 <w:rtl w:val="0"/>
               </w:rPr>
-              <w:t xml:space="preserve">チーム全員が今年の4月に当事者として経験していて、新歓と初回授業で交換した相手の大半と2回目が起きなかったという一次情報を持っている。</w:t>
+              <w:t xml:space="preserve">Horizonの運営と参加者として、新歓で入った1年生が数回で来なくなるのを毎年見ている。誰がいつから来ていないかも、その人が最後の日に何もできずに帰ったことも、自分たちが知っている。</w:t>
             </w:r>
           </w:p>
           <w:p>
@@ -11447,7 +11483,7 @@
                 <w:rFonts w:ascii="Gungsuh" w:cs="Gungsuh" w:eastAsia="Gungsuh" w:hAnsi="Gungsuh"/>
                 <w:rtl w:val="0"/>
               </w:rPr>
-              <w:t xml:space="preserve">既存SNSはこの隙間を埋めていない。そして来年4月、自分たちの団体の新歓という「実際に使ってもらえる現場」を持っている。</w:t>
+              <w:t xml:space="preserve">そして来週のもくもく会という「すぐ試せる現場」を持っている。作った週に自分たちの会で使って、次の週には再参加率という形で結果が出る。</w:t>
             </w:r>
           </w:p>
         </w:tc>
@@ -11521,7 +11557,7 @@
                 <w:rFonts w:ascii="Gungsuh" w:cs="Gungsuh" w:eastAsia="Gungsuh" w:hAnsi="Gungsuh"/>
                 <w:rtl w:val="0"/>
               </w:rPr>
-              <w:t xml:space="preserve">新歓や授業で出会った相手と、共通の授業・時間割・大学イベントから「次に一緒にやること」を作るアプリ。</w:t>
+              <w:t xml:space="preserve">週1のもくもく会で、来た人が「今日できたこと」と「一緒にやった人」を1つずつ持って帰れるようにするアプリ。</w:t>
             </w:r>
           </w:p>
         </w:tc>
@@ -11595,7 +11631,7 @@
                 <w:rFonts w:ascii="Gungsuh" w:cs="Gungsuh" w:eastAsia="Gungsuh" w:hAnsi="Gungsuh"/>
                 <w:rtl w:val="0"/>
               </w:rPr>
-              <w:t xml:space="preserve">・「誘われてもよい時間」の設定、複数人の予定の自動調整</w:t>
+              <w:t xml:space="preserve">・出席の自動検知、GPS、QRでの入退室管理</w:t>
             </w:r>
           </w:p>
           <w:p>
@@ -11607,7 +11643,7 @@
                 <w:rFonts w:ascii="Gungsuh" w:cs="Gungsuh" w:eastAsia="Gungsuh" w:hAnsi="Gungsuh"/>
                 <w:rtl w:val="0"/>
               </w:rPr>
-              <w:t xml:space="preserve">・時間割の細かい公開範囲（全員／つながった人／選んだ人）　※今日は表示ON/OFFのみ</w:t>
+              <w:t xml:space="preserve">・Discord / GitHub連携、コミットの自動取得</w:t>
             </w:r>
           </w:p>
           <w:p>
@@ -11619,7 +11655,7 @@
                 <w:rFonts w:ascii="Gungsuh" w:cs="Gungsuh" w:eastAsia="Gungsuh" w:hAnsi="Gungsuh"/>
                 <w:rtl w:val="0"/>
               </w:rPr>
-              <w:t xml:space="preserve">・大学公式システムとの連携、履修データの自動取り込み</w:t>
+              <w:t xml:space="preserve">・スキルレベルの判定、長期のスキルマップ</w:t>
             </w:r>
           </w:p>
           <w:p>
@@ -11631,7 +11667,7 @@
                 <w:rFonts w:ascii="Gungsuh" w:cs="Gungsuh" w:eastAsia="Gungsuh" w:hAnsi="Gungsuh"/>
                 <w:rtl w:val="0"/>
               </w:rPr>
-              <w:t xml:space="preserve">・本人確認・大学認証　・ブロック／通報（画面に存在だけ示す）</w:t>
+              <w:t xml:space="preserve">・運営向けの離脱アラートダッシュボード（次の段階で作る）</w:t>
             </w:r>
           </w:p>
           <w:p>
@@ -11643,7 +11679,7 @@
                 <w:rFonts w:ascii="Gungsuh" w:cs="Gungsuh" w:eastAsia="Gungsuh" w:hAnsi="Gungsuh"/>
                 <w:rtl w:val="0"/>
               </w:rPr>
-              <w:t xml:space="preserve">・現在地の共有、会話の録音・文字起こし</w:t>
+              <w:t xml:space="preserve">・通知・リマインド</w:t>
             </w:r>
           </w:p>
           <w:p>
@@ -11655,7 +11691,7 @@
                 <w:rFonts w:ascii="Gungsuh" w:cs="Gungsuh" w:eastAsia="Gungsuh" w:hAnsi="Gungsuh"/>
                 <w:rtl w:val="0"/>
               </w:rPr>
-              <w:t xml:space="preserve">・通知頻度の個人最適化、Instagram / LINEへの共有</w:t>
+              <w:t xml:space="preserve">・3人以上のチーム分けの自動最適化</w:t>
             </w:r>
           </w:p>
           <w:p>
@@ -11667,7 +11703,19 @@
                 <w:rFonts w:ascii="Gungsuh" w:cs="Gungsuh" w:eastAsia="Gungsuh" w:hAnsi="Gungsuh"/>
                 <w:rtl w:val="0"/>
               </w:rPr>
-              <w:t xml:space="preserve">・AIによる自動送信（送信前に必ずユーザーの確認を挟む）</w:t>
+              <w:t xml:space="preserve">・AIが本人の確認なしにメッセージを送ること</w:t>
+            </w:r>
+          </w:p>
+          <w:p>
+            <w:pPr>
+              <w:rPr/>
+            </w:pPr>
+            <w:r>
+              <w:rPr>
+                <w:rFonts w:ascii="Gungsuh" w:cs="Gungsuh" w:eastAsia="Gungsuh" w:hAnsi="Gungsuh"/>
+                <w:rtl w:val="0"/>
+              </w:rPr>
+              <w:t xml:space="preserve">・過去の記録の長期集計とグラフ</w:t>
             </w:r>
           </w:p>
         </w:tc>
@@ -11764,7 +11812,7 @@
                 <w:rFonts w:ascii="Gungsuh" w:cs="Gungsuh" w:eastAsia="Gungsuh" w:hAnsi="Gungsuh"/>
                 <w:rtl w:val="0"/>
               </w:rPr>
-              <w:t xml:space="preserve">①プロフィール登録と自分のQR表示（ニックネーム・学部・学年・サークル・MBTI）</w:t>
+              <w:t xml:space="preserve">①参加表明と、今日のもくもく会の参加者一覧（誰が来ているかが分かる）</w:t>
             </w:r>
           </w:p>
           <w:p>
@@ -11776,7 +11824,7 @@
                 <w:rFonts w:ascii="Gungsuh" w:cs="Gungsuh" w:eastAsia="Gungsuh" w:hAnsi="Gungsuh"/>
                 <w:rtl w:val="0"/>
               </w:rPr>
-              <w:t xml:space="preserve">②QR読み取り→出会いカードの自動生成（交換日時、出会ったイベント／授業、共通点タグ）</w:t>
+              <w:t xml:space="preserve">②「今日やること」を1行で宣言する</w:t>
             </w:r>
           </w:p>
           <w:p>
@@ -11788,7 +11836,7 @@
                 <w:rFonts w:ascii="Gungsuh" w:cs="Gungsuh" w:eastAsia="Gungsuh" w:hAnsi="Gungsuh"/>
                 <w:rtl w:val="0"/>
               </w:rPr>
-              <w:t xml:space="preserve">③時間割の登録と公開ON/OFF、相手との共通授業のハイライト</w:t>
+              <w:t xml:space="preserve">③AIがその宣言を、2時間で終わるサイズのゴールに刻み直す</w:t>
             </w:r>
           </w:p>
           <w:p>
@@ -11800,7 +11848,7 @@
                 <w:rFonts w:ascii="Gungsuh" w:cs="Gungsuh" w:eastAsia="Gungsuh" w:hAnsi="Gungsuh"/>
                 <w:rtl w:val="0"/>
               </w:rPr>
-              <w:t xml:space="preserve">④大学イベントの参加表明（未参加はグレー、参加で色付き）と、つながった相手の参加状況</w:t>
+              <w:t xml:space="preserve">④参加者の得意分野と宣言を突き合わせ、「今日の相棒」と声のかけ方を提案する</w:t>
             </w:r>
           </w:p>
           <w:p>
@@ -11812,7 +11860,7 @@
                 <w:rFonts w:ascii="Gungsuh" w:cs="Gungsuh" w:eastAsia="Gungsuh" w:hAnsi="Gungsuh"/>
                 <w:rtl w:val="0"/>
               </w:rPr>
-              <w:t xml:space="preserve">⑤AI提案：共通点の要約 → 一緒にできること1〜3件 → 誘い文 → 根拠の表示（非公開の時間割・予定は提案文にも根拠にも出さない）</w:t>
+              <w:t xml:space="preserve">⑤終了5分前に「できたこと」を1行記録する</w:t>
             </w:r>
           </w:p>
           <w:p>
@@ -11824,7 +11872,7 @@
                 <w:rFonts w:ascii="Gungsuh" w:cs="Gungsuh" w:eastAsia="Gungsuh" w:hAnsi="Gungsuh"/>
                 <w:rtl w:val="0"/>
               </w:rPr>
-              <w:t xml:space="preserve">⑥予定の提案 → 相手の承認 → 「一緒にする予定」として表示</w:t>
+              <w:t xml:space="preserve">⑥次回の冒頭に「前回できたこと」を表示し、次のゴールの出発点にする</w:t>
             </w:r>
           </w:p>
         </w:tc>
@@ -14772,7 +14820,7 @@
                 <w:rFonts w:ascii="Gungsuh" w:cs="Gungsuh" w:eastAsia="Gungsuh" w:hAnsi="Gungsuh"/>
                 <w:rtl w:val="0"/>
               </w:rPr>
-              <w:t xml:space="preserve">新歓や4月最初の授業でQR・SNSを交換した1年生が、数日後には相手が誰でどこで会ったかを思い出せず、もう一度会う口実も作れないまま、交換した関係がそのまま立ち消えている。</w:t>
+              <w:t xml:space="preserve">プログラミングサークルHorizonでは、新歓で入会した1年生が、週1の対面もくもく会に数回来たあと来なくなる。</w:t>
             </w:r>
           </w:p>
           <w:p>
@@ -14784,7 +14832,7 @@
                 <w:rFonts w:ascii="Gungsuh" w:cs="Gungsuh" w:eastAsia="Gungsuh" w:hAnsi="Gungsuh"/>
                 <w:rtl w:val="0"/>
               </w:rPr>
-              <w:t xml:space="preserve">原因は、交換の瞬間に出会った文脈が残らないことと、共通点や次に会える機会が本人に見えていないこと。</w:t>
+              <w:t xml:space="preserve">原因は、来た時点で今日やることが決まっておらず、入門記事の検索と環境構築で2時間が終わり、動くものを何ひとつ持ち帰れないこと。詰まっても誰に聞けばいいか分からず、会が終わっても何も残らないので、次に来る理由が生まれない。</w:t>
             </w:r>
           </w:p>
         </w:tc>
@@ -14865,7 +14913,7 @@
                 <w:rFonts w:ascii="Gungsuh" w:cs="Gungsuh" w:eastAsia="Gungsuh" w:hAnsi="Gungsuh"/>
                 <w:rtl w:val="0"/>
               </w:rPr>
-              <w:t xml:space="preserve">入学直後の大学1年生。新歓や初回授業で、短い時間に大量の相手と連絡先を交換する側。</w:t>
+              <w:t xml:space="preserve">もくもく会に参加するHorizonのメンバー。特に入会3か月以内の1年生（プログラミング初心者）。</w:t>
             </w:r>
           </w:p>
           <w:p>
@@ -14877,7 +14925,7 @@
                 <w:rFonts w:ascii="Gungsuh" w:cs="Gungsuh" w:eastAsia="Gungsuh" w:hAnsi="Gungsuh"/>
                 <w:rtl w:val="0"/>
               </w:rPr>
-              <w:t xml:space="preserve">（同じ問題を、新入生を迎えるサークルの運営側も「交換したのに来てくれない」という形で抱えている）</w:t>
+              <w:t xml:space="preserve">あわせて、誰が離脱しかけているか分からないまま人数が減っていく運営メンバー。</w:t>
             </w:r>
           </w:p>
         </w:tc>
@@ -14958,7 +15006,7 @@
                 <w:rFonts w:ascii="Gungsuh" w:cs="Gungsuh" w:eastAsia="Gungsuh" w:hAnsi="Gungsuh"/>
                 <w:rtl w:val="0"/>
               </w:rPr>
-              <w:t xml:space="preserve">QRで交換した相手ごとに「出会いカード」を自動で作り、共通授業・共通イベント・公開された時間割を根拠に、AIが「一緒にできること」と「そのまま送れる誘い文」を提案して、その場で予定にする。</w:t>
+              <w:t xml:space="preserve">会の冒頭5分で全員が「今日やること」を1行宣言すると、AIがその場の参加者の情報をもとに、2時間で終わるゴール・今日の相棒・声のかけ方を出す。</w:t>
             </w:r>
           </w:p>
           <w:p>
@@ -14970,7 +15018,7 @@
                 <w:rFonts w:ascii="Gungsuh" w:cs="Gungsuh" w:eastAsia="Gungsuh" w:hAnsi="Gungsuh"/>
                 <w:rtl w:val="0"/>
               </w:rPr>
-              <w:t xml:space="preserve">記録して終わりにせず、二回目の行動が起きるところまで運ぶことが中心。</w:t>
+              <w:t xml:space="preserve">終了5分前に「できたこと」を1行記録し、次回の冒頭に持ち越す。出席させることではなく、「できた」を1つ持って帰らせることを中心に置く。</w:t>
             </w:r>
           </w:p>
         </w:tc>
@@ -15051,7 +15099,7 @@
                 <w:rFonts w:ascii="Gungsuh" w:cs="Gungsuh" w:eastAsia="Gungsuh" w:hAnsi="Gungsuh"/>
                 <w:rtl w:val="0"/>
               </w:rPr>
-              <w:t xml:space="preserve">①QRで交換すると、出会った場面（例：軽音サークル新歓）と共通点が入った出会いカードが自動でできる</w:t>
+              <w:t xml:space="preserve">①今日の参加者と、各自の「今日やること」宣言の一覧</w:t>
             </w:r>
           </w:p>
           <w:p>
@@ -15063,7 +15111,7 @@
                 <w:rFonts w:ascii="Gungsuh" w:cs="Gungsuh" w:eastAsia="Gungsuh" w:hAnsi="Gungsuh"/>
                 <w:rtl w:val="0"/>
               </w:rPr>
-              <w:t xml:space="preserve">②共通授業・共通イベント・公開中の時間割を根拠に、AIが一緒にできることと誘い文を出す</w:t>
+              <w:t xml:space="preserve">②AIによる「今日のゴール（2時間サイズ）」「今日の相棒」「声のかけ方」の提案</w:t>
             </w:r>
           </w:p>
           <w:p>
@@ -15075,7 +15123,7 @@
                 <w:rFonts w:ascii="Gungsuh" w:cs="Gungsuh" w:eastAsia="Gungsuh" w:hAnsi="Gungsuh"/>
                 <w:rtl w:val="0"/>
               </w:rPr>
-              <w:t xml:space="preserve">③その場で相手に予定を提案し、承認されると「一緒にする予定」として残る</w:t>
+              <w:t xml:space="preserve">③終了時の「できた」1行記録と、次回への持ち越し</w:t>
             </w:r>
           </w:p>
         </w:tc>
@@ -15239,7 +15287,7 @@
                 <w:rFonts w:ascii="Gungsuh" w:cs="Gungsuh" w:eastAsia="Gungsuh" w:hAnsi="Gungsuh"/>
                 <w:rtl w:val="0"/>
               </w:rPr>
-              <w:t xml:space="preserve">新歓や4月最初の授業で交換した相手を思い出せず、もう一度会う口実も作れないまま、交換した関係が立ち消えている。</w:t>
+              <w:t xml:space="preserve">新歓で入会した1年生が、週1のもくもく会で今日やることも聞ける相手も決まらないまま2時間を終え、持ち帰れる成果がないまま来なくなっている。</w:t>
             </w:r>
           </w:p>
         </w:tc>
@@ -15313,7 +15361,7 @@
                 <w:rFonts w:ascii="Gungsuh" w:cs="Gungsuh" w:eastAsia="Gungsuh" w:hAnsi="Gungsuh"/>
                 <w:rtl w:val="0"/>
               </w:rPr>
-              <w:t xml:space="preserve">入学直後の大学1年生（新歓・初回授業で短期間に大量の連絡先を交換する側）。</w:t>
+              <w:t xml:space="preserve">もくもく会に参加するHorizonのメンバー、特に入会3か月以内の1年生。あわせて離脱に気づけずにいる運営メンバー。</w:t>
             </w:r>
           </w:p>
         </w:tc>
@@ -15387,7 +15435,7 @@
                 <w:rFonts w:ascii="Gungsuh" w:cs="Gungsuh" w:eastAsia="Gungsuh" w:hAnsi="Gungsuh"/>
                 <w:rtl w:val="0"/>
               </w:rPr>
-              <w:t xml:space="preserve">QR交換した相手の出会いカードを自動で作り、共通授業・共通イベント・公開された時間割を根拠に、AIが一緒にできることと誘い文を提案して予定にする。</w:t>
+              <w:t xml:space="preserve">冒頭の「今日やること」1行宣言から、AIが2時間で終わるゴール・今日の相棒・声のかけ方を出し、終了時に「できた」を1行記録して次回に持ち越す。</w:t>
             </w:r>
           </w:p>
         </w:tc>
@@ -15461,7 +15509,7 @@
                 <w:rFonts w:ascii="Gungsuh" w:cs="Gungsuh" w:eastAsia="Gungsuh" w:hAnsi="Gungsuh"/>
                 <w:rtl w:val="0"/>
               </w:rPr>
-              <w:t xml:space="preserve">①出会いカードの自動生成（出会った場面＋共通点）　②共通点を根拠にしたAIの行動提案と誘い文　③予定の提案と承認</w:t>
+              <w:t xml:space="preserve">①参加者と「今日やること」の一覧　②AIによる今日のゴール・相棒・声のかけ方の提案　③「できた」1行記録と次回への持ち越し</w:t>
             </w:r>
           </w:p>
         </w:tc>

--- a/01_プロダクト壁打ち/04_ワークシート/AI_Builders_Camp_KickOff_ワークシート_team-i.docx
+++ b/01_プロダクト壁打ち/04_ワークシート/AI_Builders_Camp_KickOff_ワークシート_team-i.docx
@@ -503,7 +503,7 @@
                 <w:rFonts w:ascii="Gungsuh" w:cs="Gungsuh" w:eastAsia="Gungsuh" w:hAnsi="Gungsuh"/>
                 <w:rtl w:val="0"/>
               </w:rPr>
-              <w:t xml:space="preserve">【記入】</w:t>
+              <w:t xml:space="preserve">龍谷大学（瀬田キャンパス・深草キャンパス）</w:t>
             </w:r>
           </w:p>
         </w:tc>
@@ -2267,7 +2267,7 @@
                 <w:rFonts w:ascii="Gungsuh" w:cs="Gungsuh" w:eastAsia="Gungsuh" w:hAnsi="Gungsuh"/>
                 <w:rtl w:val="0"/>
               </w:rPr>
-              <w:t xml:space="preserve">新歓でHorizonに入会した1年生が、週1の対面もくもく会に数回来たあと来なくなる。</w:t>
+              <w:t xml:space="preserve">Horizonは瀬田キャンパスと深草キャンパスの2拠点で活動している。普段の活動は拠点ごとに閉じていて、別キャンパスのメンバーとは名簿やDiscordで名前を見たことがあるだけで、一度も話したことがない。</w:t>
             </w:r>
           </w:p>
           <w:p>
@@ -2279,7 +2279,7 @@
                 <w:rFonts w:ascii="Gungsuh" w:cs="Gungsuh" w:eastAsia="Gungsuh" w:hAnsi="Gungsuh"/>
                 <w:rtl w:val="0"/>
               </w:rPr>
-              <w:t xml:space="preserve">初参加の日に「今日何を作るか」が決まっていないので、入門記事の検索と環境構築で2時間が終わり、動くものを何ひとつ持ち帰れないまま帰っていく。詰まっても誰に聞けばいいか分からず、既存メンバーは各自の作業に入っているので話しかけるタイミングもない。</w:t>
+              <w:t xml:space="preserve">Discordには全員いるが、書き込むのはいつもの数人だけ。他の人が今何をやっているのかも分からないので、話しかける材料がない。</w:t>
             </w:r>
           </w:p>
           <w:p>
@@ -2291,7 +2291,7 @@
                 <w:rFonts w:ascii="Gungsuh" w:cs="Gungsuh" w:eastAsia="Gungsuh" w:hAnsi="Gungsuh"/>
                 <w:rtl w:val="0"/>
               </w:rPr>
-              <w:t xml:space="preserve">その回が2〜3回続くと、次の週から来なくなる。</w:t>
+              <w:t xml:space="preserve">結果、1年通しても関わる相手が同じ数人のまま変わらず、同じサークルにいながら拠点をまたいだ関係がまったく生まれていない。</w:t>
             </w:r>
           </w:p>
         </w:tc>
@@ -2382,7 +2382,7 @@
                 <w:rFonts w:ascii="Gungsuh" w:cs="Gungsuh" w:eastAsia="Gungsuh" w:hAnsi="Gungsuh"/>
                 <w:rtl w:val="0"/>
               </w:rPr>
-              <w:t xml:space="preserve">入会したばかりの1年生。特にプログラミング未経験・初心者で、もくもく会に来ても手応えがなく、来る理由を失っていく側。</w:t>
+              <w:t xml:space="preserve">Horizonのメンバー全員。特に、自分の拠点に同じ興味の人がいない人（瀬田にいてWeb系をやりたい、深草にいて機械学習をやりたい、など）は、サークルに所属しているのに相談相手がいない状態になる。</w:t>
             </w:r>
           </w:p>
           <w:p>
@@ -2394,7 +2394,7 @@
                 <w:rFonts w:ascii="Gungsuh" w:cs="Gungsuh" w:eastAsia="Gungsuh" w:hAnsi="Gungsuh"/>
                 <w:rtl w:val="0"/>
               </w:rPr>
-              <w:t xml:space="preserve">Horizonの運営メンバーも、誰が離脱しかけているのか分からないまま人数が減っていく、という形で同じ問題を抱えている。</w:t>
+              <w:t xml:space="preserve">運営も、拠点をまたいだ企画が組めない・全体の一体感が出ないという形で同じ問題を抱えている。</w:t>
             </w:r>
           </w:p>
         </w:tc>
@@ -2485,7 +2485,7 @@
                 <w:rFonts w:ascii="Gungsuh" w:cs="Gungsuh" w:eastAsia="Gungsuh" w:hAnsi="Gungsuh"/>
                 <w:rtl w:val="0"/>
               </w:rPr>
-              <w:t xml:space="preserve">・もくもく会に来て席に座り、とりあえずPCを開く。</w:t>
+              <w:t xml:space="preserve">・普段は自分のキャンパスの、いつもの数人とだけ話す。</w:t>
             </w:r>
           </w:p>
           <w:p>
@@ -2497,7 +2497,7 @@
                 <w:rFonts w:ascii="Gungsuh" w:cs="Gungsuh" w:eastAsia="Gungsuh" w:hAnsi="Gungsuh"/>
                 <w:rtl w:val="0"/>
               </w:rPr>
-              <w:t xml:space="preserve">・やることが決まっていないので、まず入門記事やチュートリアルを検索するところから始める。</w:t>
+              <w:t xml:space="preserve">・Discordの全体チャンネルは見るが、書き込むのはいつもの人だけ。自分は読むだけで終わる。</w:t>
             </w:r>
           </w:p>
           <w:p>
@@ -2509,7 +2509,7 @@
                 <w:rFonts w:ascii="Gungsuh" w:cs="Gungsuh" w:eastAsia="Gungsuh" w:hAnsi="Gungsuh"/>
                 <w:rtl w:val="0"/>
               </w:rPr>
-              <w:t xml:space="preserve">・環境構築やインストールでつまずき、エラー文をひたすら検索し続ける。</w:t>
+              <w:t xml:space="preserve">・別キャンパスの人の名前は、名簿やDiscordのメンバー一覧で見たことがある。それだけ。</w:t>
             </w:r>
           </w:p>
           <w:p>
@@ -2521,7 +2521,7 @@
                 <w:rFonts w:ascii="Gungsuh" w:cs="Gungsuh" w:eastAsia="Gungsuh" w:hAnsi="Gungsuh"/>
                 <w:rtl w:val="0"/>
               </w:rPr>
-              <w:t xml:space="preserve">・周りは自分の作業に入っているので、声をかけるタイミングが分からず黙っている。</w:t>
+              <w:t xml:space="preserve">・困っても、話したことがない相手には声をかけず、自分のキャンパス内で完結させようとする。</w:t>
             </w:r>
           </w:p>
           <w:p>
@@ -2533,7 +2533,7 @@
                 <w:rFonts w:ascii="Gungsuh" w:cs="Gungsuh" w:eastAsia="Gungsuh" w:hAnsi="Gungsuh"/>
                 <w:rtl w:val="0"/>
               </w:rPr>
-              <w:t xml:space="preserve">・2時間経って、動くものは何もできないまま片付けて帰る。次の週、来ない。</w:t>
+              <w:t xml:space="preserve">・全体イベントのときも、結局いつものメンバーで固まって終わる。</w:t>
             </w:r>
           </w:p>
         </w:tc>
@@ -2614,7 +2614,7 @@
                 <w:rFonts w:ascii="Gungsuh" w:cs="Gungsuh" w:eastAsia="Gungsuh" w:hAnsi="Gungsuh"/>
                 <w:rtl w:val="0"/>
               </w:rPr>
-              <w:t xml:space="preserve">週1回のもくもく会のたび。特に入会1〜3回目に集中している。</w:t>
+              <w:t xml:space="preserve">常時。瀬田⇄深草は片道【当日確認：約40〜50分】かかるため、日常的に行き来する人はいない。</w:t>
             </w:r>
           </w:p>
           <w:p>
@@ -2626,7 +2626,7 @@
                 <w:rFonts w:ascii="Gungsuh" w:cs="Gungsuh" w:eastAsia="Gungsuh" w:hAnsi="Gungsuh"/>
                 <w:rtl w:val="0"/>
               </w:rPr>
-              <w:t xml:space="preserve">【当日実測】新歓の入会者数／今も来ている人数／過去3回のもくもく会の出席者名を書き出し、新歓入会者のうち誰がいつから来ていないかを数えて、実数をここに記入する。</w:t>
+              <w:t xml:space="preserve">【当日実測】メンバー名簿を見て、全員について「話したことがある／名前だけ知っている／知らない」を分類し、「まだ話したことがない人」の割合をここに記入する。</w:t>
             </w:r>
           </w:p>
         </w:tc>
@@ -2707,7 +2707,7 @@
                 <w:rFonts w:ascii="Gungsuh" w:cs="Gungsuh" w:eastAsia="Gungsuh" w:hAnsi="Gungsuh"/>
                 <w:rtl w:val="0"/>
               </w:rPr>
-              <w:t xml:space="preserve">【当日ヒアリングして転記】来なくなった1年生と、今も来ている1年生の両方に直接聞いて、実際に出た言葉をそのまま書く。</w:t>
+              <w:t xml:space="preserve">【当日ヒアリングして転記】チームメンバーと、その場でDiscordで聞ける人に質問して、実際に出た言葉をそのまま書く。</w:t>
             </w:r>
           </w:p>
           <w:p>
@@ -2719,7 +2719,7 @@
                 <w:rFonts w:ascii="Gungsuh" w:cs="Gungsuh" w:eastAsia="Gungsuh" w:hAnsi="Gungsuh"/>
                 <w:rtl w:val="0"/>
               </w:rPr>
-              <w:t xml:space="preserve">聞くこと：①最後に来たのはいつか　②その日は何をしたか　③何かできた実感はあったか　④誰かと話したか　⑤来なくなった理由は何か。</w:t>
+              <w:t xml:space="preserve">聞くこと：①直近1か月で話したサークルの人は何人か　②別キャンパスの人と話したことはあるか　③話しかけない理由は何か　④相談したいことがあったとき誰に聞いたか。</w:t>
             </w:r>
           </w:p>
         </w:tc>
@@ -2810,7 +2810,7 @@
                 <w:rFonts w:ascii="Gungsuh" w:cs="Gungsuh" w:eastAsia="Gungsuh" w:hAnsi="Gungsuh"/>
                 <w:rtl w:val="0"/>
               </w:rPr>
-              <w:t xml:space="preserve">【当日そろえる】・新歓のときの入会者リスト（人数が分かるもの）</w:t>
+              <w:t xml:space="preserve">【当日そろえる】・Horizonのメンバー名簿（瀬田・深草それぞれの人数が分かるもの）</w:t>
             </w:r>
           </w:p>
           <w:p>
@@ -2822,7 +2822,7 @@
                 <w:rFonts w:ascii="Gungsuh" w:cs="Gungsuh" w:eastAsia="Gungsuh" w:hAnsi="Gungsuh"/>
                 <w:rtl w:val="0"/>
               </w:rPr>
-              <w:t xml:space="preserve">・Discordの参加表明と、実際に来た人の差が分かる履歴／もくもく会の告知投稿</w:t>
+              <w:t xml:space="preserve">・Discordのメンバー一覧と、直近1か月の発言者の顔ぶれ（発言している人が何人かを数える）</w:t>
             </w:r>
           </w:p>
           <w:p>
@@ -2834,7 +2834,7 @@
                 <w:rFonts w:ascii="Gungsuh" w:cs="Gungsuh" w:eastAsia="Gungsuh" w:hAnsi="Gungsuh"/>
                 <w:rtl w:val="0"/>
               </w:rPr>
-              <w:t xml:space="preserve">・過去のもくもく会の写真（席の埋まり方の変化）</w:t>
+              <w:t xml:space="preserve">・全体イベントの写真（誰と誰が固まっているかが分かるもの）</w:t>
             </w:r>
           </w:p>
         </w:tc>
@@ -7229,7 +7229,7 @@
                 <w:rFonts w:ascii="Gungsuh" w:cs="Gungsuh" w:eastAsia="Gungsuh" w:hAnsi="Gungsuh"/>
                 <w:rtl w:val="0"/>
               </w:rPr>
-              <w:t xml:space="preserve">新歓で入会した1年生が、もくもく会で手応えを得られないまま数回で来なくなる（幽霊部員化）</w:t>
+              <w:t xml:space="preserve">瀬田・深草の2拠点に分かれていて、別キャンパスのメンバーとは一度も話したことがない。関わる人がいつもの数人に固定されている</w:t>
             </w:r>
           </w:p>
         </w:tc>
@@ -7251,7 +7251,7 @@
                 <w:rFonts w:ascii="Gungsuh" w:cs="Gungsuh" w:eastAsia="Gungsuh" w:hAnsi="Gungsuh"/>
                 <w:rtl w:val="0"/>
               </w:rPr>
-              <w:t xml:space="preserve">毎週。特に入会1〜3回目</w:t>
+              <w:t xml:space="preserve">常時。1年を通して変わらない</w:t>
             </w:r>
           </w:p>
         </w:tc>
@@ -7273,7 +7273,7 @@
                 <w:rFonts w:ascii="Gungsuh" w:cs="Gungsuh" w:eastAsia="Gungsuh" w:hAnsi="Gungsuh"/>
                 <w:rtl w:val="0"/>
               </w:rPr>
-              <w:t xml:space="preserve">今年の新歓入会者ほぼ全員＋運営メンバー</w:t>
+              <w:t xml:space="preserve">Horizonのメンバー全員＋運営</w:t>
             </w:r>
           </w:p>
         </w:tc>
@@ -7295,7 +7295,7 @@
                 <w:rFonts w:ascii="Gungsuh" w:cs="Gungsuh" w:eastAsia="Gungsuh" w:hAnsi="Gungsuh"/>
                 <w:rtl w:val="0"/>
               </w:rPr>
-              <w:t xml:space="preserve">○ 出席の記録と、来なくなった本人への聞き取りが今日この場でできる</w:t>
+              <w:t xml:space="preserve">○ 名簿を見て「話したことがない人」に印をつければ、今この場で割合が出せる</w:t>
             </w:r>
           </w:p>
         </w:tc>
@@ -7317,7 +7317,7 @@
                 <w:rFonts w:ascii="Gungsuh" w:cs="Gungsuh" w:eastAsia="Gungsuh" w:hAnsi="Gungsuh"/>
                 <w:rtl w:val="0"/>
               </w:rPr>
-              <w:t xml:space="preserve">○ 「持ち帰れる成果」と「聞ける相手」を作る仕組みで解ける</w:t>
+              <w:t xml:space="preserve">○ 共通点と話しかける口実を作れば解ける</w:t>
             </w:r>
           </w:p>
         </w:tc>
@@ -7367,7 +7367,7 @@
                 <w:rFonts w:ascii="Gungsuh" w:cs="Gungsuh" w:eastAsia="Gungsuh" w:hAnsi="Gungsuh"/>
                 <w:rtl w:val="0"/>
               </w:rPr>
-              <w:t xml:space="preserve">もくもく会のたび</w:t>
+              <w:t xml:space="preserve">作業のたび</w:t>
             </w:r>
           </w:p>
         </w:tc>
@@ -7461,7 +7461,7 @@
                 <w:rFonts w:ascii="Gungsuh" w:cs="Gungsuh" w:eastAsia="Gungsuh" w:hAnsi="Gungsuh"/>
                 <w:rtl w:val="0"/>
               </w:rPr>
-              <w:t xml:space="preserve">1回休むと、今みんなが何をやっているか分からなくなって復帰しづらい</w:t>
+              <w:t xml:space="preserve">全体イベントの参加率が低く、来ても結局いつものメンバーで固まる</w:t>
             </w:r>
           </w:p>
         </w:tc>
@@ -7483,7 +7483,7 @@
                 <w:rFonts w:ascii="Gungsuh" w:cs="Gungsuh" w:eastAsia="Gungsuh" w:hAnsi="Gungsuh"/>
                 <w:rtl w:val="0"/>
               </w:rPr>
-              <w:t xml:space="preserve">休んだ人ごとに発生</w:t>
+              <w:t xml:space="preserve">年に数回</w:t>
             </w:r>
           </w:p>
         </w:tc>
@@ -7505,7 +7505,7 @@
                 <w:rFonts w:ascii="Gungsuh" w:cs="Gungsuh" w:eastAsia="Gungsuh" w:hAnsi="Gungsuh"/>
                 <w:rtl w:val="0"/>
               </w:rPr>
-              <w:t xml:space="preserve">不定期参加のメンバー</w:t>
+              <w:t xml:space="preserve">運営とメンバー</w:t>
             </w:r>
           </w:p>
         </w:tc>
@@ -7527,7 +7527,7 @@
                 <w:rFonts w:ascii="Gungsuh" w:cs="Gungsuh" w:eastAsia="Gungsuh" w:hAnsi="Gungsuh"/>
                 <w:rtl w:val="0"/>
               </w:rPr>
-              <w:t xml:space="preserve">△ 聞けば出てくるが、数字がない</w:t>
+              <w:t xml:space="preserve">△ 参加者数は残っているかもしれないが、中身の記録はない</w:t>
             </w:r>
           </w:p>
         </w:tc>
@@ -7549,7 +7549,7 @@
                 <w:rFonts w:ascii="Gungsuh" w:cs="Gungsuh" w:eastAsia="Gungsuh" w:hAnsi="Gungsuh"/>
                 <w:rtl w:val="0"/>
               </w:rPr>
-              <w:t xml:space="preserve">△ 候補1を解けば副次的に解ける</w:t>
+              <w:t xml:space="preserve">△ 年数回では、作っても検証が回らない</w:t>
             </w:r>
           </w:p>
         </w:tc>
@@ -7662,7 +7662,7 @@
                 <w:rFonts w:ascii="Gungsuh" w:cs="Gungsuh" w:eastAsia="Gungsuh" w:hAnsi="Gungsuh"/>
                 <w:rtl w:val="0"/>
               </w:rPr>
-              <w:t xml:space="preserve">新歓でHorizonに入会した1年生が、週1の対面もくもく会で、今日やることも聞ける相手も決まらないまま2時間を終え、持ち帰れる成果がないまま来なくなっている。</w:t>
+              <w:t xml:space="preserve">Horizonのメンバーが、瀬田と深草の2キャンパスに分かれて活動しているために、別キャンパスのメンバーとは共通点も見えず話しかける口実もなく、同じサークルにいながら一度も関わらないまま、関わる相手がいつもの数人に固定されている。</w:t>
             </w:r>
           </w:p>
         </w:tc>
@@ -7764,7 +7764,7 @@
                 <w:rFonts w:ascii="Gungsuh" w:cs="Gungsuh" w:eastAsia="Gungsuh" w:hAnsi="Gungsuh"/>
                 <w:rtl w:val="0"/>
               </w:rPr>
-              <w:t xml:space="preserve">・ペインの深さ：放置するとメンバーが毎年入っては消え、サークルそのものが縮む。1年生側も「自分には向いていなかった」で終わり、本来できたはずの体験を丸ごと失う。</w:t>
+              <w:t xml:space="preserve">・ペインの深さ：関わる人が固定されている状態は、放っておくと1年でも2年でも変わらない。「自分と違う人から学べる」というサークルにいる意味そのものが失われている。</w:t>
             </w:r>
           </w:p>
           <w:p>
@@ -7776,7 +7776,7 @@
                 <w:rFonts w:ascii="Gungsuh" w:cs="Gungsuh" w:eastAsia="Gungsuh" w:hAnsi="Gungsuh"/>
                 <w:rtl w:val="0"/>
               </w:rPr>
-              <w:t xml:space="preserve">・一次情報へのアクセス：出席の記録も、来なくなった本人への聞き取りも、自分たちの団体の中で今日そのまま取れる。候補2・3は数字が残っていない。</w:t>
+              <w:t xml:space="preserve">・一次情報へのアクセス：名簿を見て「話したことがない人」に印をつければ、今この場で割合が出る。候補2・3は数字が残っていない。</w:t>
             </w:r>
           </w:p>
           <w:p>
@@ -7788,7 +7788,7 @@
                 <w:rFonts w:ascii="Gungsuh" w:cs="Gungsuh" w:eastAsia="Gungsuh" w:hAnsi="Gungsuh"/>
                 <w:rtl w:val="0"/>
               </w:rPr>
-              <w:t xml:space="preserve">・プロダクトで解ける見込み：候補2（聞ける人が分からない）と候補3（復帰しづらい）は候補1の原因の一部なので、候補1を解く過程で同時に扱える。</w:t>
+              <w:t xml:space="preserve">・プロダクトで解ける見込み：キャンパスが物理的に離れていることは変えられないが、「共通点が見えない」「話しかける口実がない」は仕組みで解ける。候補2は候補1の一部なので、同時に扱える。</w:t>
             </w:r>
           </w:p>
         </w:tc>
@@ -8048,7 +8048,7 @@
                 <w:rFonts w:ascii="Gungsuh" w:cs="Gungsuh" w:eastAsia="Gungsuh" w:hAnsi="Gungsuh"/>
                 <w:rtl w:val="0"/>
               </w:rPr>
-              <w:t xml:space="preserve">Horizonに新歓で入会した1年生が、週1の対面もくもく会で、今日やることも聞ける相手も決まらないまま2時間を終え、持ち帰れる成果を1つも作ることができずに困っている。</w:t>
+              <w:t xml:space="preserve">Horizonのメンバーが、瀬田と深草に分かれて活動している状況で、別キャンパスのメンバーと共通点を知ることも話しかけることもできずに困っている。</w:t>
             </w:r>
           </w:p>
         </w:tc>
@@ -8250,7 +8250,7 @@
                 <w:rFonts w:ascii="Gungsuh" w:cs="Gungsuh" w:eastAsia="Gungsuh" w:hAnsi="Gungsuh"/>
                 <w:rtl w:val="0"/>
               </w:rPr>
-              <w:t xml:space="preserve">参加者1人あたり2時間がまるごと成果ゼロで消える。あわせて「自分には向いていない」という判断が1回ぶん積み上がる</w:t>
+              <w:t xml:space="preserve">相談したいことがあっても、自分の拠点に詳しい人がいなければそこで止まる。サークルの人数ぶんあるはずの知見のうち、使えるのは同じ拠点のいつもの数人ぶんだけ</w:t>
             </w:r>
           </w:p>
         </w:tc>
@@ -8272,7 +8272,7 @@
                 <w:rFonts w:ascii="Gungsuh" w:cs="Gungsuh" w:eastAsia="Gungsuh" w:hAnsi="Gungsuh"/>
                 <w:rtl w:val="0"/>
               </w:rPr>
-              <w:t xml:space="preserve">週1回のもくもく会のたび。入会1〜3回目に集中【当日実測】</w:t>
+              <w:t xml:space="preserve">常時。全体で集まる機会は年に数回しかない</w:t>
             </w:r>
           </w:p>
         </w:tc>
@@ -8294,7 +8294,7 @@
                 <w:rFonts w:ascii="Gungsuh" w:cs="Gungsuh" w:eastAsia="Gungsuh" w:hAnsi="Gungsuh"/>
                 <w:rtl w:val="0"/>
               </w:rPr>
-              <w:t xml:space="preserve">新歓入会者【当日実測】名のうち、3か月後に残るのは【当日実測】名。1人の離脱がそのままサークルの活動人数の減少になる</w:t>
+              <w:t xml:space="preserve">メンバー【当日実測】名のうち、話したことがあるのは【当日実測】名。その差分がまるごと使われないまま毎年過ぎている</w:t>
             </w:r>
           </w:p>
         </w:tc>
@@ -8396,7 +8396,7 @@
                 <w:rFonts w:ascii="Gungsuh" w:cs="Gungsuh" w:eastAsia="Gungsuh" w:hAnsi="Gungsuh"/>
                 <w:rtl w:val="0"/>
               </w:rPr>
-              <w:t xml:space="preserve">・Discordで「今日もくもく会やります」と告知する→ 来るきっかけにはなるが、来た後に何をするかは各自任せのまま。</w:t>
+              <w:t xml:space="preserve">・Discordに全員が入っているチャンネルがある→ 全員いるだけで、誰が何をやっているかは分からない。書き込むのはいつもの人だけ。</w:t>
             </w:r>
           </w:p>
           <w:p>
@@ -8408,7 +8408,7 @@
                 <w:rFonts w:ascii="Gungsuh" w:cs="Gungsuh" w:eastAsia="Gungsuh" w:hAnsi="Gungsuh"/>
                 <w:rtl w:val="0"/>
               </w:rPr>
-              <w:t xml:space="preserve">・先輩が気づいたときに声をかける→ 気づいてもらえた人だけが救われ、黙って詰まっている人は最後まで見過ごされる。</w:t>
+              <w:t xml:space="preserve">・年に数回の全体イベント→ 集まっても結局いつものメンバーで固まる。頻度が低すぎて、そこで話しても関係が続かない。</w:t>
             </w:r>
           </w:p>
           <w:p>
@@ -8420,7 +8420,7 @@
                 <w:rFonts w:ascii="Gungsuh" w:cs="Gungsuh" w:eastAsia="Gungsuh" w:hAnsi="Gungsuh"/>
                 <w:rtl w:val="0"/>
               </w:rPr>
-              <w:t xml:space="preserve">・入門用の資料やおすすめ教材を共有する→ 読むだけで手が動かず、その日の成果にはならない。</w:t>
+              <w:t xml:space="preserve">・入会時の自己紹介チャンネル→ 一度書いて終わりで、今何をやっているかは反映されない。</w:t>
             </w:r>
           </w:p>
           <w:p>
@@ -8432,7 +8432,7 @@
                 <w:rFonts w:ascii="Gungsuh" w:cs="Gungsuh" w:eastAsia="Gungsuh" w:hAnsi="Gungsuh"/>
                 <w:rtl w:val="0"/>
               </w:rPr>
-              <w:t xml:space="preserve">限界：告知も資料も「会に来るまで」を支えているだけで、「来たあとの2時間の中身」と「持ち帰る成果」には誰も踏み込んでいない。</w:t>
+              <w:t xml:space="preserve">限界：どれも「場所」は用意しているが、「誰と誰が話すべきか」を誰も指していない。場所があるだけでは、もともと話している人がさらに話すだけで、新しい組み合わせは生まれない。</w:t>
             </w:r>
           </w:p>
         </w:tc>
@@ -8513,7 +8513,7 @@
                 <w:rFonts w:ascii="Gungsuh" w:cs="Gungsuh" w:eastAsia="Gungsuh" w:hAnsi="Gungsuh"/>
                 <w:rtl w:val="0"/>
               </w:rPr>
-              <w:t xml:space="preserve">入会者が毎年入っては消えるサイクルが固定化し、常連だけの内輪の会になる。</w:t>
+              <w:t xml:space="preserve">拠点ごとに事実上の別サークルになる。名簿上は人数がいるのに、実際に動くのはいつもの数人だけ。</w:t>
             </w:r>
           </w:p>
           <w:p>
@@ -8525,7 +8525,7 @@
                 <w:rFonts w:ascii="Gungsuh" w:cs="Gungsuh" w:eastAsia="Gungsuh" w:hAnsi="Gungsuh"/>
                 <w:rtl w:val="0"/>
               </w:rPr>
-              <w:t xml:space="preserve">人数が減ると次の新歓の説得力も落ちて、さらに人が入らなくなる。</w:t>
+              <w:t xml:space="preserve">新しく入った人も、自分の拠点のいつメンに入れなければそのまま孤立して辞めていく。</w:t>
             </w:r>
           </w:p>
           <w:p>
@@ -8537,7 +8537,7 @@
                 <w:rFonts w:ascii="Gungsuh" w:cs="Gungsuh" w:eastAsia="Gungsuh" w:hAnsi="Gungsuh"/>
                 <w:rtl w:val="0"/>
               </w:rPr>
-              <w:t xml:space="preserve">1年生側も「プログラミングは向いていなかった」という結論だけを持って辞めていく。</w:t>
+              <w:t xml:space="preserve">サークルとして持っているはずの知見が、キャンパスの壁の内側で分断されたままになる。</w:t>
             </w:r>
           </w:p>
         </w:tc>
@@ -8630,7 +8630,7 @@
                 <w:rFonts w:ascii="Gungsuh" w:cs="Gungsuh" w:eastAsia="Gungsuh" w:hAnsi="Gungsuh"/>
                 <w:rtl w:val="0"/>
               </w:rPr>
-              <w:t xml:space="preserve">①過去3回のもくもく会の出席者名を書き出し、新歓入会者のうち誰がいつから来ていないかを数える。</w:t>
+              <w:t xml:space="preserve">①名簿を使い、メンバー全員について「話したことがある／名前だけ知っている／知らない」を分類して数え、割合を出す。瀬田・深草それぞれで分けて数える。</w:t>
             </w:r>
           </w:p>
           <w:p>
@@ -8642,7 +8642,19 @@
                 <w:rFonts w:ascii="Gungsuh" w:cs="Gungsuh" w:eastAsia="Gungsuh" w:hAnsi="Gungsuh"/>
                 <w:rtl w:val="0"/>
               </w:rPr>
-              <w:t xml:space="preserve">②来なくなった1年生2〜3人に、最後に来た日に何をしたか・何かできた実感があったかを聞いて、言葉をそのまま記録する。</w:t>
+              <w:t xml:space="preserve">②直近1か月にDiscordで発言した人を数え、全体の何割かを出す。</w:t>
+            </w:r>
+          </w:p>
+          <w:p>
+            <w:pPr>
+              <w:rPr/>
+            </w:pPr>
+            <w:r>
+              <w:rPr>
+                <w:rFonts w:ascii="Gungsuh" w:cs="Gungsuh" w:eastAsia="Gungsuh" w:hAnsi="Gungsuh"/>
+                <w:rtl w:val="0"/>
+              </w:rPr>
+              <w:t xml:space="preserve">③別キャンパスの人と話したことがある人に、そのきっかけが何だったかを聞く。</w:t>
             </w:r>
           </w:p>
         </w:tc>
@@ -9013,7 +9025,7 @@
                 <w:rFonts w:ascii="Gungsuh" w:cs="Gungsuh" w:eastAsia="Gungsuh" w:hAnsi="Gungsuh"/>
                 <w:rtl w:val="0"/>
               </w:rPr>
-              <w:t xml:space="preserve">来た時点で「今日やること」が決まっていない。決めるところから始まるので、決める前に時間が溶ける。</w:t>
+              <w:t xml:space="preserve">瀬田と深草が物理的に離れている（片道約40〜50分）。日常の活動が拠点ごとに閉じる。</w:t>
             </w:r>
           </w:p>
         </w:tc>
@@ -9035,7 +9047,7 @@
                 <w:rFonts w:ascii="Gungsuh" w:cs="Gungsuh" w:eastAsia="Gungsuh" w:hAnsi="Gungsuh"/>
                 <w:rtl w:val="0"/>
               </w:rPr>
-              <w:t xml:space="preserve">初参加者はまず入門記事の検索から始めている（Step1の行動事実）。</w:t>
+              <w:t xml:space="preserve">日常的に行き来しているメンバーが一人もいない（Step1の行動事実）。</w:t>
             </w:r>
           </w:p>
         </w:tc>
@@ -9057,7 +9069,7 @@
                 <w:rFonts w:ascii="Gungsuh" w:cs="Gungsuh" w:eastAsia="Gungsuh" w:hAnsi="Gungsuh"/>
                 <w:rtl w:val="0"/>
               </w:rPr>
-              <w:t xml:space="preserve">ずっと続く原因</w:t>
+              <w:t xml:space="preserve">ずっと続く原因（構造的で、こちらから変えられない）</w:t>
             </w:r>
           </w:p>
         </w:tc>
@@ -9085,7 +9097,7 @@
                 <w:rFonts w:ascii="Gungsuh" w:cs="Gungsuh" w:eastAsia="Gungsuh" w:hAnsi="Gungsuh"/>
                 <w:rtl w:val="0"/>
               </w:rPr>
-              <w:t xml:space="preserve">やりたいことのサイズが2時間に対して大きすぎる。「アプリを作る」から始めて環境構築で終わる。</w:t>
+              <w:t xml:space="preserve">相手が今何をやっているかが見えないので、共通点が分からない。名前を知っていても話す材料がない。</w:t>
             </w:r>
           </w:p>
         </w:tc>
@@ -9107,7 +9119,7 @@
                 <w:rFonts w:ascii="Gungsuh" w:cs="Gungsuh" w:eastAsia="Gungsuh" w:hAnsi="Gungsuh"/>
                 <w:rtl w:val="0"/>
               </w:rPr>
-              <w:t xml:space="preserve">2時間で動くものができた回がほとんどない（Step1）。</w:t>
+              <w:t xml:space="preserve">Discordの自己紹介は入会時に書いたきり更新されていない（Step3）。</w:t>
             </w:r>
           </w:p>
         </w:tc>
@@ -9157,7 +9169,7 @@
                 <w:rFonts w:ascii="Gungsuh" w:cs="Gungsuh" w:eastAsia="Gungsuh" w:hAnsi="Gungsuh"/>
                 <w:rtl w:val="0"/>
               </w:rPr>
-              <w:t xml:space="preserve">誰が何をできるかが見えないので、詰まっても聞けない。話しかける口実がない。</w:t>
+              <w:t xml:space="preserve">用がないのに話しかける口実がない。「はじめまして」の一言目のコストが高い。</w:t>
             </w:r>
           </w:p>
         </w:tc>
@@ -9179,7 +9191,7 @@
                 <w:rFonts w:ascii="Gungsuh" w:cs="Gungsuh" w:eastAsia="Gungsuh" w:hAnsi="Gungsuh"/>
                 <w:rtl w:val="0"/>
               </w:rPr>
-              <w:t xml:space="preserve">既存メンバーは各自の作業に入っていて、声をかけるタイミングが分からない（Step1）。</w:t>
+              <w:t xml:space="preserve">名前は見たことがあるのに一度も話していない相手が大半（Step1の実測）。</w:t>
             </w:r>
           </w:p>
         </w:tc>
@@ -9229,7 +9241,7 @@
                 <w:rFonts w:ascii="Gungsuh" w:cs="Gungsuh" w:eastAsia="Gungsuh" w:hAnsi="Gungsuh"/>
                 <w:rtl w:val="0"/>
               </w:rPr>
-              <w:t xml:space="preserve">会が終わったときに何も残らない。次に来る理由も、運営が離脱に気づく手がかりも生まれない。</w:t>
+              <w:t xml:space="preserve">場所（Discord・全体イベント）はあるが「誰と誰が話すべきか」を誰も指していないので、既にある関係だけが強化される。</w:t>
             </w:r>
           </w:p>
         </w:tc>
@@ -9251,7 +9263,7 @@
                 <w:rFonts w:ascii="Gungsuh" w:cs="Gungsuh" w:eastAsia="Gungsuh" w:hAnsi="Gungsuh"/>
                 <w:rtl w:val="0"/>
               </w:rPr>
-              <w:t xml:space="preserve">帰り際に成果を共有する場面が今はなく、誰がいつから来ていないかを一度も数えたことがない（Step1・Step3）。</w:t>
+              <w:t xml:space="preserve">全体イベントでも結局いつものメンバーで固まる（Step1）。</w:t>
             </w:r>
           </w:p>
         </w:tc>
@@ -9365,7 +9377,7 @@
                 <w:rFonts w:ascii="Gungsuh" w:cs="Gungsuh" w:eastAsia="Gungsuh" w:hAnsi="Gungsuh"/>
                 <w:rtl w:val="0"/>
               </w:rPr>
-              <w:t xml:space="preserve">Discordの告知は「来るかどうか」しか扱っていない。来たあとの2時間には何も関与しない。</w:t>
+              <w:t xml:space="preserve">Discordも全体イベントも「場所」を用意しているだけで、そこで誰と誰が話すべきかには踏み込んでいない。</w:t>
             </w:r>
           </w:p>
           <w:p>
@@ -9377,7 +9389,7 @@
                 <w:rFonts w:ascii="Gungsuh" w:cs="Gungsuh" w:eastAsia="Gungsuh" w:hAnsi="Gungsuh"/>
                 <w:rtl w:val="0"/>
               </w:rPr>
-              <w:t xml:space="preserve">入門資料は個人が読むもので、その日その場に誰がいて、誰が何を得意としているかを知らない。</w:t>
+              <w:t xml:space="preserve">場所を用意すると、もともと話す人がさらに話すだけになる。InstagramやXのようなSNSも、関係の濃い相手をさらに強く推すようにできているので、まだ関わっていない人にはむしろ届かなくなる。</w:t>
             </w:r>
           </w:p>
           <w:p>
@@ -9389,7 +9401,7 @@
                 <w:rFonts w:ascii="Gungsuh" w:cs="Gungsuh" w:eastAsia="Gungsuh" w:hAnsi="Gungsuh"/>
                 <w:rtl w:val="0"/>
               </w:rPr>
-              <w:t xml:space="preserve">先輩の声かけは善意頼みで、詰まっている本人が黙っている限り届かない。気づいてもらえるかどうかが運になっている。</w:t>
+              <w:t xml:space="preserve">自己紹介チャンネルは入会時点で止まっていて、今の共通点を映さない。</w:t>
             </w:r>
           </w:p>
           <w:p>
@@ -9401,7 +9413,7 @@
                 <w:rFonts w:ascii="Gungsuh" w:cs="Gungsuh" w:eastAsia="Gungsuh" w:hAnsi="Gungsuh"/>
                 <w:rtl w:val="0"/>
               </w:rPr>
-              <w:t xml:space="preserve">つまり「会の最初の5分でその日のゴールを決める」役と、「その場にいる人の中から聞ける相手を指す」役を、今は誰も担っていない。</w:t>
+              <w:t xml:space="preserve">つまり「まだ関わっていない相手を探して、共通点と一言目を渡す」役を、今は誰も担っていない。</w:t>
             </w:r>
           </w:p>
         </w:tc>
@@ -9482,7 +9494,7 @@
                 <w:rFonts w:ascii="Gungsuh" w:cs="Gungsuh" w:eastAsia="Gungsuh" w:hAnsi="Gungsuh"/>
                 <w:rtl w:val="0"/>
               </w:rPr>
-              <w:t xml:space="preserve">原因①②：もくもく会に来た時点で「今日の2時間で終わるゴール」が決まっておらず、成果ゼロのまま帰ってしまう。</w:t>
+              <w:t xml:space="preserve">原因②③：別キャンパスのメンバーと、共通点も見えず、話しかける一言目もないため、最初の接点がいつまでも生まれない。</w:t>
             </w:r>
           </w:p>
           <w:p>
@@ -9494,7 +9506,7 @@
                 <w:rFonts w:ascii="Gungsuh" w:cs="Gungsuh" w:eastAsia="Gungsuh" w:hAnsi="Gungsuh"/>
                 <w:rtl w:val="0"/>
               </w:rPr>
-              <w:t xml:space="preserve">（原因③「聞ける相手が分からない」はゴールを決めるのと同じ画面で相棒を指すことで、原因④「何も残らない」は終了時の1行記録で、それぞれ同時に解消する）</w:t>
+              <w:t xml:space="preserve">（原因①の物理的な距離は変えられない前提とし、接点をオンラインで完結するサイズにする。原因④は「まだ関わっていない人を優先して出す」ことで同時に扱う）</w:t>
             </w:r>
           </w:p>
         </w:tc>
@@ -9585,7 +9597,7 @@
                 <w:rFonts w:ascii="Gungsuh" w:cs="Gungsuh" w:eastAsia="Gungsuh" w:hAnsi="Gungsuh"/>
                 <w:rtl w:val="0"/>
               </w:rPr>
-              <w:t xml:space="preserve">・1回でも「できた」が残れば、それがそのまま次に来る理由になる。逆にここが埋まらない限り、告知を増やしても声かけを増やしても離脱は止まらない。</w:t>
+              <w:t xml:space="preserve">・原因①（キャンパス間の距離）は動かせない。動かせるのは②③で、しかもここが解ければ距離は問題でなくなる。オンラインで完結する接点なら、瀬田も深草も関係がなくなる。</w:t>
             </w:r>
           </w:p>
           <w:p>
@@ -9597,7 +9609,7 @@
                 <w:rFonts w:ascii="Gungsuh" w:cs="Gungsuh" w:eastAsia="Gungsuh" w:hAnsi="Gungsuh"/>
                 <w:rtl w:val="0"/>
               </w:rPr>
-              <w:t xml:space="preserve">・原因③（聞ける相手がいない）と原因④（何も残らない）は、ゴールを決める同じ画面の中で一緒に解消できるので、1機能で3つに効く。</w:t>
+              <w:t xml:space="preserve">・一言目のコストが下がれば、既存の関係だけが強化される構造（原因④）も同時に崩せる。</w:t>
             </w:r>
           </w:p>
           <w:p>
@@ -9609,7 +9621,7 @@
                 <w:rFonts w:ascii="Gungsuh" w:cs="Gungsuh" w:eastAsia="Gungsuh" w:hAnsi="Gungsuh"/>
                 <w:rtl w:val="0"/>
               </w:rPr>
-              <w:t xml:space="preserve">・効果は「もくもく会に来て『できた』を1つ持ち帰った人の割合」と「翌週の再参加率」で測れる。来週のもくもく会で、そのまま検証できる。</w:t>
+              <w:t xml:space="preserve">・効果は「話したことがある人の数」で測れる。今日の実測値がそのままベースラインになり、来月また数えれば増えたかどうかが分かる。</w:t>
             </w:r>
           </w:p>
         </w:tc>
@@ -10062,7 +10074,7 @@
                 <w:rFonts w:ascii="Gungsuh" w:cs="Gungsuh" w:eastAsia="Gungsuh" w:hAnsi="Gungsuh"/>
                 <w:rtl w:val="0"/>
               </w:rPr>
-              <w:t xml:space="preserve">原因①②：今日のゴールが決まらず、2時間に対して大きすぎる</w:t>
+              <w:t xml:space="preserve">原因②：相手が今何をやっているか見えない</w:t>
             </w:r>
           </w:p>
         </w:tc>
@@ -10084,7 +10096,7 @@
                 <w:rFonts w:ascii="Gungsuh" w:cs="Gungsuh" w:eastAsia="Gungsuh" w:hAnsi="Gungsuh"/>
                 <w:rtl w:val="0"/>
               </w:rPr>
-              <w:t xml:space="preserve">会の冒頭5分で全員が「今日やること」を1行だけ宣言すると、AIが2時間で終わるサイズに刻み直して「今日のゴール」にする</w:t>
+              <w:t xml:space="preserve">メンバーカードに「所属キャンパス・今つくっているもの・得意なこと・今詰まっていること」を1行ずつ置き、更新すると全体のボードに流れる</w:t>
             </w:r>
           </w:p>
         </w:tc>
@@ -10106,7 +10118,7 @@
                 <w:rFonts w:ascii="Gungsuh" w:cs="Gungsuh" w:eastAsia="Gungsuh" w:hAnsi="Gungsuh"/>
                 <w:rtl w:val="0"/>
               </w:rPr>
-              <w:t xml:space="preserve">もくもく会に来たメンバー（特に入会3か月以内の1年生）</w:t>
+              <w:t xml:space="preserve">Horizonのメンバー全員</w:t>
             </w:r>
           </w:p>
         </w:tc>
@@ -10128,7 +10140,7 @@
                 <w:rFonts w:ascii="Gungsuh" w:cs="Gungsuh" w:eastAsia="Gungsuh" w:hAnsi="Gungsuh"/>
                 <w:rtl w:val="0"/>
               </w:rPr>
-              <w:t xml:space="preserve">座った瞬間に「今日はここまで」が決まるので、決めるための時間が消え、2時間で必ず届くサイズになる</w:t>
+              <w:t xml:space="preserve">名前しか知らなかった相手に、話す材料ができる。別キャンパスに自分と同じことをやっている人がいると分かる</w:t>
             </w:r>
           </w:p>
         </w:tc>
@@ -10156,7 +10168,7 @@
                 <w:rFonts w:ascii="Gungsuh" w:cs="Gungsuh" w:eastAsia="Gungsuh" w:hAnsi="Gungsuh"/>
                 <w:rtl w:val="0"/>
               </w:rPr>
-              <w:t xml:space="preserve">原因③：詰まっても誰に聞けばいいか分からない</w:t>
+              <w:t xml:space="preserve">原因③④：一言目がない／いつものメンバーだけが強化される</w:t>
             </w:r>
           </w:p>
         </w:tc>
@@ -10178,7 +10190,7 @@
                 <w:rFonts w:ascii="Gungsuh" w:cs="Gungsuh" w:eastAsia="Gungsuh" w:hAnsi="Gungsuh"/>
                 <w:rtl w:val="0"/>
               </w:rPr>
-              <w:t xml:space="preserve">その日の参加者の宣言と得意分野を突き合わせ、AIが「今日はこの人に聞くといい」相棒と、声のかけ方を1文で出す</w:t>
+              <w:t xml:space="preserve">AIが「まだ話したことがない相手」の中から共通点を見つけて1人選び、今日できる小さな接点と、送る一言目を提案する</w:t>
             </w:r>
           </w:p>
         </w:tc>
@@ -10200,7 +10212,7 @@
                 <w:rFonts w:ascii="Gungsuh" w:cs="Gungsuh" w:eastAsia="Gungsuh" w:hAnsi="Gungsuh"/>
                 <w:rtl w:val="0"/>
               </w:rPr>
-              <w:t xml:space="preserve">詰まっている本人と、教えられる既存メンバー</w:t>
+              <w:t xml:space="preserve">メンバー全員（特に別キャンパスの相手に対して）</w:t>
             </w:r>
           </w:p>
         </w:tc>
@@ -10222,7 +10234,7 @@
                 <w:rFonts w:ascii="Gungsuh" w:cs="Gungsuh" w:eastAsia="Gungsuh" w:hAnsi="Gungsuh"/>
                 <w:rtl w:val="0"/>
               </w:rPr>
-              <w:t xml:space="preserve">話しかける口実があらかじめ用意されるので、黙ったまま2時間詰まることがなくなる</w:t>
+              <w:t xml:space="preserve">誰に何と言えばいいかが決まるので、はじめましてのコストが消える。まだ関わっていない人が優先されるので、いつメン強化にならない</w:t>
             </w:r>
           </w:p>
         </w:tc>
@@ -10250,7 +10262,7 @@
                 <w:rFonts w:ascii="Gungsuh" w:cs="Gungsuh" w:eastAsia="Gungsuh" w:hAnsi="Gungsuh"/>
                 <w:rtl w:val="0"/>
               </w:rPr>
-              <w:t xml:space="preserve">原因④：会が終わっても何も残らない</w:t>
+              <w:t xml:space="preserve">原因①：物理的に離れている</w:t>
             </w:r>
           </w:p>
         </w:tc>
@@ -10272,7 +10284,7 @@
                 <w:rFonts w:ascii="Gungsuh" w:cs="Gungsuh" w:eastAsia="Gungsuh" w:hAnsi="Gungsuh"/>
                 <w:rtl w:val="0"/>
               </w:rPr>
-              <w:t xml:space="preserve">終了5分前に「できたこと」を1行だけ記録し、次回の冒頭に「前回できたこと」として出す</w:t>
+              <w:t xml:space="preserve">提案する接点を、オンラインで完結するサイズに限定する（30分の画面共有、コードを見せ合う、詰まりの相談、同じ技術の情報交換）</w:t>
             </w:r>
           </w:p>
         </w:tc>
@@ -10294,7 +10306,7 @@
                 <w:rFonts w:ascii="Gungsuh" w:cs="Gungsuh" w:eastAsia="Gungsuh" w:hAnsi="Gungsuh"/>
                 <w:rtl w:val="0"/>
               </w:rPr>
-              <w:t xml:space="preserve">参加メンバー全員と運営</w:t>
+              <w:t xml:space="preserve">別キャンパス同士のメンバー</w:t>
             </w:r>
           </w:p>
         </w:tc>
@@ -10316,7 +10328,7 @@
                 <w:rFonts w:ascii="Gungsuh" w:cs="Gungsuh" w:eastAsia="Gungsuh" w:hAnsi="Gungsuh"/>
                 <w:rtl w:val="0"/>
               </w:rPr>
-              <w:t xml:space="preserve">会が成果で終わり、次に来たときの出発点になる。同時に、誰がいつ来て何が残ったかが運営にも見える</w:t>
+              <w:t xml:space="preserve">移動なしで成立するので、瀬田・深草の差そのものがなくなる</w:t>
             </w:r>
           </w:p>
         </w:tc>
@@ -10420,7 +10432,7 @@
                 <w:rFonts w:ascii="Gungsuh" w:cs="Gungsuh" w:eastAsia="Gungsuh" w:hAnsi="Gungsuh"/>
                 <w:rtl w:val="0"/>
               </w:rPr>
-              <w:t xml:space="preserve">参加表明 → 今日やることを1行宣言 → AIが「今日のゴール」「今日の相棒」「声のかけ方」を出す → 終了5分前に「できた」を1行記録 → 次回の冒頭に持ち越す。</w:t>
+              <w:t xml:space="preserve">メンバーカードを更新 → AIが「まだ話していない相手」との共通点を見つける → 今日できる小さな接点と一言目を提案 → オンラインで30分やる → 「話した」が記録される。</w:t>
             </w:r>
           </w:p>
           <w:p>
@@ -10432,7 +10444,7 @@
                 <w:rFonts w:ascii="Gungsuh" w:cs="Gungsuh" w:eastAsia="Gungsuh" w:hAnsi="Gungsuh"/>
                 <w:rtl w:val="0"/>
               </w:rPr>
-              <w:t xml:space="preserve">中心価値は「出席させること」ではなく、「2時間で持ち帰れる『できた』を1つ、必ず作って帰らせること」に置く。</w:t>
+              <w:t xml:space="preserve">中心価値は「サークル全員と仲良くさせること」ではなく、「まだ関わっていない相手との最初の1回を、確実に1つ作ること」に置く。</w:t>
             </w:r>
           </w:p>
         </w:tc>
@@ -10515,7 +10527,7 @@
                 <w:rFonts w:ascii="Gungsuh" w:cs="Gungsuh" w:eastAsia="Gungsuh" w:hAnsi="Gungsuh"/>
                 <w:rtl w:val="0"/>
               </w:rPr>
-              <w:t xml:space="preserve">・Discord / Slack：宣言はできるが流れていくだけ。2時間に収まるサイズに刻む人も、相棒を指す人もいない＝原因①②③がそのまま残る。</w:t>
+              <w:t xml:space="preserve">・Discord / Slack：全員いるが、誰が何をやっているかは分からず、誰と話すべきかも指されない。場所があるだけでは、もともと話す人がさらに話すだけになる＝原因②③④が残る。</w:t>
             </w:r>
           </w:p>
           <w:p>
@@ -10527,7 +10539,7 @@
                 <w:rFonts w:ascii="Gungsuh" w:cs="Gungsuh" w:eastAsia="Gungsuh" w:hAnsi="Gungsuh"/>
                 <w:rtl w:val="0"/>
               </w:rPr>
-              <w:t xml:space="preserve">・Notion / スプレッドシートの出席簿：記録はできるが、記録から次の行動が生まれない＝原因④が残る。そもそも入力が続かない。</w:t>
+              <w:t xml:space="preserve">・Instagram / X：関係の濃い相手をさらに強く推す設計なので、まだ関わっていない人には届かない。むしろ固定化を強める方向に働く。</w:t>
             </w:r>
           </w:p>
           <w:p>
@@ -10539,7 +10551,31 @@
                 <w:rFonts w:ascii="Gungsuh" w:cs="Gungsuh" w:eastAsia="Gungsuh" w:hAnsi="Gungsuh"/>
                 <w:rtl w:val="0"/>
               </w:rPr>
-              <w:t xml:space="preserve">・ChatGPT：今日その場に誰が来ていて、誰が何を得意としているかを知らないので相棒を出せない。ゴールの分解だけならできるが、原因③が丸ごと残る。</w:t>
+              <w:t xml:space="preserve">・ChatGPT：メンバーが今何をやっていて、誰と話したことがあるかを知らないので、相手を選べない。</w:t>
+            </w:r>
+          </w:p>
+          <w:p>
+            <w:pPr>
+              <w:rPr/>
+            </w:pPr>
+            <w:r>
+              <w:rPr>
+                <w:rFonts w:ascii="Gungsuh" w:cs="Gungsuh" w:eastAsia="Gungsuh" w:hAnsi="Gungsuh"/>
+                <w:rtl w:val="0"/>
+              </w:rPr>
+              <w:t xml:space="preserve">・Notionのメンバー名簿：一覧にはなるが更新されないし、そこから会話は始まらない＝原因③が残る。</w:t>
+            </w:r>
+          </w:p>
+          <w:p>
+            <w:pPr>
+              <w:rPr/>
+            </w:pPr>
+            <w:r>
+              <w:rPr>
+                <w:rFonts w:ascii="Gungsuh" w:cs="Gungsuh" w:eastAsia="Gungsuh" w:hAnsi="Gungsuh"/>
+                <w:rtl w:val="0"/>
+              </w:rPr>
+              <w:t xml:space="preserve">→ 既存ツールにないのは「まだ関わっていない相手を優先して探し、共通点と一言目を渡す」部分。ここだけを作る。</w:t>
             </w:r>
           </w:p>
           <w:p>
@@ -10792,7 +10828,7 @@
                 <w:rFonts w:ascii="Gungsuh" w:cs="Gungsuh" w:eastAsia="Gungsuh" w:hAnsi="Gungsuh"/>
                 <w:rtl w:val="0"/>
               </w:rPr>
-              <w:t xml:space="preserve">その日の参加者の「今日やること」宣言から、AIが①2時間で終わるゴール　②今日の相棒　③声のかけ方　を出す機能。</w:t>
+              <w:t xml:space="preserve">まだ話したことがない相手の中から、共通点を根拠にAIが1人を選び、今日できる小さな接点と、送る一言目を出す機能。</w:t>
             </w:r>
           </w:p>
           <w:p>
@@ -10804,7 +10840,7 @@
                 <w:rFonts w:ascii="Gungsuh" w:cs="Gungsuh" w:eastAsia="Gungsuh" w:hAnsi="Gungsuh"/>
                 <w:rtl w:val="0"/>
               </w:rPr>
-              <w:t xml:space="preserve">（これを削ると、ただの出席管理アプリになり、手応えゼロで帰る問題が何も変わらない）</w:t>
+              <w:t xml:space="preserve">（これを削ると、ただのメンバー名簿になり、関わる人が固定されている状態が何も変わらない）</w:t>
             </w:r>
           </w:p>
         </w:tc>
@@ -10885,7 +10921,7 @@
                 <w:rFonts w:ascii="Gungsuh" w:cs="Gungsuh" w:eastAsia="Gungsuh" w:hAnsi="Gungsuh"/>
                 <w:rtl w:val="0"/>
               </w:rPr>
-              <w:t xml:space="preserve">①今日のもくもく会：参加表明した人の一覧と、各自の「今日やること」。自分の参加表明もここから。</w:t>
+              <w:t xml:space="preserve">①メンバーボード：全員のカード（キャンパス・今つくっているもの・得意・詰まっていること）。「話したことがある／まだない」が見分けられる。</w:t>
             </w:r>
           </w:p>
           <w:p>
@@ -10897,7 +10933,7 @@
                 <w:rFonts w:ascii="Gungsuh" w:cs="Gungsuh" w:eastAsia="Gungsuh" w:hAnsi="Gungsuh"/>
                 <w:rtl w:val="0"/>
               </w:rPr>
-              <w:t xml:space="preserve">②今日やること入力：1行で書く。あわせて自分のカード（得意／学習中／今つくっているもの）。</w:t>
+              <w:t xml:space="preserve">②今日の一人：AIがまだ話していない相手を1人出す。共通点と根拠、今日できる小さな接点（オンラインで完結するサイズ）、送る一言目。</w:t>
             </w:r>
           </w:p>
           <w:p>
@@ -10909,7 +10945,7 @@
                 <w:rFonts w:ascii="Gungsuh" w:cs="Gungsuh" w:eastAsia="Gungsuh" w:hAnsi="Gungsuh"/>
                 <w:rtl w:val="0"/>
               </w:rPr>
-              <w:t xml:space="preserve">③AI提案：今日のゴール（2時間サイズに分解）＋今日の相棒＋声のかけ方。会の終わりに「できた」を1行記録するところまで。</w:t>
+              <w:t xml:space="preserve">③接点の記録：やりとりしたら「話した」を記録。話した人が増えていくのが見える。</w:t>
             </w:r>
           </w:p>
         </w:tc>
@@ -11000,7 +11036,7 @@
                 <w:rFonts w:ascii="Gungsuh" w:cs="Gungsuh" w:eastAsia="Gungsuh" w:hAnsi="Gungsuh"/>
                 <w:rtl w:val="0"/>
               </w:rPr>
-              <w:t xml:space="preserve">・出席の自動検知、GPS、QRでの入退室管理</w:t>
+              <w:t xml:space="preserve">・DM・チャット機能そのもの（既存のDiscordに渡す）</w:t>
             </w:r>
           </w:p>
           <w:p>
@@ -11012,7 +11048,7 @@
                 <w:rFonts w:ascii="Gungsuh" w:cs="Gungsuh" w:eastAsia="Gungsuh" w:hAnsi="Gungsuh"/>
                 <w:rtl w:val="0"/>
               </w:rPr>
-              <w:t xml:space="preserve">・Discord / GitHub連携、コミットの自動取得</w:t>
+              <w:t xml:space="preserve">・ビデオ通話・画面共有機能（既存ツールに渡す）</w:t>
             </w:r>
           </w:p>
           <w:p>
@@ -11024,7 +11060,7 @@
                 <w:rFonts w:ascii="Gungsuh" w:cs="Gungsuh" w:eastAsia="Gungsuh" w:hAnsi="Gungsuh"/>
                 <w:rtl w:val="0"/>
               </w:rPr>
-              <w:t xml:space="preserve">・スキルレベルの判定、長期のスキルマップ</w:t>
+              <w:t xml:space="preserve">・イベントの企画、出欠管理</w:t>
             </w:r>
           </w:p>
           <w:p>
@@ -11036,7 +11072,7 @@
                 <w:rFonts w:ascii="Gungsuh" w:cs="Gungsuh" w:eastAsia="Gungsuh" w:hAnsi="Gungsuh"/>
                 <w:rtl w:val="0"/>
               </w:rPr>
-              <w:t xml:space="preserve">・運営向けの離脱アラートダッシュボード（次の段階で作る）</w:t>
+              <w:t xml:space="preserve">・Discord / GitHub連携、カードの自動更新</w:t>
             </w:r>
           </w:p>
           <w:p>
@@ -11048,6 +11084,18 @@
                 <w:rFonts w:ascii="Gungsuh" w:cs="Gungsuh" w:eastAsia="Gungsuh" w:hAnsi="Gungsuh"/>
                 <w:rtl w:val="0"/>
               </w:rPr>
+              <w:t xml:space="preserve">・スキルレベルの判定、相性スコアの表示</w:t>
+            </w:r>
+          </w:p>
+          <w:p>
+            <w:pPr>
+              <w:rPr/>
+            </w:pPr>
+            <w:r>
+              <w:rPr>
+                <w:rFonts w:ascii="Gungsuh" w:cs="Gungsuh" w:eastAsia="Gungsuh" w:hAnsi="Gungsuh"/>
+                <w:rtl w:val="0"/>
+              </w:rPr>
               <w:t xml:space="preserve">・通知・リマインド</w:t>
             </w:r>
           </w:p>
@@ -11060,7 +11108,7 @@
                 <w:rFonts w:ascii="Gungsuh" w:cs="Gungsuh" w:eastAsia="Gungsuh" w:hAnsi="Gungsuh"/>
                 <w:rtl w:val="0"/>
               </w:rPr>
-              <w:t xml:space="preserve">・3人以上のチーム分けの自動最適化</w:t>
+              <w:t xml:space="preserve">・運営向けの関係マップの可視化（次の段階で作る）</w:t>
             </w:r>
           </w:p>
           <w:p>
@@ -11073,18 +11121,6 @@
                 <w:rtl w:val="0"/>
               </w:rPr>
               <w:t xml:space="preserve">・AIが本人の確認なしにメッセージを送ること</w:t>
-            </w:r>
-          </w:p>
-          <w:p>
-            <w:pPr>
-              <w:rPr/>
-            </w:pPr>
-            <w:r>
-              <w:rPr>
-                <w:rFonts w:ascii="Gungsuh" w:cs="Gungsuh" w:eastAsia="Gungsuh" w:hAnsi="Gungsuh"/>
-                <w:rtl w:val="0"/>
-              </w:rPr>
-              <w:t xml:space="preserve">・過去の記録の長期集計とグラフ</w:t>
             </w:r>
           </w:p>
         </w:tc>
@@ -11397,7 +11433,7 @@
                 <w:rFonts w:ascii="Gungsuh" w:cs="Gungsuh" w:eastAsia="Gungsuh" w:hAnsi="Gungsuh"/>
                 <w:rtl w:val="0"/>
               </w:rPr>
-              <w:t xml:space="preserve">できた（Dekita）（仮）　※他候補：もくもくバディ／Horizon Today。Step7で確定する。</w:t>
+              <w:t xml:space="preserve">クロス（Cross）（仮）　※他候補：わたり／Horizon Bridge。Step7で確定する。</w:t>
             </w:r>
           </w:p>
         </w:tc>
@@ -11471,7 +11507,7 @@
                 <w:rFonts w:ascii="Gungsuh" w:cs="Gungsuh" w:eastAsia="Gungsuh" w:hAnsi="Gungsuh"/>
                 <w:rtl w:val="0"/>
               </w:rPr>
-              <w:t xml:space="preserve">Horizonの運営と参加者として、新歓で入った1年生が数回で来なくなるのを毎年見ている。誰がいつから来ていないかも、その人が最後の日に何もできずに帰ったことも、自分たちが知っている。</w:t>
+              <w:t xml:space="preserve">Horizonは瀬田と深草の2拠点で活動していて、自分たちがまさに「同じサークルなのに話したことがない人が大半」という状態にいる。名簿を見れば、話したことがない人が何人いるかを今この場で数えられる。</w:t>
             </w:r>
           </w:p>
           <w:p>
@@ -11483,7 +11519,7 @@
                 <w:rFonts w:ascii="Gungsuh" w:cs="Gungsuh" w:eastAsia="Gungsuh" w:hAnsi="Gungsuh"/>
                 <w:rtl w:val="0"/>
               </w:rPr>
-              <w:t xml:space="preserve">そして来週のもくもく会という「すぐ試せる現場」を持っている。作った週に自分たちの会で使って、次の週には再参加率という形で結果が出る。</w:t>
+              <w:t xml:space="preserve">そして来週から自分たちのサークルで使って、「話した人の数が増えたか」という形で結果が出る現場を持っている。</w:t>
             </w:r>
           </w:p>
         </w:tc>
@@ -11557,7 +11593,7 @@
                 <w:rFonts w:ascii="Gungsuh" w:cs="Gungsuh" w:eastAsia="Gungsuh" w:hAnsi="Gungsuh"/>
                 <w:rtl w:val="0"/>
               </w:rPr>
-              <w:t xml:space="preserve">週1のもくもく会で、来た人が「今日できたこと」と「一緒にやった人」を1つずつ持って帰れるようにするアプリ。</w:t>
+              <w:t xml:space="preserve">同じサークルなのに、まだ一度も話したことがない人との最初の1回をつくるアプリ。</w:t>
             </w:r>
           </w:p>
         </w:tc>
@@ -11631,7 +11667,7 @@
                 <w:rFonts w:ascii="Gungsuh" w:cs="Gungsuh" w:eastAsia="Gungsuh" w:hAnsi="Gungsuh"/>
                 <w:rtl w:val="0"/>
               </w:rPr>
-              <w:t xml:space="preserve">・出席の自動検知、GPS、QRでの入退室管理</w:t>
+              <w:t xml:space="preserve">・DM・チャット機能そのもの（既存のDiscordに渡す）</w:t>
             </w:r>
           </w:p>
           <w:p>
@@ -11643,7 +11679,7 @@
                 <w:rFonts w:ascii="Gungsuh" w:cs="Gungsuh" w:eastAsia="Gungsuh" w:hAnsi="Gungsuh"/>
                 <w:rtl w:val="0"/>
               </w:rPr>
-              <w:t xml:space="preserve">・Discord / GitHub連携、コミットの自動取得</w:t>
+              <w:t xml:space="preserve">・ビデオ通話・画面共有機能（既存ツールに渡す）</w:t>
             </w:r>
           </w:p>
           <w:p>
@@ -11655,7 +11691,7 @@
                 <w:rFonts w:ascii="Gungsuh" w:cs="Gungsuh" w:eastAsia="Gungsuh" w:hAnsi="Gungsuh"/>
                 <w:rtl w:val="0"/>
               </w:rPr>
-              <w:t xml:space="preserve">・スキルレベルの判定、長期のスキルマップ</w:t>
+              <w:t xml:space="preserve">・イベントの企画、出欠管理</w:t>
             </w:r>
           </w:p>
           <w:p>
@@ -11667,7 +11703,7 @@
                 <w:rFonts w:ascii="Gungsuh" w:cs="Gungsuh" w:eastAsia="Gungsuh" w:hAnsi="Gungsuh"/>
                 <w:rtl w:val="0"/>
               </w:rPr>
-              <w:t xml:space="preserve">・運営向けの離脱アラートダッシュボード（次の段階で作る）</w:t>
+              <w:t xml:space="preserve">・Discord / GitHub連携、カードの自動更新</w:t>
             </w:r>
           </w:p>
           <w:p>
@@ -11679,6 +11715,18 @@
                 <w:rFonts w:ascii="Gungsuh" w:cs="Gungsuh" w:eastAsia="Gungsuh" w:hAnsi="Gungsuh"/>
                 <w:rtl w:val="0"/>
               </w:rPr>
+              <w:t xml:space="preserve">・スキルレベルの判定、相性スコアの表示</w:t>
+            </w:r>
+          </w:p>
+          <w:p>
+            <w:pPr>
+              <w:rPr/>
+            </w:pPr>
+            <w:r>
+              <w:rPr>
+                <w:rFonts w:ascii="Gungsuh" w:cs="Gungsuh" w:eastAsia="Gungsuh" w:hAnsi="Gungsuh"/>
+                <w:rtl w:val="0"/>
+              </w:rPr>
               <w:t xml:space="preserve">・通知・リマインド</w:t>
             </w:r>
           </w:p>
@@ -11691,7 +11739,7 @@
                 <w:rFonts w:ascii="Gungsuh" w:cs="Gungsuh" w:eastAsia="Gungsuh" w:hAnsi="Gungsuh"/>
                 <w:rtl w:val="0"/>
               </w:rPr>
-              <w:t xml:space="preserve">・3人以上のチーム分けの自動最適化</w:t>
+              <w:t xml:space="preserve">・運営向けの関係マップの可視化（次の段階で作る）</w:t>
             </w:r>
           </w:p>
           <w:p>
@@ -11704,18 +11752,6 @@
                 <w:rtl w:val="0"/>
               </w:rPr>
               <w:t xml:space="preserve">・AIが本人の確認なしにメッセージを送ること</w:t>
-            </w:r>
-          </w:p>
-          <w:p>
-            <w:pPr>
-              <w:rPr/>
-            </w:pPr>
-            <w:r>
-              <w:rPr>
-                <w:rFonts w:ascii="Gungsuh" w:cs="Gungsuh" w:eastAsia="Gungsuh" w:hAnsi="Gungsuh"/>
-                <w:rtl w:val="0"/>
-              </w:rPr>
-              <w:t xml:space="preserve">・過去の記録の長期集計とグラフ</w:t>
             </w:r>
           </w:p>
         </w:tc>
@@ -11812,7 +11848,7 @@
                 <w:rFonts w:ascii="Gungsuh" w:cs="Gungsuh" w:eastAsia="Gungsuh" w:hAnsi="Gungsuh"/>
                 <w:rtl w:val="0"/>
               </w:rPr>
-              <w:t xml:space="preserve">①参加表明と、今日のもくもく会の参加者一覧（誰が来ているかが分かる）</w:t>
+              <w:t xml:space="preserve">①メンバーカード（所属キャンパス・今つくっているもの・得意・今詰まっていること）</w:t>
             </w:r>
           </w:p>
           <w:p>
@@ -11824,7 +11860,7 @@
                 <w:rFonts w:ascii="Gungsuh" w:cs="Gungsuh" w:eastAsia="Gungsuh" w:hAnsi="Gungsuh"/>
                 <w:rtl w:val="0"/>
               </w:rPr>
-              <w:t xml:space="preserve">②「今日やること」を1行で宣言する</w:t>
+              <w:t xml:space="preserve">②メンバーボードで、全員のカードと「話したことがある／まだない」が見分けられる</w:t>
             </w:r>
           </w:p>
           <w:p>
@@ -11836,7 +11872,7 @@
                 <w:rFonts w:ascii="Gungsuh" w:cs="Gungsuh" w:eastAsia="Gungsuh" w:hAnsi="Gungsuh"/>
                 <w:rtl w:val="0"/>
               </w:rPr>
-              <w:t xml:space="preserve">③AIがその宣言を、2時間で終わるサイズのゴールに刻み直す</w:t>
+              <w:t xml:space="preserve">③AIが「まだ話していない相手」の中から、共通点を根拠に1人を選ぶ</w:t>
             </w:r>
           </w:p>
           <w:p>
@@ -11848,7 +11884,7 @@
                 <w:rFonts w:ascii="Gungsuh" w:cs="Gungsuh" w:eastAsia="Gungsuh" w:hAnsi="Gungsuh"/>
                 <w:rtl w:val="0"/>
               </w:rPr>
-              <w:t xml:space="preserve">④参加者の得意分野と宣言を突き合わせ、「今日の相棒」と声のかけ方を提案する</w:t>
+              <w:t xml:space="preserve">④その相手と今日できる小さな接点を提案する（オンラインで完結するサイズに限定）</w:t>
             </w:r>
           </w:p>
           <w:p>
@@ -11860,7 +11896,7 @@
                 <w:rFonts w:ascii="Gungsuh" w:cs="Gungsuh" w:eastAsia="Gungsuh" w:hAnsi="Gungsuh"/>
                 <w:rtl w:val="0"/>
               </w:rPr>
-              <w:t xml:space="preserve">⑤終了5分前に「できたこと」を1行記録する</w:t>
+              <w:t xml:space="preserve">⑤送る一言目を生成する（本人が確認・編集してから使う）</w:t>
             </w:r>
           </w:p>
           <w:p>
@@ -11872,7 +11908,7 @@
                 <w:rFonts w:ascii="Gungsuh" w:cs="Gungsuh" w:eastAsia="Gungsuh" w:hAnsi="Gungsuh"/>
                 <w:rtl w:val="0"/>
               </w:rPr>
-              <w:t xml:space="preserve">⑥次回の冒頭に「前回できたこと」を表示し、次のゴールの出発点にする</w:t>
+              <w:t xml:space="preserve">⑥「話した」を記録し、話したことがある人が増えていくのを見せる</w:t>
             </w:r>
           </w:p>
         </w:tc>
@@ -14820,7 +14856,7 @@
                 <w:rFonts w:ascii="Gungsuh" w:cs="Gungsuh" w:eastAsia="Gungsuh" w:hAnsi="Gungsuh"/>
                 <w:rtl w:val="0"/>
               </w:rPr>
-              <w:t xml:space="preserve">プログラミングサークルHorizonでは、新歓で入会した1年生が、週1の対面もくもく会に数回来たあと来なくなる。</w:t>
+              <w:t xml:space="preserve">プログラミングサークルHorizonは瀬田キャンパスと深草キャンパスの2拠点で活動しているため、別キャンパスのメンバーとは名前を知っているだけで一度も話したことがなく、関わる相手がいつもの数人に固定されている。</w:t>
             </w:r>
           </w:p>
           <w:p>
@@ -14832,7 +14868,7 @@
                 <w:rFonts w:ascii="Gungsuh" w:cs="Gungsuh" w:eastAsia="Gungsuh" w:hAnsi="Gungsuh"/>
                 <w:rtl w:val="0"/>
               </w:rPr>
-              <w:t xml:space="preserve">原因は、来た時点で今日やることが決まっておらず、入門記事の検索と環境構築で2時間が終わり、動くものを何ひとつ持ち帰れないこと。詰まっても誰に聞けばいいか分からず、会が終わっても何も残らないので、次に来る理由が生まれない。</w:t>
+              <w:t xml:space="preserve">原因は、相手が今何をやっているかが見えず共通点が分からないことと、用がないのに話しかける一言目のコストが高いこと。DiscordもイベントもSNSも「場所」を用意するだけで、誰と誰が話すべきかを指していない。</w:t>
             </w:r>
           </w:p>
         </w:tc>
@@ -14913,7 +14949,7 @@
                 <w:rFonts w:ascii="Gungsuh" w:cs="Gungsuh" w:eastAsia="Gungsuh" w:hAnsi="Gungsuh"/>
                 <w:rtl w:val="0"/>
               </w:rPr>
-              <w:t xml:space="preserve">もくもく会に参加するHorizonのメンバー。特に入会3か月以内の1年生（プログラミング初心者）。</w:t>
+              <w:t xml:space="preserve">Horizonのメンバー全員。特に、自分の拠点に同じ興味の人がいないメンバー（瀬田にいてWeb系をやりたい、深草にいて機械学習をやりたい、など）。</w:t>
             </w:r>
           </w:p>
           <w:p>
@@ -14925,7 +14961,7 @@
                 <w:rFonts w:ascii="Gungsuh" w:cs="Gungsuh" w:eastAsia="Gungsuh" w:hAnsi="Gungsuh"/>
                 <w:rtl w:val="0"/>
               </w:rPr>
-              <w:t xml:space="preserve">あわせて、誰が離脱しかけているか分からないまま人数が減っていく運営メンバー。</w:t>
+              <w:t xml:space="preserve">あわせて、拠点をまたいだ企画が組めずにいる運営メンバー。</w:t>
             </w:r>
           </w:p>
         </w:tc>
@@ -15006,7 +15042,7 @@
                 <w:rFonts w:ascii="Gungsuh" w:cs="Gungsuh" w:eastAsia="Gungsuh" w:hAnsi="Gungsuh"/>
                 <w:rtl w:val="0"/>
               </w:rPr>
-              <w:t xml:space="preserve">会の冒頭5分で全員が「今日やること」を1行宣言すると、AIがその場の参加者の情報をもとに、2時間で終わるゴール・今日の相棒・声のかけ方を出す。</w:t>
+              <w:t xml:space="preserve">メンバーカード（キャンパス・今つくっているもの・得意・詰まっていること）をもとに、AIが「まだ話したことがない相手」の中から共通点を根拠に1人を選び、今日できる小さな接点と、送る一言目を提案する。</w:t>
             </w:r>
           </w:p>
           <w:p>
@@ -15018,7 +15054,7 @@
                 <w:rFonts w:ascii="Gungsuh" w:cs="Gungsuh" w:eastAsia="Gungsuh" w:hAnsi="Gungsuh"/>
                 <w:rtl w:val="0"/>
               </w:rPr>
-              <w:t xml:space="preserve">終了5分前に「できたこと」を1行記録し、次回の冒頭に持ち越す。出席させることではなく、「できた」を1つ持って帰らせることを中心に置く。</w:t>
+              <w:t xml:space="preserve">接点はオンラインで完結するサイズに限定するので、キャンパスが離れていることが不利にならない。仲のいい人をさらに推す既存のSNSとは逆に、まだ関わっていない人を優先して出す。</w:t>
             </w:r>
           </w:p>
         </w:tc>
@@ -15099,7 +15135,7 @@
                 <w:rFonts w:ascii="Gungsuh" w:cs="Gungsuh" w:eastAsia="Gungsuh" w:hAnsi="Gungsuh"/>
                 <w:rtl w:val="0"/>
               </w:rPr>
-              <w:t xml:space="preserve">①今日の参加者と、各自の「今日やること」宣言の一覧</w:t>
+              <w:t xml:space="preserve">①メンバーボード（全員のカードと、話したことがある／まだない の区別）</w:t>
             </w:r>
           </w:p>
           <w:p>
@@ -15111,7 +15147,7 @@
                 <w:rFonts w:ascii="Gungsuh" w:cs="Gungsuh" w:eastAsia="Gungsuh" w:hAnsi="Gungsuh"/>
                 <w:rtl w:val="0"/>
               </w:rPr>
-              <w:t xml:space="preserve">②AIによる「今日のゴール（2時間サイズ）」「今日の相棒」「声のかけ方」の提案</w:t>
+              <w:t xml:space="preserve">②AIが「まだ話していない相手」を1人選び、共通点・今日できる接点・一言目を出す</w:t>
             </w:r>
           </w:p>
           <w:p>
@@ -15123,7 +15159,7 @@
                 <w:rFonts w:ascii="Gungsuh" w:cs="Gungsuh" w:eastAsia="Gungsuh" w:hAnsi="Gungsuh"/>
                 <w:rtl w:val="0"/>
               </w:rPr>
-              <w:t xml:space="preserve">③終了時の「できた」1行記録と、次回への持ち越し</w:t>
+              <w:t xml:space="preserve">③「話した」の記録と、話したことがある人が増えていく表示</w:t>
             </w:r>
           </w:p>
         </w:tc>
@@ -15287,7 +15323,7 @@
                 <w:rFonts w:ascii="Gungsuh" w:cs="Gungsuh" w:eastAsia="Gungsuh" w:hAnsi="Gungsuh"/>
                 <w:rtl w:val="0"/>
               </w:rPr>
-              <w:t xml:space="preserve">新歓で入会した1年生が、週1のもくもく会で今日やることも聞ける相手も決まらないまま2時間を終え、持ち帰れる成果がないまま来なくなっている。</w:t>
+              <w:t xml:space="preserve">瀬田・深草の2拠点に分かれているため、別キャンパスのメンバーとは一度も話したことがなく、関わる相手がいつもの数人に固定されている。</w:t>
             </w:r>
           </w:p>
         </w:tc>
@@ -15361,7 +15397,7 @@
                 <w:rFonts w:ascii="Gungsuh" w:cs="Gungsuh" w:eastAsia="Gungsuh" w:hAnsi="Gungsuh"/>
                 <w:rtl w:val="0"/>
               </w:rPr>
-              <w:t xml:space="preserve">もくもく会に参加するHorizonのメンバー、特に入会3か月以内の1年生。あわせて離脱に気づけずにいる運営メンバー。</w:t>
+              <w:t xml:space="preserve">Horizonのメンバー全員。特に自分の拠点に同じ興味の人がいないメンバーと、拠点をまたいだ企画が組めずにいる運営。</w:t>
             </w:r>
           </w:p>
         </w:tc>
@@ -15435,7 +15471,7 @@
                 <w:rFonts w:ascii="Gungsuh" w:cs="Gungsuh" w:eastAsia="Gungsuh" w:hAnsi="Gungsuh"/>
                 <w:rtl w:val="0"/>
               </w:rPr>
-              <w:t xml:space="preserve">冒頭の「今日やること」1行宣言から、AIが2時間で終わるゴール・今日の相棒・声のかけ方を出し、終了時に「できた」を1行記録して次回に持ち越す。</w:t>
+              <w:t xml:space="preserve">AIが「まだ話したことがない相手」の中から共通点を根拠に1人選び、オンラインで完結する小さな接点と、送る一言目を提案する。</w:t>
             </w:r>
           </w:p>
         </w:tc>
@@ -15509,7 +15545,7 @@
                 <w:rFonts w:ascii="Gungsuh" w:cs="Gungsuh" w:eastAsia="Gungsuh" w:hAnsi="Gungsuh"/>
                 <w:rtl w:val="0"/>
               </w:rPr>
-              <w:t xml:space="preserve">①参加者と「今日やること」の一覧　②AIによる今日のゴール・相棒・声のかけ方の提案　③「できた」1行記録と次回への持ち越し</w:t>
+              <w:t xml:space="preserve">①メンバーボード（話したことがある／まだない の区別）　②AIによる相手の選定・共通点・接点・一言目の提案　③「話した」の記録</w:t>
             </w:r>
           </w:p>
         </w:tc>

--- a/01_プロダクト壁打ち/04_ワークシート/AI_Builders_Camp_KickOff_ワークシート_team-i.docx
+++ b/01_プロダクト壁打ち/04_ワークシート/AI_Builders_Camp_KickOff_ワークシート_team-i.docx
@@ -7662,7 +7662,7 @@
                 <w:rFonts w:ascii="Gungsuh" w:cs="Gungsuh" w:eastAsia="Gungsuh" w:hAnsi="Gungsuh"/>
                 <w:rtl w:val="0"/>
               </w:rPr>
-              <w:t xml:space="preserve">Horizonのメンバーが、瀬田と深草の2キャンパスに分かれて活動しているために、別キャンパスのメンバーとは共通点も見えず話しかける口実もなく、同じサークルにいながら一度も関わらないまま、関わる相手がいつもの数人に固定されている。</w:t>
+              <w:t xml:space="preserve">Horizonの新入部員と既存部員が、普段の活動やイベントの際にお互いの情報を認識できておらず、コミュニケーションが不足して、関係が希薄なまま固定されている。</w:t>
             </w:r>
           </w:p>
         </w:tc>
@@ -8048,7 +8048,7 @@
                 <w:rFonts w:ascii="Gungsuh" w:cs="Gungsuh" w:eastAsia="Gungsuh" w:hAnsi="Gungsuh"/>
                 <w:rtl w:val="0"/>
               </w:rPr>
-              <w:t xml:space="preserve">Horizonのメンバーが、瀬田と深草に分かれて活動している状況で、別キャンパスのメンバーと共通点を知ることも話しかけることもできずに困っている。</w:t>
+              <w:t xml:space="preserve">Horizonの新入部員と既存部員が、普段の活動やイベントで顔を合わせる場面で、お互いの名前・学年・やっていることを認識できておらず、話しかけることも会話を続けることもできずに困っている。</w:t>
             </w:r>
           </w:p>
         </w:tc>
@@ -8250,7 +8250,7 @@
                 <w:rFonts w:ascii="Gungsuh" w:cs="Gungsuh" w:eastAsia="Gungsuh" w:hAnsi="Gungsuh"/>
                 <w:rtl w:val="0"/>
               </w:rPr>
-              <w:t xml:space="preserve">相談したいことがあっても、自分の拠点に詳しい人がいなければそこで止まる。サークルの人数ぶんあるはずの知見のうち、使えるのは同じ拠点のいつもの数人ぶんだけ</w:t>
+              <w:t xml:space="preserve">活動に来ても、認識している数人としか話さずに終わる。新入部員は「誰にも認識されていない」と感じた分だけ、次に来る理由を失う</w:t>
             </w:r>
           </w:p>
         </w:tc>
@@ -8272,7 +8272,7 @@
                 <w:rFonts w:ascii="Gungsuh" w:cs="Gungsuh" w:eastAsia="Gungsuh" w:hAnsi="Gungsuh"/>
                 <w:rtl w:val="0"/>
               </w:rPr>
-              <w:t xml:space="preserve">常時。全体で集まる機会は年に数回しかない</w:t>
+              <w:t xml:space="preserve">普段の活動・イベントのたび。特に新入部員が入った直後の数か月に集中</w:t>
             </w:r>
           </w:p>
         </w:tc>
@@ -8294,7 +8294,7 @@
                 <w:rFonts w:ascii="Gungsuh" w:cs="Gungsuh" w:eastAsia="Gungsuh" w:hAnsi="Gungsuh"/>
                 <w:rtl w:val="0"/>
               </w:rPr>
-              <w:t xml:space="preserve">メンバー【当日実測】名のうち、話したことがあるのは【当日実測】名。その差分がまるごと使われないまま毎年過ぎている</w:t>
+              <w:t xml:space="preserve">部員【当日実測】名のうち、お互いを認識し合っているのは一部だけ。認識されないまま数か月過ごした新入部員から順に足が遠のき、関係が希薄なまま固定される</w:t>
             </w:r>
           </w:p>
         </w:tc>
@@ -8396,7 +8396,7 @@
                 <w:rFonts w:ascii="Gungsuh" w:cs="Gungsuh" w:eastAsia="Gungsuh" w:hAnsi="Gungsuh"/>
                 <w:rtl w:val="0"/>
               </w:rPr>
-              <w:t xml:space="preserve">・Discordに全員が入っているチャンネルがある→ 全員いるだけで、誰が何をやっているかは分からない。書き込むのはいつもの人だけ。</w:t>
+              <w:t xml:space="preserve">・入会時の自己紹介（Discordの自己紹介チャンネルや初回の挨拶）→ 一度きりで流れてしまい、その後の活動で「今この人が何をやっているか」は分からないまま。</w:t>
             </w:r>
           </w:p>
           <w:p>
@@ -8408,7 +8408,7 @@
                 <w:rFonts w:ascii="Gungsuh" w:cs="Gungsuh" w:eastAsia="Gungsuh" w:hAnsi="Gungsuh"/>
                 <w:rtl w:val="0"/>
               </w:rPr>
-              <w:t xml:space="preserve">・年に数回の全体イベント→ 集まっても結局いつものメンバーで固まる。頻度が低すぎて、そこで話しても関係が続かない。</w:t>
+              <w:t xml:space="preserve">・Discordの全体チャンネル→ 全員いるだけで、書き込むのはいつもの数人。読むだけの部員のことは誰も認識できない。</w:t>
             </w:r>
           </w:p>
           <w:p>
@@ -8420,7 +8420,7 @@
                 <w:rFonts w:ascii="Gungsuh" w:cs="Gungsuh" w:eastAsia="Gungsuh" w:hAnsi="Gungsuh"/>
                 <w:rtl w:val="0"/>
               </w:rPr>
-              <w:t xml:space="preserve">・入会時の自己紹介チャンネル→ 一度書いて終わりで、今何をやっているかは反映されない。</w:t>
+              <w:t xml:space="preserve">・イベントで顔を合わせる→ 名前と顔が一致しないまま参加するので、結局すでに認識し合っている者同士で固まる。</w:t>
             </w:r>
           </w:p>
           <w:p>
@@ -8432,7 +8432,7 @@
                 <w:rFonts w:ascii="Gungsuh" w:cs="Gungsuh" w:eastAsia="Gungsuh" w:hAnsi="Gungsuh"/>
                 <w:rtl w:val="0"/>
               </w:rPr>
-              <w:t xml:space="preserve">限界：どれも「場所」は用意しているが、「誰と誰が話すべきか」を誰も指していない。場所があるだけでは、もともと話している人がさらに話すだけで、新しい組み合わせは生まれない。</w:t>
+              <w:t xml:space="preserve">限界：どの手段も「その場に一緒にいる」ことは作れるが、「お互いが誰で、何をやっているか」を認識させる役を担っていない。認識がないので会話が始まらず、会話がないので認識も増えない、という循環になっている。</w:t>
             </w:r>
           </w:p>
         </w:tc>
@@ -8513,7 +8513,7 @@
                 <w:rFonts w:ascii="Gungsuh" w:cs="Gungsuh" w:eastAsia="Gungsuh" w:hAnsi="Gungsuh"/>
                 <w:rtl w:val="0"/>
               </w:rPr>
-              <w:t xml:space="preserve">拠点ごとに事実上の別サークルになる。名簿上は人数がいるのに、実際に動くのはいつもの数人だけ。</w:t>
+              <w:t xml:space="preserve">新入部員は、誰にも認識されないまま参加し続ける理由を持てず、そのまま来なくなる。</w:t>
             </w:r>
           </w:p>
           <w:p>
@@ -8525,7 +8525,7 @@
                 <w:rFonts w:ascii="Gungsuh" w:cs="Gungsuh" w:eastAsia="Gungsuh" w:hAnsi="Gungsuh"/>
                 <w:rtl w:val="0"/>
               </w:rPr>
-              <w:t xml:space="preserve">新しく入った人も、自分の拠点のいつメンに入れなければそのまま孤立して辞めていく。</w:t>
+              <w:t xml:space="preserve">既存部員側も関わる相手がいつもの数人に固定され、部としては名簿上の人数だけ増えて、実際に動く人が変わらない。</w:t>
             </w:r>
           </w:p>
           <w:p>
@@ -8537,7 +8537,7 @@
                 <w:rFonts w:ascii="Gungsuh" w:cs="Gungsuh" w:eastAsia="Gungsuh" w:hAnsi="Gungsuh"/>
                 <w:rtl w:val="0"/>
               </w:rPr>
-              <w:t xml:space="preserve">サークルとして持っているはずの知見が、キャンパスの壁の内側で分断されたままになる。</w:t>
+              <w:t xml:space="preserve">部員同士の関係が希薄なまま、活動もイベントも「知っている人だけの集まり」として縮んでいく。</w:t>
             </w:r>
           </w:p>
         </w:tc>
@@ -8630,7 +8630,7 @@
                 <w:rFonts w:ascii="Gungsuh" w:cs="Gungsuh" w:eastAsia="Gungsuh" w:hAnsi="Gungsuh"/>
                 <w:rtl w:val="0"/>
               </w:rPr>
-              <w:t xml:space="preserve">①名簿を使い、メンバー全員について「話したことがある／名前だけ知っている／知らない」を分類して数え、割合を出す。瀬田・深草それぞれで分けて数える。</w:t>
+              <w:t xml:space="preserve">①部員名簿を使い、チームメンバー各自が全部員を「名前と顔が一致し、話したことがある／名前だけ知っている／認識していない」に分類して、割合を数える。</w:t>
             </w:r>
           </w:p>
           <w:p>
@@ -8642,7 +8642,7 @@
                 <w:rFonts w:ascii="Gungsuh" w:cs="Gungsuh" w:eastAsia="Gungsuh" w:hAnsi="Gungsuh"/>
                 <w:rtl w:val="0"/>
               </w:rPr>
-              <w:t xml:space="preserve">②直近1か月にDiscordで発言した人を数え、全体の何割かを出す。</w:t>
+              <w:t xml:space="preserve">②新入部員に「部内で名前を言える人は何人か」「話しかけられなかった場面はいつか」を聞き、言葉をそのまま記録する。</w:t>
             </w:r>
           </w:p>
           <w:p>
@@ -8654,7 +8654,7 @@
                 <w:rFonts w:ascii="Gungsuh" w:cs="Gungsuh" w:eastAsia="Gungsuh" w:hAnsi="Gungsuh"/>
                 <w:rtl w:val="0"/>
               </w:rPr>
-              <w:t xml:space="preserve">③別キャンパスの人と話したことがある人に、そのきっかけが何だったかを聞く。</w:t>
+              <w:t xml:space="preserve">③直近1か月にDiscordで発言した人数を数え、全体の何割かを出す。</w:t>
             </w:r>
           </w:p>
         </w:tc>
@@ -9025,7 +9025,7 @@
                 <w:rFonts w:ascii="Gungsuh" w:cs="Gungsuh" w:eastAsia="Gungsuh" w:hAnsi="Gungsuh"/>
                 <w:rtl w:val="0"/>
               </w:rPr>
-              <w:t xml:space="preserve">瀬田と深草が物理的に離れている（片道約40〜50分）。日常の活動が拠点ごとに閉じる。</w:t>
+              <w:t xml:space="preserve">お互いの情報（名前・学年・やっていること・興味）を知る場所が、入会時の自己紹介以降どこにもない。</w:t>
             </w:r>
           </w:p>
         </w:tc>
@@ -9047,7 +9047,7 @@
                 <w:rFonts w:ascii="Gungsuh" w:cs="Gungsuh" w:eastAsia="Gungsuh" w:hAnsi="Gungsuh"/>
                 <w:rtl w:val="0"/>
               </w:rPr>
-              <w:t xml:space="preserve">日常的に行き来しているメンバーが一人もいない（Step1の行動事実）。</w:t>
+              <w:t xml:space="preserve">自己紹介チャンネルは入会時に書いたきり更新されていない（Step3）。</w:t>
             </w:r>
           </w:p>
         </w:tc>
@@ -9069,7 +9069,7 @@
                 <w:rFonts w:ascii="Gungsuh" w:cs="Gungsuh" w:eastAsia="Gungsuh" w:hAnsi="Gungsuh"/>
                 <w:rtl w:val="0"/>
               </w:rPr>
-              <w:t xml:space="preserve">ずっと続く原因（構造的で、こちらから変えられない）</w:t>
+              <w:t xml:space="preserve">ずっと続く原因</w:t>
             </w:r>
           </w:p>
         </w:tc>
@@ -9097,7 +9097,7 @@
                 <w:rFonts w:ascii="Gungsuh" w:cs="Gungsuh" w:eastAsia="Gungsuh" w:hAnsi="Gungsuh"/>
                 <w:rtl w:val="0"/>
               </w:rPr>
-              <w:t xml:space="preserve">相手が今何をやっているかが見えないので、共通点が分からない。名前を知っていても話す材料がない。</w:t>
+              <w:t xml:space="preserve">相手が今何をやっているかが見えないので、共通点が分からず、話しかける材料がない。</w:t>
             </w:r>
           </w:p>
         </w:tc>
@@ -9119,7 +9119,7 @@
                 <w:rFonts w:ascii="Gungsuh" w:cs="Gungsuh" w:eastAsia="Gungsuh" w:hAnsi="Gungsuh"/>
                 <w:rtl w:val="0"/>
               </w:rPr>
-              <w:t xml:space="preserve">Discordの自己紹介は入会時に書いたきり更新されていない（Step3）。</w:t>
+              <w:t xml:space="preserve">活動の場で初対面同士の会話がほぼ発生せず、話すのは毎回同じ組み合わせ（Step1・Step3の実測）。</w:t>
             </w:r>
           </w:p>
         </w:tc>
@@ -9169,7 +9169,7 @@
                 <w:rFonts w:ascii="Gungsuh" w:cs="Gungsuh" w:eastAsia="Gungsuh" w:hAnsi="Gungsuh"/>
                 <w:rtl w:val="0"/>
               </w:rPr>
-              <w:t xml:space="preserve">用がないのに話しかける口実がない。「はじめまして」の一言目のコストが高い。</w:t>
+              <w:t xml:space="preserve">用がないのに話しかける一言目のコストが高い。名前も知らない相手に「はじめまして」から入る負担が大きい。</w:t>
             </w:r>
           </w:p>
         </w:tc>
@@ -9191,7 +9191,7 @@
                 <w:rFonts w:ascii="Gungsuh" w:cs="Gungsuh" w:eastAsia="Gungsuh" w:hAnsi="Gungsuh"/>
                 <w:rtl w:val="0"/>
               </w:rPr>
-              <w:t xml:space="preserve">名前は見たことがあるのに一度も話していない相手が大半（Step1の実測）。</w:t>
+              <w:t xml:space="preserve">名前だけ知っていて一度も話していない相手が大半（Step3の実測）。</w:t>
             </w:r>
           </w:p>
         </w:tc>
@@ -9241,7 +9241,7 @@
                 <w:rFonts w:ascii="Gungsuh" w:cs="Gungsuh" w:eastAsia="Gungsuh" w:hAnsi="Gungsuh"/>
                 <w:rtl w:val="0"/>
               </w:rPr>
-              <w:t xml:space="preserve">場所（Discord・全体イベント）はあるが「誰と誰が話すべきか」を誰も指していないので、既にある関係だけが強化される。</w:t>
+              <w:t xml:space="preserve">活動もイベントも「場」を用意するだけで、誰と誰が知り合うべきかを誰も指していないため、既にある関係だけが強化される。</w:t>
             </w:r>
           </w:p>
         </w:tc>
@@ -9263,7 +9263,7 @@
                 <w:rFonts w:ascii="Gungsuh" w:cs="Gungsuh" w:eastAsia="Gungsuh" w:hAnsi="Gungsuh"/>
                 <w:rtl w:val="0"/>
               </w:rPr>
-              <w:t xml:space="preserve">全体イベントでも結局いつものメンバーで固まる（Step1）。</w:t>
+              <w:t xml:space="preserve">イベントでも結局いつものメンバーで固まっている（Step1）。</w:t>
             </w:r>
           </w:p>
         </w:tc>
@@ -9377,7 +9377,7 @@
                 <w:rFonts w:ascii="Gungsuh" w:cs="Gungsuh" w:eastAsia="Gungsuh" w:hAnsi="Gungsuh"/>
                 <w:rtl w:val="0"/>
               </w:rPr>
-              <w:t xml:space="preserve">Discordも全体イベントも「場所」を用意しているだけで、そこで誰と誰が話すべきかには踏み込んでいない。</w:t>
+              <w:t xml:space="preserve">自己紹介は入会時点で止まった情報で、今の姿を映していないため、認識の材料にならない。</w:t>
             </w:r>
           </w:p>
           <w:p>
@@ -9389,7 +9389,7 @@
                 <w:rFonts w:ascii="Gungsuh" w:cs="Gungsuh" w:eastAsia="Gungsuh" w:hAnsi="Gungsuh"/>
                 <w:rtl w:val="0"/>
               </w:rPr>
-              <w:t xml:space="preserve">場所を用意すると、もともと話す人がさらに話すだけになる。InstagramやXのようなSNSも、関係の濃い相手をさらに強く推すようにできているので、まだ関わっていない人にはむしろ届かなくなる。</w:t>
+              <w:t xml:space="preserve">Discordもイベントも「同じ場所にいる」ことは作れるが、お互いの情報を届け合う仕組みがないため、認識は増えない。</w:t>
             </w:r>
           </w:p>
           <w:p>
@@ -9401,7 +9401,7 @@
                 <w:rFonts w:ascii="Gungsuh" w:cs="Gungsuh" w:eastAsia="Gungsuh" w:hAnsi="Gungsuh"/>
                 <w:rtl w:val="0"/>
               </w:rPr>
-              <w:t xml:space="preserve">自己紹介チャンネルは入会時点で止まっていて、今の共通点を映さない。</w:t>
+              <w:t xml:space="preserve">声かけは善意頼みで、認識されていない部員ほど誰からも気づかれない。</w:t>
             </w:r>
           </w:p>
           <w:p>
@@ -9413,7 +9413,7 @@
                 <w:rFonts w:ascii="Gungsuh" w:cs="Gungsuh" w:eastAsia="Gungsuh" w:hAnsi="Gungsuh"/>
                 <w:rtl w:val="0"/>
               </w:rPr>
-              <w:t xml:space="preserve">つまり「まだ関わっていない相手を探して、共通点と一言目を渡す」役を、今は誰も担っていない。</w:t>
+              <w:t xml:space="preserve">つまり「部員同士がお互いを認識するための情報を、更新され続ける形で持つ」役と、「まだ認識し合っていない二人に、共通点と一言目を渡す」役を、今は誰も担っていない。</w:t>
             </w:r>
           </w:p>
         </w:tc>
@@ -9494,19 +9494,7 @@
                 <w:rFonts w:ascii="Gungsuh" w:cs="Gungsuh" w:eastAsia="Gungsuh" w:hAnsi="Gungsuh"/>
                 <w:rtl w:val="0"/>
               </w:rPr>
-              <w:t xml:space="preserve">原因②③：別キャンパスのメンバーと、共通点も見えず、話しかける一言目もないため、最初の接点がいつまでも生まれない。</w:t>
-            </w:r>
-          </w:p>
-          <w:p>
-            <w:pPr>
-              <w:rPr/>
-            </w:pPr>
-            <w:r>
-              <w:rPr>
-                <w:rFonts w:ascii="Gungsuh" w:cs="Gungsuh" w:eastAsia="Gungsuh" w:hAnsi="Gungsuh"/>
-                <w:rtl w:val="0"/>
-              </w:rPr>
-              <w:t xml:space="preserve">（原因①の物理的な距離は変えられない前提とし、接点をオンラインで完結するサイズにする。原因④は「まだ関わっていない人を優先して出す」ことで同時に扱う）</w:t>
+              <w:t xml:space="preserve">原因②：相手が今何をやっているかが見えないので、共通点が分からず、話しかける材料がない。</w:t>
             </w:r>
           </w:p>
         </w:tc>
@@ -9597,7 +9585,7 @@
                 <w:rFonts w:ascii="Gungsuh" w:cs="Gungsuh" w:eastAsia="Gungsuh" w:hAnsi="Gungsuh"/>
                 <w:rtl w:val="0"/>
               </w:rPr>
-              <w:t xml:space="preserve">・原因①（キャンパス間の距離）は動かせない。動かせるのは②③で、しかもここが解ければ距離は問題でなくなる。オンラインで完結する接点なら、瀬田も深草も関係がなくなる。</w:t>
+              <w:t xml:space="preserve">・4つの原因の中で、ここがすべての入口にある。共通点さえ見えれば、一言目は作れるし（原因③）、まだ認識し合っていない相手とも会話が始まる（原因④）。逆に共通点が見えないままでは、交流の場を増やしても自己紹介を書かせても、会話は始まらない。</w:t>
             </w:r>
           </w:p>
           <w:p>
@@ -9609,7 +9597,7 @@
                 <w:rFonts w:ascii="Gungsuh" w:cs="Gungsuh" w:eastAsia="Gungsuh" w:hAnsi="Gungsuh"/>
                 <w:rtl w:val="0"/>
               </w:rPr>
-              <w:t xml:space="preserve">・一言目のコストが下がれば、既存の関係だけが強化される構造（原因④）も同時に崩せる。</w:t>
+              <w:t xml:space="preserve">・原因①（情報を置く場所がない）は、この原因を解消する手段としてカードを作れば自動的に埋まる。つまり原因②を選ぶと、①③④が芋づる式に片付く。</w:t>
             </w:r>
           </w:p>
           <w:p>
@@ -9621,7 +9609,7 @@
                 <w:rFonts w:ascii="Gungsuh" w:cs="Gungsuh" w:eastAsia="Gungsuh" w:hAnsi="Gungsuh"/>
                 <w:rtl w:val="0"/>
               </w:rPr>
-              <w:t xml:space="preserve">・効果は「話したことがある人の数」で測れる。今日の実測値がそのままベースラインになり、来月また数えれば増えたかどうかが分かる。</w:t>
+              <w:t xml:space="preserve">・効果は「共通点をきっかけに初めて話せた相手の数」で測れる。今日の実測値（認識し合っている部員の割合）がベースラインになり、来月同じ方法で数えれば増えたかが分かる。</w:t>
             </w:r>
           </w:p>
         </w:tc>
@@ -10168,7 +10156,7 @@
                 <w:rFonts w:ascii="Gungsuh" w:cs="Gungsuh" w:eastAsia="Gungsuh" w:hAnsi="Gungsuh"/>
                 <w:rtl w:val="0"/>
               </w:rPr>
-              <w:t xml:space="preserve">原因③④：一言目がない／いつものメンバーだけが強化される</w:t>
+              <w:t xml:space="preserve">原因③④：一言目のコストが高い／既にある関係だけが強化される</w:t>
             </w:r>
           </w:p>
         </w:tc>
@@ -10262,7 +10250,7 @@
                 <w:rFonts w:ascii="Gungsuh" w:cs="Gungsuh" w:eastAsia="Gungsuh" w:hAnsi="Gungsuh"/>
                 <w:rtl w:val="0"/>
               </w:rPr>
-              <w:t xml:space="preserve">原因①：物理的に離れている</w:t>
+              <w:t xml:space="preserve">補足：瀬田と深草の2拠点に分かれていて、対面の機会が作りにくい</w:t>
             </w:r>
           </w:p>
         </w:tc>

--- a/01_プロダクト壁打ち/04_ワークシート/AI_Builders_Camp_KickOff_ワークシート_team-i.docx
+++ b/01_プロダクト壁打ち/04_ワークシート/AI_Builders_Camp_KickOff_ワークシート_team-i.docx
@@ -7662,7 +7662,7 @@
                 <w:rFonts w:ascii="Gungsuh" w:cs="Gungsuh" w:eastAsia="Gungsuh" w:hAnsi="Gungsuh"/>
                 <w:rtl w:val="0"/>
               </w:rPr>
-              <w:t xml:space="preserve">Horizonの新入部員と既存部員が、普段の活動やイベントの際にお互いの情報を認識できておらず、コミュニケーションが不足して、関係が希薄なまま固定されている。</w:t>
+              <w:t xml:space="preserve">Horizonの新歓や初回の活動で、新入部員と既存部員がInstagram・LINE・Discordを交換しても、相手を思い出す文脈と次に関わるきっかけが残らず、交換したはずの関係がそのまま立ち消えている。</w:t>
             </w:r>
           </w:p>
         </w:tc>
@@ -8048,7 +8048,7 @@
                 <w:rFonts w:ascii="Gungsuh" w:cs="Gungsuh" w:eastAsia="Gungsuh" w:hAnsi="Gungsuh"/>
                 <w:rtl w:val="0"/>
               </w:rPr>
-              <w:t xml:space="preserve">Horizonの新入部員と既存部員が、普段の活動やイベントで顔を合わせる場面で、お互いの名前・学年・やっていることを認識できておらず、話しかけることも会話を続けることもできずに困っている。</w:t>
+              <w:t xml:space="preserve">Horizonの新入部員が、新歓や初回の活動で既存部員と連絡先を交換した数日後に、相手が誰でどこで話した人かを思い出せず、もう一度話しかけるきっかけを作ることができずに困っている。</w:t>
             </w:r>
           </w:p>
         </w:tc>
@@ -8250,7 +8250,7 @@
                 <w:rFonts w:ascii="Gungsuh" w:cs="Gungsuh" w:eastAsia="Gungsuh" w:hAnsi="Gungsuh"/>
                 <w:rtl w:val="0"/>
               </w:rPr>
-              <w:t xml:space="preserve">活動に来ても、認識している数人としか話さずに終わる。新入部員は「誰にも認識されていない」と感じた分だけ、次に来る理由を失う</w:t>
+              <w:t xml:space="preserve">交換1件がそのまま立ち消え＝関われたはずの先輩・同期を1人失う。思い出せないので連絡もできない</w:t>
             </w:r>
           </w:p>
         </w:tc>
@@ -8272,7 +8272,7 @@
                 <w:rFonts w:ascii="Gungsuh" w:cs="Gungsuh" w:eastAsia="Gungsuh" w:hAnsi="Gungsuh"/>
                 <w:rtl w:val="0"/>
               </w:rPr>
-              <w:t xml:space="preserve">普段の活動・イベントのたび。特に新入部員が入った直後の数か月に集中</w:t>
+              <w:t xml:space="preserve">新歓・初回活動の時期に集中して発生。1人あたり【当日実測】件の交換</w:t>
             </w:r>
           </w:p>
         </w:tc>
@@ -8294,7 +8294,7 @@
                 <w:rFonts w:ascii="Gungsuh" w:cs="Gungsuh" w:eastAsia="Gungsuh" w:hAnsi="Gungsuh"/>
                 <w:rtl w:val="0"/>
               </w:rPr>
-              <w:t xml:space="preserve">部員【当日実測】名のうち、お互いを認識し合っているのは一部だけ。認識されないまま数か月過ごした新入部員から順に足が遠のき、関係が希薄なまま固定される</w:t>
+              <w:t xml:space="preserve">交換の大半が2回目の接点なしで消える。新入部員は認識されないまま、関わる相手がいつもの数人に固定される</w:t>
             </w:r>
           </w:p>
         </w:tc>
@@ -8396,7 +8396,7 @@
                 <w:rFonts w:ascii="Gungsuh" w:cs="Gungsuh" w:eastAsia="Gungsuh" w:hAnsi="Gungsuh"/>
                 <w:rtl w:val="0"/>
               </w:rPr>
-              <w:t xml:space="preserve">・入会時の自己紹介（Discordの自己紹介チャンネルや初回の挨拶）→ 一度きりで流れてしまい、その後の活動で「今この人が何をやっているか」は分からないまま。</w:t>
+              <w:t xml:space="preserve">・InstagramやLINEを交換する→ IDが残るだけで、どこで会って何を話したかは残らない。</w:t>
             </w:r>
           </w:p>
           <w:p>
@@ -8408,7 +8408,7 @@
                 <w:rFonts w:ascii="Gungsuh" w:cs="Gungsuh" w:eastAsia="Gungsuh" w:hAnsi="Gungsuh"/>
                 <w:rtl w:val="0"/>
               </w:rPr>
-              <w:t xml:space="preserve">・Discordの全体チャンネル→ 全員いるだけで、書き込むのはいつもの数人。読むだけの部員のことは誰も認識できない。</w:t>
+              <w:t xml:space="preserve">・Discordの自己紹介チャンネル→ 入会時に書いたきり更新されず、相手が今何をやっているかは分からない。</w:t>
             </w:r>
           </w:p>
           <w:p>
@@ -8420,7 +8420,7 @@
                 <w:rFonts w:ascii="Gungsuh" w:cs="Gungsuh" w:eastAsia="Gungsuh" w:hAnsi="Gungsuh"/>
                 <w:rtl w:val="0"/>
               </w:rPr>
-              <w:t xml:space="preserve">・イベントで顔を合わせる→ 名前と顔が一致しないまま参加するので、結局すでに認識し合っている者同士で固まる。</w:t>
+              <w:t xml:space="preserve">・活動やイベントで顔を合わせる→ 名前と顔が一致しないまま参加するので、結局すでに知っている人同士で固まる。</w:t>
             </w:r>
           </w:p>
           <w:p>
@@ -8432,7 +8432,7 @@
                 <w:rFonts w:ascii="Gungsuh" w:cs="Gungsuh" w:eastAsia="Gungsuh" w:hAnsi="Gungsuh"/>
                 <w:rtl w:val="0"/>
               </w:rPr>
-              <w:t xml:space="preserve">限界：どの手段も「その場に一緒にいる」ことは作れるが、「お互いが誰で、何をやっているか」を認識させる役を担っていない。認識がないので会話が始まらず、会話がないので認識も増えない、という循環になっている。</w:t>
+              <w:t xml:space="preserve">限界：どの手段も「連絡できる状態」までは作るが、「思い出す文脈」と「次に会うきっかけ」を残す役を、誰も担っていない。</w:t>
             </w:r>
           </w:p>
         </w:tc>
@@ -8513,7 +8513,7 @@
                 <w:rFonts w:ascii="Gungsuh" w:cs="Gungsuh" w:eastAsia="Gungsuh" w:hAnsi="Gungsuh"/>
                 <w:rtl w:val="0"/>
               </w:rPr>
-              <w:t xml:space="preserve">新入部員は、誰にも認識されないまま参加し続ける理由を持てず、そのまま来なくなる。</w:t>
+              <w:t xml:space="preserve">新入部員は、誰にも認識されないまま参加し続ける理由を失い、そのまま来なくなる。</w:t>
             </w:r>
           </w:p>
           <w:p>
@@ -8525,7 +8525,7 @@
                 <w:rFonts w:ascii="Gungsuh" w:cs="Gungsuh" w:eastAsia="Gungsuh" w:hAnsi="Gungsuh"/>
                 <w:rtl w:val="0"/>
               </w:rPr>
-              <w:t xml:space="preserve">既存部員側も関わる相手がいつもの数人に固定され、部としては名簿上の人数だけ増えて、実際に動く人が変わらない。</w:t>
+              <w:t xml:space="preserve">既存部員側も関わる相手がいつもの数人に固定され、名簿上の人数だけ増えて、実際に動く人が変わらない。</w:t>
             </w:r>
           </w:p>
           <w:p>
@@ -8630,7 +8630,7 @@
                 <w:rFonts w:ascii="Gungsuh" w:cs="Gungsuh" w:eastAsia="Gungsuh" w:hAnsi="Gungsuh"/>
                 <w:rtl w:val="0"/>
               </w:rPr>
-              <w:t xml:space="preserve">①部員名簿を使い、チームメンバー各自が全部員を「名前と顔が一致し、話したことがある／名前だけ知っている／認識していない」に分類して、割合を数える。</w:t>
+              <w:t xml:space="preserve">①部員名簿とSNSの交換履歴を突き合わせ、「交換したのに、その後関わりがない人数」を数える。</w:t>
             </w:r>
           </w:p>
           <w:p>
@@ -9025,7 +9025,7 @@
                 <w:rFonts w:ascii="Gungsuh" w:cs="Gungsuh" w:eastAsia="Gungsuh" w:hAnsi="Gungsuh"/>
                 <w:rtl w:val="0"/>
               </w:rPr>
-              <w:t xml:space="preserve">お互いの情報（名前・学年・やっていること・興味）を知る場所が、入会時の自己紹介以降どこにもない。</w:t>
+              <w:t xml:space="preserve">交換の瞬間に、どこで会って何を話したかを残す場所がない。SNSはIDを交換して終わる。</w:t>
             </w:r>
           </w:p>
         </w:tc>
@@ -9047,7 +9047,7 @@
                 <w:rFonts w:ascii="Gungsuh" w:cs="Gungsuh" w:eastAsia="Gungsuh" w:hAnsi="Gungsuh"/>
                 <w:rtl w:val="0"/>
               </w:rPr>
-              <w:t xml:space="preserve">自己紹介チャンネルは入会時に書いたきり更新されていない（Step3）。</w:t>
+              <w:t xml:space="preserve">交換直後はメモを取らず、数日後には出会った場面を思い出せない（Step1・Step3）。</w:t>
             </w:r>
           </w:p>
         </w:tc>
@@ -10062,7 +10062,7 @@
                 <w:rFonts w:ascii="Gungsuh" w:cs="Gungsuh" w:eastAsia="Gungsuh" w:hAnsi="Gungsuh"/>
                 <w:rtl w:val="0"/>
               </w:rPr>
-              <w:t xml:space="preserve">原因②：相手が今何をやっているか見えない</w:t>
+              <w:t xml:space="preserve">原因②：相手が今何をやっているかが見えず、共通点が分からない</w:t>
             </w:r>
           </w:p>
         </w:tc>
@@ -10084,7 +10084,7 @@
                 <w:rFonts w:ascii="Gungsuh" w:cs="Gungsuh" w:eastAsia="Gungsuh" w:hAnsi="Gungsuh"/>
                 <w:rtl w:val="0"/>
               </w:rPr>
-              <w:t xml:space="preserve">メンバーカードに「所属キャンパス・今つくっているもの・得意なこと・今詰まっていること」を1行ずつ置き、更新すると全体のボードに流れる</w:t>
+              <w:t xml:space="preserve">交換用URLを送り合うと「出会いカード」が自動生成される。プロフィール（学部・学年・キャンパス・興味/技術）、出会った場面（例：Horizon新歓）、共通点タグがその場で残る</w:t>
             </w:r>
           </w:p>
         </w:tc>
@@ -10106,7 +10106,7 @@
                 <w:rFonts w:ascii="Gungsuh" w:cs="Gungsuh" w:eastAsia="Gungsuh" w:hAnsi="Gungsuh"/>
                 <w:rtl w:val="0"/>
               </w:rPr>
-              <w:t xml:space="preserve">Horizonのメンバー全員</w:t>
+              <w:t xml:space="preserve">新入部員と既存部員（連絡先を交換した部員同士）</w:t>
             </w:r>
           </w:p>
         </w:tc>
@@ -10128,7 +10128,7 @@
                 <w:rFonts w:ascii="Gungsuh" w:cs="Gungsuh" w:eastAsia="Gungsuh" w:hAnsi="Gungsuh"/>
                 <w:rtl w:val="0"/>
               </w:rPr>
-              <w:t xml:space="preserve">名前しか知らなかった相手に、話す材料ができる。別キャンパスに自分と同じことをやっている人がいると分かる</w:t>
+              <w:t xml:space="preserve">交換した瞬間に「誰で・何をやっていて・何が共通か」が見える状態になり、話しかける材料が常に手元に残る</w:t>
             </w:r>
           </w:p>
         </w:tc>
@@ -10156,7 +10156,7 @@
                 <w:rFonts w:ascii="Gungsuh" w:cs="Gungsuh" w:eastAsia="Gungsuh" w:hAnsi="Gungsuh"/>
                 <w:rtl w:val="0"/>
               </w:rPr>
-              <w:t xml:space="preserve">原因③④：一言目のコストが高い／既にある関係だけが強化される</w:t>
+              <w:t xml:space="preserve">原因③：材料があっても、話しかける口実と一言目がない</w:t>
             </w:r>
           </w:p>
         </w:tc>
@@ -10178,7 +10178,7 @@
                 <w:rFonts w:ascii="Gungsuh" w:cs="Gungsuh" w:eastAsia="Gungsuh" w:hAnsi="Gungsuh"/>
                 <w:rtl w:val="0"/>
               </w:rPr>
-              <w:t xml:space="preserve">AIが「まだ話したことがない相手」の中から共通点を見つけて1人選び、今日できる小さな接点と、送る一言目を提案する</w:t>
+              <w:t xml:space="preserve">システムが共通授業・共通の空きコマ・共通イベントを照合して「次に会えそう」を提示し、テンプレートに差し込んだ誘い文を出す</w:t>
             </w:r>
           </w:p>
         </w:tc>
@@ -10200,7 +10200,7 @@
                 <w:rFonts w:ascii="Gungsuh" w:cs="Gungsuh" w:eastAsia="Gungsuh" w:hAnsi="Gungsuh"/>
                 <w:rtl w:val="0"/>
               </w:rPr>
-              <w:t xml:space="preserve">メンバー全員（特に別キャンパスの相手に対して）</w:t>
+              <w:t xml:space="preserve">交換した部員同士（特に新入部員側）</w:t>
             </w:r>
           </w:p>
         </w:tc>
@@ -10222,7 +10222,7 @@
                 <w:rFonts w:ascii="Gungsuh" w:cs="Gungsuh" w:eastAsia="Gungsuh" w:hAnsi="Gungsuh"/>
                 <w:rtl w:val="0"/>
               </w:rPr>
-              <w:t xml:space="preserve">誰に何と言えばいいかが決まるので、はじめましてのコストが消える。まだ関わっていない人が優先されるので、いつメン強化にならない</w:t>
+              <w:t xml:space="preserve">会う口実と文面が用意されるので、認識で止まらず実際の会話・予定につながる</w:t>
             </w:r>
           </w:p>
         </w:tc>
@@ -10250,7 +10250,7 @@
                 <w:rFonts w:ascii="Gungsuh" w:cs="Gungsuh" w:eastAsia="Gungsuh" w:hAnsi="Gungsuh"/>
                 <w:rtl w:val="0"/>
               </w:rPr>
-              <w:t xml:space="preserve">補足：瀬田と深草の2拠点に分かれていて、対面の機会が作りにくい</w:t>
+              <w:t xml:space="preserve">原因①：出会った文脈と「今」の情報を置く場所がない</w:t>
             </w:r>
           </w:p>
         </w:tc>
@@ -10272,7 +10272,7 @@
                 <w:rFonts w:ascii="Gungsuh" w:cs="Gungsuh" w:eastAsia="Gungsuh" w:hAnsi="Gungsuh"/>
                 <w:rtl w:val="0"/>
               </w:rPr>
-              <w:t xml:space="preserve">提案する接点を、オンラインで完結するサイズに限定する（30分の画面共有、コードを見せ合う、詰まりの相談、同じ技術の情報交換）</w:t>
+              <w:t xml:space="preserve">時間割の公開ON/OFF、Horizonイベントへの参加表明、「話したこと」の自分用メモ</w:t>
             </w:r>
           </w:p>
         </w:tc>
@@ -10294,7 +10294,7 @@
                 <w:rFonts w:ascii="Gungsuh" w:cs="Gungsuh" w:eastAsia="Gungsuh" w:hAnsi="Gungsuh"/>
                 <w:rtl w:val="0"/>
               </w:rPr>
-              <w:t xml:space="preserve">別キャンパス同士のメンバー</w:t>
+              <w:t xml:space="preserve">部員全員</w:t>
             </w:r>
           </w:p>
         </w:tc>
@@ -10316,7 +10316,7 @@
                 <w:rFonts w:ascii="Gungsuh" w:cs="Gungsuh" w:eastAsia="Gungsuh" w:hAnsi="Gungsuh"/>
                 <w:rtl w:val="0"/>
               </w:rPr>
-              <w:t xml:space="preserve">移動なしで成立するので、瀬田・深草の差そのものがなくなる</w:t>
+              <w:t xml:space="preserve">更新され続ける情報が共有され、次に会える機会がお互いに見える</w:t>
             </w:r>
           </w:p>
         </w:tc>
@@ -10420,7 +10420,7 @@
                 <w:rFonts w:ascii="Gungsuh" w:cs="Gungsuh" w:eastAsia="Gungsuh" w:hAnsi="Gungsuh"/>
                 <w:rtl w:val="0"/>
               </w:rPr>
-              <w:t xml:space="preserve">メンバーカードを更新 → AIが「まだ話していない相手」との共通点を見つける → 今日できる小さな接点と一言目を提案 → オンラインで30分やる → 「話した」が記録される。</w:t>
+              <w:t xml:space="preserve">URLで交換 → 出会いカードが自動でできる → つながり帳で共通点が見える → システムが「次に会えそう」を照合して提示 → 誘い文を確認して送る → 承認されると「一緒にする予定」になる。</w:t>
             </w:r>
           </w:p>
           <w:p>
@@ -10432,7 +10432,7 @@
                 <w:rFonts w:ascii="Gungsuh" w:cs="Gungsuh" w:eastAsia="Gungsuh" w:hAnsi="Gungsuh"/>
                 <w:rtl w:val="0"/>
               </w:rPr>
-              <w:t xml:space="preserve">中心価値は「サークル全員と仲良くさせること」ではなく、「まだ関わっていない相手との最初の1回を、確実に1つ作ること」に置く。</w:t>
+              <w:t xml:space="preserve">中心価値は「お互いを認識させること」で止めず、次に一緒にやることが決まるところまで運ぶことに置く。対象はHorizonの部員のみ。</w:t>
             </w:r>
           </w:p>
         </w:tc>
@@ -10515,7 +10515,7 @@
                 <w:rFonts w:ascii="Gungsuh" w:cs="Gungsuh" w:eastAsia="Gungsuh" w:hAnsi="Gungsuh"/>
                 <w:rtl w:val="0"/>
               </w:rPr>
-              <w:t xml:space="preserve">・Discord / Slack：全員いるが、誰が何をやっているかは分からず、誰と話すべきかも指されない。場所があるだけでは、もともと話す人がさらに話すだけになる＝原因②③④が残る。</w:t>
+              <w:t xml:space="preserve">・Instagram / LINE：交換して終わり。出会った文脈も相手の時間割も残らないので、思い出す材料にも誘う材料にもならない。</w:t>
             </w:r>
           </w:p>
           <w:p>
@@ -10527,7 +10527,7 @@
                 <w:rFonts w:ascii="Gungsuh" w:cs="Gungsuh" w:eastAsia="Gungsuh" w:hAnsi="Gungsuh"/>
                 <w:rtl w:val="0"/>
               </w:rPr>
-              <w:t xml:space="preserve">・Instagram / X：関係の濃い相手をさらに強く推す設計なので、まだ関わっていない人には届かない。むしろ固定化を強める方向に働く。</w:t>
+              <w:t xml:space="preserve">・Discord：自己紹介が入会時で止まり、誰が何をやっているかが見えない。全員いるだけでは新しい会話は生まれない。</w:t>
             </w:r>
           </w:p>
           <w:p>
@@ -10539,7 +10539,31 @@
                 <w:rFonts w:ascii="Gungsuh" w:cs="Gungsuh" w:eastAsia="Gungsuh" w:hAnsi="Gungsuh"/>
                 <w:rtl w:val="0"/>
               </w:rPr>
-              <w:t xml:space="preserve">・ChatGPT：メンバーが今何をやっていて、誰と話したことがあるかを知らないので、相手を選べない。</w:t>
+              <w:t xml:space="preserve">・ChatGPT：部員の誰が何をやっていて、誰と誰に共通点があるかというデータを持っていないので、照合も根拠のある提案もできない。</w:t>
+            </w:r>
+          </w:p>
+          <w:p>
+            <w:pPr>
+              <w:rPr/>
+            </w:pPr>
+            <w:r>
+              <w:rPr>
+                <w:rFonts w:ascii="Gungsuh" w:cs="Gungsuh" w:eastAsia="Gungsuh" w:hAnsi="Gungsuh"/>
+                <w:rtl w:val="0"/>
+              </w:rPr>
+              <w:t xml:space="preserve">・既存の時間割共有アプリ：自分の時間割管理が中心で、出会いの文脈の記録も、共通点から誘いにつなげる導線もない。</w:t>
+            </w:r>
+          </w:p>
+          <w:p>
+            <w:pPr>
+              <w:rPr/>
+            </w:pPr>
+            <w:r>
+              <w:rPr>
+                <w:rFonts w:ascii="Gungsuh" w:cs="Gungsuh" w:eastAsia="Gungsuh" w:hAnsi="Gungsuh"/>
+                <w:rtl w:val="0"/>
+              </w:rPr>
+              <w:t xml:space="preserve">→ 既存ツールが埋めていないのは「交換の瞬間に文脈と共通点が自動で残り、そこから次の予定まで運ぶ」部分。ここだけを作る。</w:t>
             </w:r>
           </w:p>
           <w:p>
@@ -10816,7 +10840,7 @@
                 <w:rFonts w:ascii="Gungsuh" w:cs="Gungsuh" w:eastAsia="Gungsuh" w:hAnsi="Gungsuh"/>
                 <w:rtl w:val="0"/>
               </w:rPr>
-              <w:t xml:space="preserve">まだ話したことがない相手の中から、共通点を根拠にAIが1人を選び、今日できる小さな接点と、送る一言目を出す機能。</w:t>
+              <w:t xml:space="preserve">交換で自動生成された出会いカードをもとに、共通授業・共通の空きコマ・共通イベントをシステムが照合して、「次に会えそう」と「そのまま送れる誘い文」を提示する機能。</w:t>
             </w:r>
           </w:p>
           <w:p>
@@ -10828,7 +10852,7 @@
                 <w:rFonts w:ascii="Gungsuh" w:cs="Gungsuh" w:eastAsia="Gungsuh" w:hAnsi="Gungsuh"/>
                 <w:rtl w:val="0"/>
               </w:rPr>
-              <w:t xml:space="preserve">（これを削ると、ただのメンバー名簿になり、関わる人が固定されている状態が何も変わらない）</w:t>
+              <w:t xml:space="preserve">（これを削ると、ただのプロフィール帳になり、交換した関係が立ち消える問題が何も変わらない）</w:t>
             </w:r>
           </w:p>
         </w:tc>
@@ -10909,7 +10933,7 @@
                 <w:rFonts w:ascii="Gungsuh" w:cs="Gungsuh" w:eastAsia="Gungsuh" w:hAnsi="Gungsuh"/>
                 <w:rtl w:val="0"/>
               </w:rPr>
-              <w:t xml:space="preserve">①メンバーボード：全員のカード（キャンパス・今つくっているもの・得意・詰まっていること）。「話したことがある／まだない」が見分けられる。</w:t>
+              <w:t xml:space="preserve">①つながり帳（中心画面）：検索＋フィルタ（最近会った／同じ授業／サークル／Horizon）、「最近つながった人」の大カード（出会った場面＋共通点タグ＋話したことメモ）、「みんなのプロフィール」一覧、「次に会えそう」の照合結果を1画面に縦に並べる。</w:t>
             </w:r>
           </w:p>
           <w:p>
@@ -10921,7 +10945,7 @@
                 <w:rFonts w:ascii="Gungsuh" w:cs="Gungsuh" w:eastAsia="Gungsuh" w:hAnsi="Gungsuh"/>
                 <w:rtl w:val="0"/>
               </w:rPr>
-              <w:t xml:space="preserve">②今日の一人：AIがまだ話していない相手を1人出す。共通点と根拠、今日できる小さな接点（オンラインで完結するサイズ）、送る一言目。</w:t>
+              <w:t xml:space="preserve">②出会いカード詳細：プロフィール、出会った文脈、共通授業・共通の空きコマ、「話したこと」の自分用メモの編集（相手には見えない）。</w:t>
             </w:r>
           </w:p>
           <w:p>
@@ -10933,7 +10957,7 @@
                 <w:rFonts w:ascii="Gungsuh" w:cs="Gungsuh" w:eastAsia="Gungsuh" w:hAnsi="Gungsuh"/>
                 <w:rtl w:val="0"/>
               </w:rPr>
-              <w:t xml:space="preserve">③接点の記録：やりとりしたら「話した」を記録。話した人が増えていくのが見える。</w:t>
+              <w:t xml:space="preserve">③次に会えそう→予定成立：「水曜3限、ミサキさんも空きコマ」→「一緒にどこか行ってみる？」→ 誘い文（テンプレ差し込み）を確認して送る → 相手の承認 → 「一緒にする予定」。</w:t>
             </w:r>
           </w:p>
         </w:tc>
@@ -11024,7 +11048,7 @@
                 <w:rFonts w:ascii="Gungsuh" w:cs="Gungsuh" w:eastAsia="Gungsuh" w:hAnsi="Gungsuh"/>
                 <w:rtl w:val="0"/>
               </w:rPr>
-              <w:t xml:space="preserve">・DM・チャット機能そのもの（既存のDiscordに渡す）</w:t>
+              <w:t xml:space="preserve">・QRコードのカメラ読み取り（「つながる」ボタンからの交換用URL共有で代替。QR画像の表示は余裕があれば）</w:t>
             </w:r>
           </w:p>
           <w:p>
@@ -11036,7 +11060,7 @@
                 <w:rFonts w:ascii="Gungsuh" w:cs="Gungsuh" w:eastAsia="Gungsuh" w:hAnsi="Gungsuh"/>
                 <w:rtl w:val="0"/>
               </w:rPr>
-              <w:t xml:space="preserve">・ビデオ通話・画面共有機能（既存ツールに渡す）</w:t>
+              <w:t xml:space="preserve">・AIによる誘い文の自由生成・共通点の推論（テンプレとルール照合で代替。将来、自由記述の興味から共通点を見つける部分にAIを使う）</w:t>
             </w:r>
           </w:p>
           <w:p>
@@ -11048,7 +11072,7 @@
                 <w:rFonts w:ascii="Gungsuh" w:cs="Gungsuh" w:eastAsia="Gungsuh" w:hAnsi="Gungsuh"/>
                 <w:rtl w:val="0"/>
               </w:rPr>
-              <w:t xml:space="preserve">・イベントの企画、出欠管理</w:t>
+              <w:t xml:space="preserve">・「誘われてもよい時間」の設定、複数人の予定の自動調整</w:t>
             </w:r>
           </w:p>
           <w:p>
@@ -11060,7 +11084,7 @@
                 <w:rFonts w:ascii="Gungsuh" w:cs="Gungsuh" w:eastAsia="Gungsuh" w:hAnsi="Gungsuh"/>
                 <w:rtl w:val="0"/>
               </w:rPr>
-              <w:t xml:space="preserve">・Discord / GitHub連携、カードの自動更新</w:t>
+              <w:t xml:space="preserve">・時間割の細かい公開範囲（全員／つながった人／選んだ人）　※今日は表示ON/OFFのみ</w:t>
             </w:r>
           </w:p>
           <w:p>
@@ -11072,7 +11096,7 @@
                 <w:rFonts w:ascii="Gungsuh" w:cs="Gungsuh" w:eastAsia="Gungsuh" w:hAnsi="Gungsuh"/>
                 <w:rtl w:val="0"/>
               </w:rPr>
-              <w:t xml:space="preserve">・スキルレベルの判定、相性スコアの表示</w:t>
+              <w:t xml:space="preserve">・大学公式システムとの連携、履修データの自動取り込み</w:t>
             </w:r>
           </w:p>
           <w:p>
@@ -11084,7 +11108,7 @@
                 <w:rFonts w:ascii="Gungsuh" w:cs="Gungsuh" w:eastAsia="Gungsuh" w:hAnsi="Gungsuh"/>
                 <w:rtl w:val="0"/>
               </w:rPr>
-              <w:t xml:space="preserve">・通知・リマインド</w:t>
+              <w:t xml:space="preserve">・本人確認・大学認証　・ブロック／通報（画面に存在だけ示す）</w:t>
             </w:r>
           </w:p>
           <w:p>
@@ -11096,7 +11120,7 @@
                 <w:rFonts w:ascii="Gungsuh" w:cs="Gungsuh" w:eastAsia="Gungsuh" w:hAnsi="Gungsuh"/>
                 <w:rtl w:val="0"/>
               </w:rPr>
-              <w:t xml:space="preserve">・運営向けの関係マップの可視化（次の段階で作る）</w:t>
+              <w:t xml:space="preserve">・現在地の共有、会話の録音・文字起こし</w:t>
             </w:r>
           </w:p>
           <w:p>
@@ -11108,7 +11132,43 @@
                 <w:rFonts w:ascii="Gungsuh" w:cs="Gungsuh" w:eastAsia="Gungsuh" w:hAnsi="Gungsuh"/>
                 <w:rtl w:val="0"/>
               </w:rPr>
-              <w:t xml:space="preserve">・AIが本人の確認なしにメッセージを送ること</w:t>
+              <w:t xml:space="preserve">・通知の個人最適化、Instagram / LINEへの共有</w:t>
+            </w:r>
+          </w:p>
+          <w:p>
+            <w:pPr>
+              <w:rPr/>
+            </w:pPr>
+            <w:r>
+              <w:rPr>
+                <w:rFonts w:ascii="Gungsuh" w:cs="Gungsuh" w:eastAsia="Gungsuh" w:hAnsi="Gungsuh"/>
+                <w:rtl w:val="0"/>
+              </w:rPr>
+              <w:t xml:space="preserve">・自動送信（送信前に必ずユーザーの確認を挟む）</w:t>
+            </w:r>
+          </w:p>
+          <w:p>
+            <w:pPr>
+              <w:rPr/>
+            </w:pPr>
+            <w:r>
+              <w:rPr>
+                <w:rFonts w:ascii="Gungsuh" w:cs="Gungsuh" w:eastAsia="Gungsuh" w:hAnsi="Gungsuh"/>
+                <w:rtl w:val="0"/>
+              </w:rPr>
+              <w:t xml:space="preserve">・Horizon部員以外（他サークル・大学全体）への展開</w:t>
+            </w:r>
+          </w:p>
+          <w:p>
+            <w:pPr>
+              <w:rPr/>
+            </w:pPr>
+            <w:r>
+              <w:rPr>
+                <w:rFonts w:ascii="Gungsuh" w:cs="Gungsuh" w:eastAsia="Gungsuh" w:hAnsi="Gungsuh"/>
+                <w:rtl w:val="0"/>
+              </w:rPr>
+              <w:t xml:space="preserve">・ホーム／予定／プロフィールタブの作り込み（ナビとして見せるだけ。中身は静的でよい）</w:t>
             </w:r>
           </w:p>
         </w:tc>
@@ -11421,7 +11481,7 @@
                 <w:rFonts w:ascii="Gungsuh" w:cs="Gungsuh" w:eastAsia="Gungsuh" w:hAnsi="Gungsuh"/>
                 <w:rtl w:val="0"/>
               </w:rPr>
-              <w:t xml:space="preserve">クロス（Cross）（仮）　※他候補：わたり／Horizon Bridge。Step7で確定する。</w:t>
+              <w:t xml:space="preserve">つながり帳　―出会った人を、次のつながりへ―</w:t>
             </w:r>
           </w:p>
         </w:tc>
@@ -11495,7 +11555,7 @@
                 <w:rFonts w:ascii="Gungsuh" w:cs="Gungsuh" w:eastAsia="Gungsuh" w:hAnsi="Gungsuh"/>
                 <w:rtl w:val="0"/>
               </w:rPr>
-              <w:t xml:space="preserve">Horizonは瀬田と深草の2拠点で活動していて、自分たちがまさに「同じサークルなのに話したことがない人が大半」という状態にいる。名簿を見れば、話したことがない人が何人いるかを今この場で数えられる。</w:t>
+              <w:t xml:space="preserve">Horizonの新歓や初回の活動で、新入部員と既存部員が連絡先を交換しても、相手を思い出す文脈と次に関わるきっかけが残らず、関係がそのまま立ち消えている。これは自分たちの団体で毎年起きていることで、部員名簿とSNSの交換履歴から「交換したのに関わりが消えた人数」を今日この場で数えられる。</w:t>
             </w:r>
           </w:p>
           <w:p>
@@ -11507,7 +11567,7 @@
                 <w:rFonts w:ascii="Gungsuh" w:cs="Gungsuh" w:eastAsia="Gungsuh" w:hAnsi="Gungsuh"/>
                 <w:rtl w:val="0"/>
               </w:rPr>
-              <w:t xml:space="preserve">そして来週から自分たちのサークルで使って、「話した人の数が増えたか」という形で結果が出る現場を持っている。</w:t>
+              <w:t xml:space="preserve">そして次の新歓・次の活動という、作ったものをすぐ使って検証できる現場を自分たちが持っている。</w:t>
             </w:r>
           </w:p>
         </w:tc>
@@ -11581,7 +11641,7 @@
                 <w:rFonts w:ascii="Gungsuh" w:cs="Gungsuh" w:eastAsia="Gungsuh" w:hAnsi="Gungsuh"/>
                 <w:rtl w:val="0"/>
               </w:rPr>
-              <w:t xml:space="preserve">同じサークルなのに、まだ一度も話したことがない人との最初の1回をつくるアプリ。</w:t>
+              <w:t xml:space="preserve">出会った人を「どこで会って、何が共通か」ごと記録し、共通の授業・空きコマ・イベントから次に会えるきっかけを教えてくれる、Horizon部員のつながり帳。</w:t>
             </w:r>
           </w:p>
         </w:tc>
@@ -11655,7 +11715,7 @@
                 <w:rFonts w:ascii="Gungsuh" w:cs="Gungsuh" w:eastAsia="Gungsuh" w:hAnsi="Gungsuh"/>
                 <w:rtl w:val="0"/>
               </w:rPr>
-              <w:t xml:space="preserve">・DM・チャット機能そのもの（既存のDiscordに渡す）</w:t>
+              <w:t xml:space="preserve">・QRコードのカメラ読み取り（「つながる」ボタンからの交換用URL共有で代替。QR画像の表示は余裕があれば）</w:t>
             </w:r>
           </w:p>
           <w:p>
@@ -11667,7 +11727,7 @@
                 <w:rFonts w:ascii="Gungsuh" w:cs="Gungsuh" w:eastAsia="Gungsuh" w:hAnsi="Gungsuh"/>
                 <w:rtl w:val="0"/>
               </w:rPr>
-              <w:t xml:space="preserve">・ビデオ通話・画面共有機能（既存ツールに渡す）</w:t>
+              <w:t xml:space="preserve">・AIによる誘い文の自由生成・共通点の推論（テンプレとルール照合で代替。将来、自由記述の興味から共通点を見つける部分にAIを使う）</w:t>
             </w:r>
           </w:p>
           <w:p>
@@ -11679,7 +11739,7 @@
                 <w:rFonts w:ascii="Gungsuh" w:cs="Gungsuh" w:eastAsia="Gungsuh" w:hAnsi="Gungsuh"/>
                 <w:rtl w:val="0"/>
               </w:rPr>
-              <w:t xml:space="preserve">・イベントの企画、出欠管理</w:t>
+              <w:t xml:space="preserve">・「誘われてもよい時間」の設定、複数人の予定の自動調整</w:t>
             </w:r>
           </w:p>
           <w:p>
@@ -11691,7 +11751,7 @@
                 <w:rFonts w:ascii="Gungsuh" w:cs="Gungsuh" w:eastAsia="Gungsuh" w:hAnsi="Gungsuh"/>
                 <w:rtl w:val="0"/>
               </w:rPr>
-              <w:t xml:space="preserve">・Discord / GitHub連携、カードの自動更新</w:t>
+              <w:t xml:space="preserve">・時間割の細かい公開範囲（全員／つながった人／選んだ人）　※今日は表示ON/OFFのみ</w:t>
             </w:r>
           </w:p>
           <w:p>
@@ -11703,7 +11763,7 @@
                 <w:rFonts w:ascii="Gungsuh" w:cs="Gungsuh" w:eastAsia="Gungsuh" w:hAnsi="Gungsuh"/>
                 <w:rtl w:val="0"/>
               </w:rPr>
-              <w:t xml:space="preserve">・スキルレベルの判定、相性スコアの表示</w:t>
+              <w:t xml:space="preserve">・大学公式システムとの連携、履修データの自動取り込み</w:t>
             </w:r>
           </w:p>
           <w:p>
@@ -11715,7 +11775,7 @@
                 <w:rFonts w:ascii="Gungsuh" w:cs="Gungsuh" w:eastAsia="Gungsuh" w:hAnsi="Gungsuh"/>
                 <w:rtl w:val="0"/>
               </w:rPr>
-              <w:t xml:space="preserve">・通知・リマインド</w:t>
+              <w:t xml:space="preserve">・本人確認・大学認証　・ブロック／通報（画面に存在だけ示す）</w:t>
             </w:r>
           </w:p>
           <w:p>
@@ -11727,7 +11787,7 @@
                 <w:rFonts w:ascii="Gungsuh" w:cs="Gungsuh" w:eastAsia="Gungsuh" w:hAnsi="Gungsuh"/>
                 <w:rtl w:val="0"/>
               </w:rPr>
-              <w:t xml:space="preserve">・運営向けの関係マップの可視化（次の段階で作る）</w:t>
+              <w:t xml:space="preserve">・現在地の共有、会話の録音・文字起こし</w:t>
             </w:r>
           </w:p>
           <w:p>
@@ -11739,7 +11799,43 @@
                 <w:rFonts w:ascii="Gungsuh" w:cs="Gungsuh" w:eastAsia="Gungsuh" w:hAnsi="Gungsuh"/>
                 <w:rtl w:val="0"/>
               </w:rPr>
-              <w:t xml:space="preserve">・AIが本人の確認なしにメッセージを送ること</w:t>
+              <w:t xml:space="preserve">・通知の個人最適化、Instagram / LINEへの共有</w:t>
+            </w:r>
+          </w:p>
+          <w:p>
+            <w:pPr>
+              <w:rPr/>
+            </w:pPr>
+            <w:r>
+              <w:rPr>
+                <w:rFonts w:ascii="Gungsuh" w:cs="Gungsuh" w:eastAsia="Gungsuh" w:hAnsi="Gungsuh"/>
+                <w:rtl w:val="0"/>
+              </w:rPr>
+              <w:t xml:space="preserve">・自動送信（送信前に必ずユーザーの確認を挟む）</w:t>
+            </w:r>
+          </w:p>
+          <w:p>
+            <w:pPr>
+              <w:rPr/>
+            </w:pPr>
+            <w:r>
+              <w:rPr>
+                <w:rFonts w:ascii="Gungsuh" w:cs="Gungsuh" w:eastAsia="Gungsuh" w:hAnsi="Gungsuh"/>
+                <w:rtl w:val="0"/>
+              </w:rPr>
+              <w:t xml:space="preserve">・Horizon部員以外（他サークル・大学全体）への展開</w:t>
+            </w:r>
+          </w:p>
+          <w:p>
+            <w:pPr>
+              <w:rPr/>
+            </w:pPr>
+            <w:r>
+              <w:rPr>
+                <w:rFonts w:ascii="Gungsuh" w:cs="Gungsuh" w:eastAsia="Gungsuh" w:hAnsi="Gungsuh"/>
+                <w:rtl w:val="0"/>
+              </w:rPr>
+              <w:t xml:space="preserve">・ホーム／予定／プロフィールタブの作り込み（ナビとして見せるだけ。中身は静的でよい）</w:t>
             </w:r>
           </w:p>
         </w:tc>
@@ -11836,7 +11932,7 @@
                 <w:rFonts w:ascii="Gungsuh" w:cs="Gungsuh" w:eastAsia="Gungsuh" w:hAnsi="Gungsuh"/>
                 <w:rtl w:val="0"/>
               </w:rPr>
-              <w:t xml:space="preserve">①メンバーカード（所属キャンパス・今つくっているもの・得意・今詰まっていること）</w:t>
+              <w:t xml:space="preserve">①プロフィール登録（ニックネーム・学部・学年・キャンパス・興味/得意な技術）と、「つながる」ボタンからの交換用URL共有</w:t>
             </w:r>
           </w:p>
           <w:p>
@@ -11848,7 +11944,7 @@
                 <w:rFonts w:ascii="Gungsuh" w:cs="Gungsuh" w:eastAsia="Gungsuh" w:hAnsi="Gungsuh"/>
                 <w:rtl w:val="0"/>
               </w:rPr>
-              <w:t xml:space="preserve">②メンバーボードで、全員のカードと「話したことがある／まだない」が見分けられる</w:t>
+              <w:t xml:space="preserve">②URLを開くと相互に「出会いカード」が自動生成される（交換日時、出会った場面＝「Horizon新歓で出会いました」、共通点タグ＝共通授業・興味）</w:t>
             </w:r>
           </w:p>
           <w:p>
@@ -11860,7 +11956,7 @@
                 <w:rFonts w:ascii="Gungsuh" w:cs="Gungsuh" w:eastAsia="Gungsuh" w:hAnsi="Gungsuh"/>
                 <w:rtl w:val="0"/>
               </w:rPr>
-              <w:t xml:space="preserve">③AIが「まだ話していない相手」の中から、共通点を根拠に1人を選ぶ</w:t>
+              <w:t xml:space="preserve">③つながり帳画面（中心画面）：検索＋フィルタチップ、「最近つながった人」の大カード、「みんなのプロフィール」の一覧、「次に会えそう」の照合結果を1画面に縦に並べる</w:t>
             </w:r>
           </w:p>
           <w:p>
@@ -11872,7 +11968,7 @@
                 <w:rFonts w:ascii="Gungsuh" w:cs="Gungsuh" w:eastAsia="Gungsuh" w:hAnsi="Gungsuh"/>
                 <w:rtl w:val="0"/>
               </w:rPr>
-              <w:t xml:space="preserve">④その相手と今日できる小さな接点を提案する（オンラインで完結するサイズに限定）</w:t>
+              <w:t xml:space="preserve">④出会いカード詳細：プロフィール、出会った文脈、共通授業・共通の空きコマ、「話したこと」の自分用メモ（相手には見えない）</w:t>
             </w:r>
           </w:p>
           <w:p>
@@ -11884,7 +11980,7 @@
                 <w:rFonts w:ascii="Gungsuh" w:cs="Gungsuh" w:eastAsia="Gungsuh" w:hAnsi="Gungsuh"/>
                 <w:rtl w:val="0"/>
               </w:rPr>
-              <w:t xml:space="preserve">⑤送る一言目を生成する（本人が確認・編集してから使う）</w:t>
+              <w:t xml:space="preserve">⑤時間割の登録と公開ON/OFF。システムが共通授業・共通の空きコマ・共通イベントを照合し、「水曜3限、ミサキさんも空きコマ」のような「次に会えそう」を提示（非公開の時間割は照合結果の表示に使わない）</w:t>
             </w:r>
           </w:p>
           <w:p>
@@ -11896,7 +11992,7 @@
                 <w:rFonts w:ascii="Gungsuh" w:cs="Gungsuh" w:eastAsia="Gungsuh" w:hAnsi="Gungsuh"/>
                 <w:rtl w:val="0"/>
               </w:rPr>
-              <w:t xml:space="preserve">⑥「話した」を記録し、話したことがある人が増えていくのを見せる</w:t>
+              <w:t xml:space="preserve">⑥「一緒にどこか行ってみる？」→ テンプレートに差し込んだ誘い文を確認して送る → 相手の承認 → 「一緒にする予定」として表示</w:t>
             </w:r>
           </w:p>
         </w:tc>
@@ -14844,7 +14940,7 @@
                 <w:rFonts w:ascii="Gungsuh" w:cs="Gungsuh" w:eastAsia="Gungsuh" w:hAnsi="Gungsuh"/>
                 <w:rtl w:val="0"/>
               </w:rPr>
-              <w:t xml:space="preserve">プログラミングサークルHorizonは瀬田キャンパスと深草キャンパスの2拠点で活動しているため、別キャンパスのメンバーとは名前を知っているだけで一度も話したことがなく、関わる相手がいつもの数人に固定されている。</w:t>
+              <w:t xml:space="preserve">Horizonの新歓や初回の活動で、新入部員と既存部員が連絡先を交換しても、相手を思い出す文脈と次に関わるきっかけが残らず、交換したはずの関係がそのまま立ち消えている。</w:t>
             </w:r>
           </w:p>
           <w:p>
@@ -14856,7 +14952,7 @@
                 <w:rFonts w:ascii="Gungsuh" w:cs="Gungsuh" w:eastAsia="Gungsuh" w:hAnsi="Gungsuh"/>
                 <w:rtl w:val="0"/>
               </w:rPr>
-              <w:t xml:space="preserve">原因は、相手が今何をやっているかが見えず共通点が分からないことと、用がないのに話しかける一言目のコストが高いこと。DiscordもイベントもSNSも「場所」を用意するだけで、誰と誰が話すべきかを指していない。</w:t>
+              <w:t xml:space="preserve">原因は、相手が今何をやっているかが見えず共通点が分からないこと。SNSは「連絡できる状態」までしか作らず、思い出す文脈と次に会うきっかけを残す役を誰も担っていない。</w:t>
             </w:r>
           </w:p>
         </w:tc>
@@ -14937,19 +15033,7 @@
                 <w:rFonts w:ascii="Gungsuh" w:cs="Gungsuh" w:eastAsia="Gungsuh" w:hAnsi="Gungsuh"/>
                 <w:rtl w:val="0"/>
               </w:rPr>
-              <w:t xml:space="preserve">Horizonのメンバー全員。特に、自分の拠点に同じ興味の人がいないメンバー（瀬田にいてWeb系をやりたい、深草にいて機械学習をやりたい、など）。</w:t>
-            </w:r>
-          </w:p>
-          <w:p>
-            <w:pPr>
-              <w:rPr/>
-            </w:pPr>
-            <w:r>
-              <w:rPr>
-                <w:rFonts w:ascii="Gungsuh" w:cs="Gungsuh" w:eastAsia="Gungsuh" w:hAnsi="Gungsuh"/>
-                <w:rtl w:val="0"/>
-              </w:rPr>
-              <w:t xml:space="preserve">あわせて、拠点をまたいだ企画が組めずにいる運営メンバー。</w:t>
+              <w:t xml:space="preserve">Horizonの部員。特に、新歓・初回活動で多くの先輩・同期と連絡先を交換する新入部員と、新入部員を迎える既存部員。</w:t>
             </w:r>
           </w:p>
         </w:tc>
@@ -15030,7 +15114,7 @@
                 <w:rFonts w:ascii="Gungsuh" w:cs="Gungsuh" w:eastAsia="Gungsuh" w:hAnsi="Gungsuh"/>
                 <w:rtl w:val="0"/>
               </w:rPr>
-              <w:t xml:space="preserve">メンバーカード（キャンパス・今つくっているもの・得意・詰まっていること）をもとに、AIが「まだ話したことがない相手」の中から共通点を根拠に1人を選び、今日できる小さな接点と、送る一言目を提案する。</w:t>
+              <w:t xml:space="preserve">「つながり帳」。交換用URLを開くと、出会った場面と共通点が入った「出会いカード」が自動で残る。</w:t>
             </w:r>
           </w:p>
           <w:p>
@@ -15042,7 +15126,7 @@
                 <w:rFonts w:ascii="Gungsuh" w:cs="Gungsuh" w:eastAsia="Gungsuh" w:hAnsi="Gungsuh"/>
                 <w:rtl w:val="0"/>
               </w:rPr>
-              <w:t xml:space="preserve">接点はオンラインで完結するサイズに限定するので、キャンパスが離れていることが不利にならない。仲のいい人をさらに推す既存のSNSとは逆に、まだ関わっていない人を優先して出す。</w:t>
+              <w:t xml:space="preserve">システムが共通授業・共通の空きコマ・共通イベントを照合して「次に会えそう」と誘い文を提示し、相手の承認で「一緒にする予定」になる。記録で止めず、次の行動が決まるところまで運ぶ。</w:t>
             </w:r>
           </w:p>
         </w:tc>
@@ -15123,7 +15207,7 @@
                 <w:rFonts w:ascii="Gungsuh" w:cs="Gungsuh" w:eastAsia="Gungsuh" w:hAnsi="Gungsuh"/>
                 <w:rtl w:val="0"/>
               </w:rPr>
-              <w:t xml:space="preserve">①メンバーボード（全員のカードと、話したことがある／まだない の区別）</w:t>
+              <w:t xml:space="preserve">①URL交換による出会いカードの自動生成（出会った場面＋共通点タグ）</w:t>
             </w:r>
           </w:p>
           <w:p>
@@ -15135,7 +15219,7 @@
                 <w:rFonts w:ascii="Gungsuh" w:cs="Gungsuh" w:eastAsia="Gungsuh" w:hAnsi="Gungsuh"/>
                 <w:rtl w:val="0"/>
               </w:rPr>
-              <w:t xml:space="preserve">②AIが「まだ話していない相手」を1人選び、共通点・今日できる接点・一言目を出す</w:t>
+              <w:t xml:space="preserve">②つながり帳画面（検索・フィルタ、最近つながった人、みんなのプロフィール、次に会えそう）</w:t>
             </w:r>
           </w:p>
           <w:p>
@@ -15147,7 +15231,7 @@
                 <w:rFonts w:ascii="Gungsuh" w:cs="Gungsuh" w:eastAsia="Gungsuh" w:hAnsi="Gungsuh"/>
                 <w:rtl w:val="0"/>
               </w:rPr>
-              <w:t xml:space="preserve">③「話した」の記録と、話したことがある人が増えていく表示</w:t>
+              <w:t xml:space="preserve">③共通授業・空きコマ・イベントの照合 → 誘い文 → 承認 → 「一緒にする予定」</w:t>
             </w:r>
           </w:p>
         </w:tc>
@@ -15311,7 +15395,7 @@
                 <w:rFonts w:ascii="Gungsuh" w:cs="Gungsuh" w:eastAsia="Gungsuh" w:hAnsi="Gungsuh"/>
                 <w:rtl w:val="0"/>
               </w:rPr>
-              <w:t xml:space="preserve">瀬田・深草の2拠点に分かれているため、別キャンパスのメンバーとは一度も話したことがなく、関わる相手がいつもの数人に固定されている。</w:t>
+              <w:t xml:space="preserve">新歓や初回の活動で連絡先を交換しても、相手を思い出す文脈と次に関わるきっかけが残らず、交換したはずの関係が立ち消えている。</w:t>
             </w:r>
           </w:p>
         </w:tc>
@@ -15385,7 +15469,7 @@
                 <w:rFonts w:ascii="Gungsuh" w:cs="Gungsuh" w:eastAsia="Gungsuh" w:hAnsi="Gungsuh"/>
                 <w:rtl w:val="0"/>
               </w:rPr>
-              <w:t xml:space="preserve">Horizonのメンバー全員。特に自分の拠点に同じ興味の人がいないメンバーと、拠点をまたいだ企画が組めずにいる運営。</w:t>
+              <w:t xml:space="preserve">Horizonの部員。特に新歓・初回活動で多くの相手と連絡先を交換する新入部員。</w:t>
             </w:r>
           </w:p>
         </w:tc>
@@ -15459,7 +15543,7 @@
                 <w:rFonts w:ascii="Gungsuh" w:cs="Gungsuh" w:eastAsia="Gungsuh" w:hAnsi="Gungsuh"/>
                 <w:rtl w:val="0"/>
               </w:rPr>
-              <w:t xml:space="preserve">AIが「まだ話したことがない相手」の中から共通点を根拠に1人選び、オンラインで完結する小さな接点と、送る一言目を提案する。</w:t>
+              <w:t xml:space="preserve">「つながり帳」。URL交換で出会った場面と共通点が自動で残り、システムが共通授業・空きコマ・イベントを照合して次に会えるきっかけと誘い文を出す。</w:t>
             </w:r>
           </w:p>
         </w:tc>
@@ -15533,7 +15617,7 @@
                 <w:rFonts w:ascii="Gungsuh" w:cs="Gungsuh" w:eastAsia="Gungsuh" w:hAnsi="Gungsuh"/>
                 <w:rtl w:val="0"/>
               </w:rPr>
-              <w:t xml:space="preserve">①メンバーボード（話したことがある／まだない の区別）　②AIによる相手の選定・共通点・接点・一言目の提案　③「話した」の記録</w:t>
+              <w:t xml:space="preserve">①URL交換→出会いカード自動生成　②つながり帳画面（検索・一覧・次に会えそう）　③照合→誘い文→承認→一緒にする予定</w:t>
             </w:r>
           </w:p>
         </w:tc>
